--- a/Documentos/PROYECTO DE TITULO CENTINELA.docx
+++ b/Documentos/PROYECTO DE TITULO CENTINELA.docx
@@ -4938,21 +4938,7 @@
         <w:rPr>
           <w:lang w:val="es-CL"/>
         </w:rPr>
-        <w:t xml:space="preserve">, orientada a realizar análisis de seguridad sobre dominios o </w:t>
-      </w:r>
-      <w:proofErr w:type="spellStart"/>
-      <w:r>
-        <w:rPr>
-          <w:lang w:val="es-CL"/>
-        </w:rPr>
-        <w:t>IPs</w:t>
-      </w:r>
-      <w:proofErr w:type="spellEnd"/>
-      <w:r>
-        <w:rPr>
-          <w:lang w:val="es-CL"/>
-        </w:rPr>
-        <w:t xml:space="preserve"> públicas. </w:t>
+        <w:t xml:space="preserve">, orientada a realizar análisis de seguridad sobre dominios o IPs públicas. </w:t>
       </w:r>
     </w:p>
     <w:p>
@@ -5050,21 +5036,7 @@
         <w:rPr>
           <w:lang w:val="es-CL"/>
         </w:rPr>
-        <w:t xml:space="preserve">de </w:t>
-      </w:r>
-      <w:proofErr w:type="spellStart"/>
-      <w:r>
-        <w:rPr>
-          <w:lang w:val="es-CL"/>
-        </w:rPr>
-        <w:t>headers</w:t>
-      </w:r>
-      <w:proofErr w:type="spellEnd"/>
-      <w:r>
-        <w:rPr>
-          <w:lang w:val="es-CL"/>
-        </w:rPr>
-        <w:t xml:space="preserve"> HTTP</w:t>
+        <w:t>de headers HTTP</w:t>
       </w:r>
       <w:r>
         <w:rPr>
@@ -5166,16 +5138,8 @@
         <w:rPr>
           <w:lang w:val="es-CL"/>
         </w:rPr>
-        <w:t xml:space="preserve"> de </w:t>
+        <w:t xml:space="preserve"> de dorks</w:t>
       </w:r>
-      <w:proofErr w:type="spellStart"/>
-      <w:r>
-        <w:rPr>
-          <w:lang w:val="es-CL"/>
-        </w:rPr>
-        <w:t>dorks</w:t>
-      </w:r>
-      <w:proofErr w:type="spellEnd"/>
       <w:r>
         <w:rPr>
           <w:lang w:val="es-CL"/>
@@ -5214,27 +5178,9 @@
         <w:pStyle w:val="Heading3"/>
       </w:pPr>
       <w:bookmarkStart w:id="6" w:name="_Toc212391475"/>
-      <w:proofErr w:type="spellStart"/>
       <w:r>
-        <w:t>FUNCIONALIdades</w:t>
+        <w:t>FUNCIONALIdades adicionales del sistema</w:t>
       </w:r>
-      <w:proofErr w:type="spellEnd"/>
-      <w:r>
-        <w:t xml:space="preserve"> </w:t>
-      </w:r>
-      <w:proofErr w:type="spellStart"/>
-      <w:r>
-        <w:t>adicionales</w:t>
-      </w:r>
-      <w:proofErr w:type="spellEnd"/>
-      <w:r>
-        <w:t xml:space="preserve"> del </w:t>
-      </w:r>
-      <w:proofErr w:type="spellStart"/>
-      <w:r>
-        <w:t>sistema</w:t>
-      </w:r>
-      <w:proofErr w:type="spellEnd"/>
       <w:r>
         <w:t>:</w:t>
       </w:r>
@@ -5351,21 +5297,7 @@
         <w:rPr>
           <w:lang w:val="es-CL"/>
         </w:rPr>
-        <w:t xml:space="preserve">Procesamiento asíncrono a través de </w:t>
-      </w:r>
-      <w:proofErr w:type="spellStart"/>
-      <w:r>
-        <w:rPr>
-          <w:lang w:val="es-CL"/>
-        </w:rPr>
-        <w:t>Celery</w:t>
-      </w:r>
-      <w:proofErr w:type="spellEnd"/>
-      <w:r>
-        <w:rPr>
-          <w:lang w:val="es-CL"/>
-        </w:rPr>
-        <w:t xml:space="preserve"> y Redis, permitiendo múltiples escaneos en segundo plano sin bloquear el servidor web.</w:t>
+        <w:t>Procesamiento asíncrono a través de Celery y Redis, permitiendo múltiples escaneos en segundo plano sin bloquear el servidor web.</w:t>
       </w:r>
     </w:p>
     <w:p>
@@ -5380,19 +5312,11 @@
           <w:lang w:val="es-CL"/>
         </w:rPr>
       </w:pPr>
-      <w:proofErr w:type="spellStart"/>
       <w:r>
         <w:rPr>
           <w:lang w:val="es-CL"/>
         </w:rPr>
-        <w:t>Backend</w:t>
-      </w:r>
-      <w:proofErr w:type="spellEnd"/>
-      <w:r>
-        <w:rPr>
-          <w:lang w:val="es-CL"/>
-        </w:rPr>
-        <w:t xml:space="preserve"> desarrollado con Django</w:t>
+        <w:t>Backend desarrollado con Django</w:t>
       </w:r>
       <w:r>
         <w:rPr>
@@ -5413,33 +5337,11 @@
           <w:lang w:val="es-CL"/>
         </w:rPr>
       </w:pPr>
-      <w:proofErr w:type="spellStart"/>
       <w:r>
         <w:rPr>
           <w:lang w:val="es-CL"/>
         </w:rPr>
-        <w:t>Frontend</w:t>
-      </w:r>
-      <w:proofErr w:type="spellEnd"/>
-      <w:r>
-        <w:rPr>
-          <w:lang w:val="es-CL"/>
-        </w:rPr>
-        <w:t xml:space="preserve"> desarrollado con Django </w:t>
-      </w:r>
-      <w:proofErr w:type="spellStart"/>
-      <w:r>
-        <w:rPr>
-          <w:lang w:val="es-CL"/>
-        </w:rPr>
-        <w:t>templates</w:t>
-      </w:r>
-      <w:proofErr w:type="spellEnd"/>
-      <w:r>
-        <w:rPr>
-          <w:lang w:val="es-CL"/>
-        </w:rPr>
-        <w:t>.</w:t>
+        <w:t>Frontend desarrollado con Django templates.</w:t>
       </w:r>
     </w:p>
     <w:p>
@@ -5514,16 +5416,8 @@
         <w:rPr>
           <w:lang w:val="es-CL"/>
         </w:rPr>
-        <w:t xml:space="preserve"> y sincronización en Docker </w:t>
+        <w:t xml:space="preserve"> y sincronización en Docker Compose</w:t>
       </w:r>
-      <w:proofErr w:type="spellStart"/>
-      <w:r>
-        <w:rPr>
-          <w:lang w:val="es-CL"/>
-        </w:rPr>
-        <w:t>Compose</w:t>
-      </w:r>
-      <w:proofErr w:type="spellEnd"/>
       <w:r>
         <w:rPr>
           <w:lang w:val="es-CL"/>
@@ -6127,49 +6021,7 @@
               <w:rPr>
                 <w:lang w:val="es-CL"/>
               </w:rPr>
-              <w:t xml:space="preserve">El sistema debe ejecutar múltiples escaneos: </w:t>
-            </w:r>
-            <w:proofErr w:type="spellStart"/>
-            <w:r>
-              <w:rPr>
-                <w:lang w:val="es-CL"/>
-              </w:rPr>
-              <w:t>Nmap</w:t>
-            </w:r>
-            <w:proofErr w:type="spellEnd"/>
-            <w:r>
-              <w:rPr>
-                <w:lang w:val="es-CL"/>
-              </w:rPr>
-              <w:t xml:space="preserve">, WHOIS, </w:t>
-            </w:r>
-            <w:proofErr w:type="spellStart"/>
-            <w:r>
-              <w:rPr>
-                <w:lang w:val="es-CL"/>
-              </w:rPr>
-              <w:t>Headers</w:t>
-            </w:r>
-            <w:proofErr w:type="spellEnd"/>
-            <w:r>
-              <w:rPr>
-                <w:lang w:val="es-CL"/>
-              </w:rPr>
-              <w:t xml:space="preserve"> HTTP, Certificado SSL, DNS Resolver, </w:t>
-            </w:r>
-            <w:proofErr w:type="spellStart"/>
-            <w:r>
-              <w:rPr>
-                <w:lang w:val="es-CL"/>
-              </w:rPr>
-              <w:t>Dorks</w:t>
-            </w:r>
-            <w:proofErr w:type="spellEnd"/>
-            <w:r>
-              <w:rPr>
-                <w:lang w:val="es-CL"/>
-              </w:rPr>
-              <w:t>.</w:t>
+              <w:t>El sistema debe ejecutar múltiples escaneos: Nmap, WHOIS, Headers HTTP, Certificado SSL, DNS Resolver, Dorks.</w:t>
             </w:r>
           </w:p>
         </w:tc>
@@ -6249,7 +6101,13 @@
               <w:rPr>
                 <w:lang w:val="es-CL"/>
               </w:rPr>
-              <w:t>RF-04</w:t>
+              <w:t>RF-0</w:t>
+            </w:r>
+            <w:r>
+              <w:rPr>
+                <w:lang w:val="es-CL"/>
+              </w:rPr>
+              <w:t>5</w:t>
             </w:r>
           </w:p>
         </w:tc>
@@ -6292,7 +6150,13 @@
               <w:rPr>
                 <w:lang w:val="es-CL"/>
               </w:rPr>
-              <w:t>RF-05</w:t>
+              <w:t>RF-0</w:t>
+            </w:r>
+            <w:r>
+              <w:rPr>
+                <w:lang w:val="es-CL"/>
+              </w:rPr>
+              <w:t>6</w:t>
             </w:r>
           </w:p>
         </w:tc>
@@ -6336,7 +6200,13 @@
               <w:rPr>
                 <w:lang w:val="es-CL"/>
               </w:rPr>
-              <w:t>RF-06</w:t>
+              <w:t>RF-0</w:t>
+            </w:r>
+            <w:r>
+              <w:rPr>
+                <w:lang w:val="es-CL"/>
+              </w:rPr>
+              <w:t>7</w:t>
             </w:r>
           </w:p>
         </w:tc>
@@ -6397,7 +6267,7 @@
               <w:rPr>
                 <w:lang w:val="es-CL"/>
               </w:rPr>
-              <w:t>7</w:t>
+              <w:t>8</w:t>
             </w:r>
           </w:p>
         </w:tc>
@@ -6483,7 +6353,7 @@
               <w:rPr>
                 <w:lang w:val="es-CL"/>
               </w:rPr>
-              <w:t>8</w:t>
+              <w:t>9</w:t>
             </w:r>
           </w:p>
         </w:tc>
@@ -6526,13 +6396,13 @@
               <w:rPr>
                 <w:lang w:val="es-CL"/>
               </w:rPr>
-              <w:t>RF-0</w:t>
-            </w:r>
-            <w:r>
-              <w:rPr>
-                <w:lang w:val="es-CL"/>
-              </w:rPr>
-              <w:t>9</w:t>
+              <w:t>RF-</w:t>
+            </w:r>
+            <w:r>
+              <w:rPr>
+                <w:lang w:val="es-CL"/>
+              </w:rPr>
+              <w:t>10</w:t>
             </w:r>
           </w:p>
         </w:tc>
@@ -6582,7 +6452,13 @@
               <w:rPr>
                 <w:lang w:val="es-CL"/>
               </w:rPr>
-              <w:t>10</w:t>
+              <w:t>1</w:t>
+            </w:r>
+            <w:r>
+              <w:rPr>
+                <w:lang w:val="es-CL"/>
+              </w:rPr>
+              <w:t>1</w:t>
             </w:r>
           </w:p>
         </w:tc>
@@ -6631,7 +6507,7 @@
               <w:rPr>
                 <w:lang w:val="es-CL"/>
               </w:rPr>
-              <w:t>1</w:t>
+              <w:t>2</w:t>
             </w:r>
           </w:p>
         </w:tc>
@@ -6681,7 +6557,7 @@
               <w:rPr>
                 <w:lang w:val="es-CL"/>
               </w:rPr>
-              <w:t>2</w:t>
+              <w:t>3</w:t>
             </w:r>
           </w:p>
         </w:tc>
@@ -6736,7 +6612,13 @@
               <w:rPr>
                 <w:lang w:val="es-CL"/>
               </w:rPr>
-              <w:t>RF-13</w:t>
+              <w:t>RF-1</w:t>
+            </w:r>
+            <w:r>
+              <w:rPr>
+                <w:lang w:val="es-CL"/>
+              </w:rPr>
+              <w:t>4</w:t>
             </w:r>
           </w:p>
         </w:tc>
@@ -6780,7 +6662,13 @@
               <w:rPr>
                 <w:lang w:val="es-CL"/>
               </w:rPr>
-              <w:t>RF-14</w:t>
+              <w:t>RF-1</w:t>
+            </w:r>
+            <w:r>
+              <w:rPr>
+                <w:lang w:val="es-CL"/>
+              </w:rPr>
+              <w:t>5</w:t>
             </w:r>
           </w:p>
         </w:tc>
@@ -6829,7 +6717,7 @@
               <w:rPr>
                 <w:lang w:val="es-CL"/>
               </w:rPr>
-              <w:t>5</w:t>
+              <w:t>6</w:t>
             </w:r>
           </w:p>
         </w:tc>
@@ -6879,7 +6767,7 @@
               <w:rPr>
                 <w:lang w:val="es-CL"/>
               </w:rPr>
-              <w:t>6</w:t>
+              <w:t>7</w:t>
             </w:r>
           </w:p>
         </w:tc>
@@ -6928,7 +6816,7 @@
               <w:rPr>
                 <w:lang w:val="es-CL"/>
               </w:rPr>
-              <w:t>7</w:t>
+              <w:t>8</w:t>
             </w:r>
           </w:p>
         </w:tc>
@@ -6978,7 +6866,7 @@
               <w:rPr>
                 <w:lang w:val="es-CL"/>
               </w:rPr>
-              <w:t>8</w:t>
+              <w:t>9</w:t>
             </w:r>
           </w:p>
         </w:tc>
@@ -7192,21 +7080,7 @@
               <w:rPr>
                 <w:lang w:val="es-CL"/>
               </w:rPr>
-              <w:t xml:space="preserve">El sistema debe desarrollarse utilizando el </w:t>
-            </w:r>
-            <w:proofErr w:type="spellStart"/>
-            <w:r>
-              <w:rPr>
-                <w:lang w:val="es-CL"/>
-              </w:rPr>
-              <w:t>framework</w:t>
-            </w:r>
-            <w:proofErr w:type="spellEnd"/>
-            <w:r>
-              <w:rPr>
-                <w:lang w:val="es-CL"/>
-              </w:rPr>
-              <w:t xml:space="preserve"> Django y una base de datos MySQL.</w:t>
+              <w:t>El sistema debe desarrollarse utilizando el framework Django y una base de datos MySQL.</w:t>
             </w:r>
           </w:p>
         </w:tc>
@@ -7292,21 +7166,7 @@
               <w:rPr>
                 <w:lang w:val="es-CL"/>
               </w:rPr>
-              <w:t xml:space="preserve">Los escaneos deben ejecutarse en segundo plano mediante </w:t>
-            </w:r>
-            <w:proofErr w:type="spellStart"/>
-            <w:r>
-              <w:rPr>
-                <w:lang w:val="es-CL"/>
-              </w:rPr>
-              <w:t>Celery</w:t>
-            </w:r>
-            <w:proofErr w:type="spellEnd"/>
-            <w:r>
-              <w:rPr>
-                <w:lang w:val="es-CL"/>
-              </w:rPr>
-              <w:t xml:space="preserve"> y Redis para evitar bloquear el servidor principal.</w:t>
+              <w:t>Los escaneos deben ejecutarse en segundo plano mediante Celery y Redis para evitar bloquear el servidor principal.</w:t>
             </w:r>
           </w:p>
         </w:tc>
@@ -7736,21 +7596,7 @@
               <w:rPr>
                 <w:lang w:val="es-CL"/>
               </w:rPr>
-              <w:t>La aplicación debe estar documentada internamente (</w:t>
-            </w:r>
-            <w:proofErr w:type="spellStart"/>
-            <w:r>
-              <w:rPr>
-                <w:lang w:val="es-CL"/>
-              </w:rPr>
-              <w:t>docstrings</w:t>
-            </w:r>
-            <w:proofErr w:type="spellEnd"/>
-            <w:r>
-              <w:rPr>
-                <w:lang w:val="es-CL"/>
-              </w:rPr>
-              <w:t>, README).</w:t>
+              <w:t>La aplicación debe estar documentada internamente (docstrings, README).</w:t>
             </w:r>
           </w:p>
         </w:tc>
@@ -7873,21 +7719,7 @@
         <w:rPr>
           <w:lang w:val="es-CL"/>
         </w:rPr>
-        <w:t xml:space="preserve">, siguiendo la estructura nativa del </w:t>
-      </w:r>
-      <w:proofErr w:type="spellStart"/>
-      <w:r>
-        <w:rPr>
-          <w:lang w:val="es-CL"/>
-        </w:rPr>
-        <w:t>framework</w:t>
-      </w:r>
-      <w:proofErr w:type="spellEnd"/>
-      <w:r>
-        <w:rPr>
-          <w:lang w:val="es-CL"/>
-        </w:rPr>
-        <w:t xml:space="preserve"> Django, lo que permite una adecuada separación de responsabilidades y facilita el mantenimiento y escalabilidad del proyecto.</w:t>
+        <w:t>, siguiendo la estructura nativa del framework Django, lo que permite una adecuada separación de responsabilidades y facilita el mantenimiento y escalabilidad del proyecto.</w:t>
       </w:r>
     </w:p>
     <w:p>
@@ -8008,19 +7840,11 @@
                 <w:lang w:val="es-CL"/>
               </w:rPr>
             </w:pPr>
-            <w:proofErr w:type="spellStart"/>
-            <w:r>
-              <w:rPr>
-                <w:lang w:val="es-CL"/>
-              </w:rPr>
-              <w:t>Frontend</w:t>
-            </w:r>
-            <w:proofErr w:type="spellEnd"/>
-            <w:r>
-              <w:rPr>
-                <w:lang w:val="es-CL"/>
-              </w:rPr>
-              <w:t xml:space="preserve"> </w:t>
+            <w:r>
+              <w:rPr>
+                <w:lang w:val="es-CL"/>
+              </w:rPr>
+              <w:t xml:space="preserve">Frontend </w:t>
             </w:r>
           </w:p>
         </w:tc>
@@ -8057,36 +7881,21 @@
               <w:jc w:val="both"/>
               <w:cnfStyle w:val="000000100000" w:firstRow="0" w:lastRow="0" w:firstColumn="0" w:lastColumn="0" w:oddVBand="0" w:evenVBand="0" w:oddHBand="1" w:evenHBand="0" w:firstRowFirstColumn="0" w:firstRowLastColumn="0" w:lastRowFirstColumn="0" w:lastRowLastColumn="0"/>
             </w:pPr>
-            <w:proofErr w:type="spellStart"/>
-            <w:r>
-              <w:t>DjangoTemplates</w:t>
-            </w:r>
-            <w:proofErr w:type="spellEnd"/>
-            <w:r>
-              <w:t>, HTML</w:t>
-            </w:r>
-            <w:proofErr w:type="gramStart"/>
-            <w:r>
-              <w:t>5,</w:t>
-            </w:r>
-            <w:r>
-              <w:t>Bootstrap</w:t>
-            </w:r>
-            <w:proofErr w:type="gramEnd"/>
-            <w:r>
-              <w:t>5</w:t>
+            <w:r>
+              <w:t>DjangoTemplates, HTML5,</w:t>
+            </w:r>
+            <w:r>
+              <w:t>Bootstrap5</w:t>
             </w:r>
             <w:r>
               <w:t xml:space="preserve">, </w:t>
             </w:r>
-            <w:proofErr w:type="gramStart"/>
             <w:r>
               <w:t>JavaScript,</w:t>
             </w:r>
             <w:r>
               <w:t>Chart.js</w:t>
             </w:r>
-            <w:proofErr w:type="gramEnd"/>
           </w:p>
         </w:tc>
       </w:tr>
@@ -8108,14 +7917,12 @@
                 <w:lang w:val="es-CL"/>
               </w:rPr>
             </w:pPr>
-            <w:proofErr w:type="spellStart"/>
             <w:r>
               <w:rPr>
                 <w:lang w:val="es-CL"/>
               </w:rPr>
               <w:t>Backend</w:t>
             </w:r>
-            <w:proofErr w:type="spellEnd"/>
           </w:p>
         </w:tc>
         <w:tc>
@@ -8208,21 +8015,7 @@
               <w:rPr>
                 <w:lang w:val="es-CL"/>
               </w:rPr>
-              <w:t>Ejecuta escaneos pesados (</w:t>
-            </w:r>
-            <w:proofErr w:type="spellStart"/>
-            <w:r>
-              <w:rPr>
-                <w:lang w:val="es-CL"/>
-              </w:rPr>
-              <w:t>Nmap</w:t>
-            </w:r>
-            <w:proofErr w:type="spellEnd"/>
-            <w:r>
-              <w:rPr>
-                <w:lang w:val="es-CL"/>
-              </w:rPr>
-              <w:t>, WHOIS, DNS, etc.) en segundo plano sin bloquear el servidor principal.</w:t>
+              <w:t>Ejecuta escaneos pesados (Nmap, WHOIS, DNS, etc.) en segundo plano sin bloquear el servidor principal.</w:t>
             </w:r>
           </w:p>
         </w:tc>
@@ -8240,19 +8033,11 @@
                 <w:lang w:val="es-CL"/>
               </w:rPr>
             </w:pPr>
-            <w:proofErr w:type="spellStart"/>
-            <w:r>
-              <w:rPr>
-                <w:lang w:val="es-CL"/>
-              </w:rPr>
-              <w:t>Celery</w:t>
-            </w:r>
-            <w:proofErr w:type="spellEnd"/>
-            <w:r>
-              <w:rPr>
-                <w:lang w:val="es-CL"/>
-              </w:rPr>
-              <w:t xml:space="preserve"> + Redis</w:t>
+            <w:r>
+              <w:rPr>
+                <w:lang w:val="es-CL"/>
+              </w:rPr>
+              <w:t>Celery + Redis</w:t>
             </w:r>
           </w:p>
         </w:tc>
@@ -8395,16 +8180,8 @@
               <w:rPr>
                 <w:lang w:val="es-CL"/>
               </w:rPr>
-              <w:t xml:space="preserve">Docker y Docker </w:t>
-            </w:r>
-            <w:proofErr w:type="spellStart"/>
-            <w:r>
-              <w:rPr>
-                <w:lang w:val="es-CL"/>
-              </w:rPr>
-              <w:t>Compose</w:t>
-            </w:r>
-            <w:proofErr w:type="spellEnd"/>
+              <w:t>Docker y Docker Compose</w:t>
+            </w:r>
           </w:p>
         </w:tc>
       </w:tr>
@@ -8505,85 +8282,13 @@
         <w:rPr>
           <w:lang w:val="es-CL"/>
         </w:rPr>
-        <w:t xml:space="preserve"> por su robustez, comunidad activa, patrón </w:t>
-      </w:r>
-      <w:proofErr w:type="gramStart"/>
-      <w:r>
-        <w:rPr>
-          <w:lang w:val="es-CL"/>
-        </w:rPr>
-        <w:t>MTV(</w:t>
-      </w:r>
-      <w:proofErr w:type="spellStart"/>
-      <w:proofErr w:type="gramEnd"/>
-      <w:r>
-        <w:rPr>
-          <w:lang w:val="es-CL"/>
-        </w:rPr>
-        <w:t>Model</w:t>
-      </w:r>
-      <w:proofErr w:type="spellEnd"/>
-      <w:r>
-        <w:rPr>
-          <w:lang w:val="es-CL"/>
-        </w:rPr>
-        <w:t xml:space="preserve"> </w:t>
-      </w:r>
-      <w:proofErr w:type="spellStart"/>
-      <w:r>
-        <w:rPr>
-          <w:lang w:val="es-CL"/>
-        </w:rPr>
-        <w:t>Template</w:t>
-      </w:r>
-      <w:proofErr w:type="spellEnd"/>
-      <w:r>
-        <w:rPr>
-          <w:lang w:val="es-CL"/>
-        </w:rPr>
-        <w:t xml:space="preserve"> View), facilidad para crear aplicaciones modulares con autenticación integrada y </w:t>
-      </w:r>
-      <w:proofErr w:type="gramStart"/>
-      <w:r>
-        <w:rPr>
-          <w:lang w:val="es-CL"/>
-        </w:rPr>
-        <w:t>ORM</w:t>
+        <w:t xml:space="preserve"> por su robustez, comunidad activa, patrón MTV(Model Template View), facilidad para crear aplicaciones modulares con autenticación integrada y ORM</w:t>
       </w:r>
       <w:r>
         <w:rPr>
           <w:lang w:val="es-CL"/>
         </w:rPr>
-        <w:t>(</w:t>
-      </w:r>
-      <w:proofErr w:type="spellStart"/>
-      <w:proofErr w:type="gramEnd"/>
-      <w:r>
-        <w:rPr>
-          <w:lang w:val="es-CL"/>
-        </w:rPr>
-        <w:t>Object-Relational</w:t>
-      </w:r>
-      <w:proofErr w:type="spellEnd"/>
-      <w:r>
-        <w:rPr>
-          <w:lang w:val="es-CL"/>
-        </w:rPr>
-        <w:t xml:space="preserve"> </w:t>
-      </w:r>
-      <w:proofErr w:type="spellStart"/>
-      <w:r>
-        <w:rPr>
-          <w:lang w:val="es-CL"/>
-        </w:rPr>
-        <w:t>Mapper</w:t>
-      </w:r>
-      <w:proofErr w:type="spellEnd"/>
-      <w:r>
-        <w:rPr>
-          <w:lang w:val="es-CL"/>
-        </w:rPr>
-        <w:t>)</w:t>
+        <w:t>(Object-Relational Mapper)</w:t>
       </w:r>
       <w:r>
         <w:rPr>
@@ -8603,23 +8308,13 @@
           <w:lang w:val="es-CL"/>
         </w:rPr>
       </w:pPr>
-      <w:proofErr w:type="spellStart"/>
       <w:r>
         <w:rPr>
           <w:b/>
           <w:bCs/>
           <w:lang w:val="es-CL"/>
         </w:rPr>
-        <w:t>Celery</w:t>
-      </w:r>
-      <w:proofErr w:type="spellEnd"/>
-      <w:r>
-        <w:rPr>
-          <w:b/>
-          <w:bCs/>
-          <w:lang w:val="es-CL"/>
-        </w:rPr>
-        <w:t xml:space="preserve"> y Redis:</w:t>
+        <w:t>Celery y Redis:</w:t>
       </w:r>
       <w:r>
         <w:rPr>
@@ -8795,47 +8490,11 @@
           <w:lang w:val="es-CL"/>
         </w:rPr>
       </w:pPr>
-      <w:proofErr w:type="spellStart"/>
       <w:r>
         <w:rPr>
           <w:lang w:val="es-CL"/>
         </w:rPr>
-        <w:t>Workers</w:t>
-      </w:r>
-      <w:proofErr w:type="spellEnd"/>
-      <w:r>
-        <w:rPr>
-          <w:lang w:val="es-CL"/>
-        </w:rPr>
-        <w:t xml:space="preserve"> </w:t>
-      </w:r>
-      <w:proofErr w:type="spellStart"/>
-      <w:r>
-        <w:rPr>
-          <w:lang w:val="es-CL"/>
-        </w:rPr>
-        <w:t>Celery</w:t>
-      </w:r>
-      <w:proofErr w:type="spellEnd"/>
-      <w:r>
-        <w:rPr>
-          <w:lang w:val="es-CL"/>
-        </w:rPr>
-        <w:t xml:space="preserve"> ejecutan módulos en paralelo (</w:t>
-      </w:r>
-      <w:proofErr w:type="spellStart"/>
-      <w:r>
-        <w:rPr>
-          <w:lang w:val="es-CL"/>
-        </w:rPr>
-        <w:t>Nmap</w:t>
-      </w:r>
-      <w:proofErr w:type="spellEnd"/>
-      <w:r>
-        <w:rPr>
-          <w:lang w:val="es-CL"/>
-        </w:rPr>
-        <w:t>, WHOIS, etc.).</w:t>
+        <w:t>Workers Celery ejecutan módulos en paralelo (Nmap, WHOIS, etc.).</w:t>
       </w:r>
     </w:p>
     <w:p>
@@ -8871,21 +8530,7 @@
         <w:rPr>
           <w:lang w:val="es-CL"/>
         </w:rPr>
-        <w:t xml:space="preserve">El </w:t>
-      </w:r>
-      <w:proofErr w:type="spellStart"/>
-      <w:r>
-        <w:rPr>
-          <w:lang w:val="es-CL"/>
-        </w:rPr>
-        <w:t>frontend</w:t>
-      </w:r>
-      <w:proofErr w:type="spellEnd"/>
-      <w:r>
-        <w:rPr>
-          <w:lang w:val="es-CL"/>
-        </w:rPr>
-        <w:t xml:space="preserve"> consulta el estado y muestra visualizaciones.</w:t>
+        <w:t>El frontend consulta el estado y muestra visualizaciones.</w:t>
       </w:r>
     </w:p>
     <w:p>
@@ -17943,7 +17588,7 @@
           <w:lang w:val="es-CL"/>
         </w:rPr>
         <w:drawing>
-          <wp:inline distT="0" distB="0" distL="0" distR="0" wp14:anchorId="6F69F25A" wp14:editId="77B99FEB">
+          <wp:inline distT="0" distB="0" distL="0" distR="0" wp14:anchorId="6F69F25A" wp14:editId="75B783AB">
             <wp:extent cx="5783946" cy="7482177"/>
             <wp:effectExtent l="0" t="0" r="7620" b="5080"/>
             <wp:docPr id="520749981" name="Picture 1"/>
@@ -18176,7 +17821,7 @@
           <w:lang w:val="es-CL"/>
         </w:rPr>
         <w:drawing>
-          <wp:inline distT="0" distB="0" distL="0" distR="0" wp14:anchorId="57D0F556" wp14:editId="2808E157">
+          <wp:inline distT="0" distB="0" distL="0" distR="0" wp14:anchorId="57D0F556" wp14:editId="1478B4A9">
             <wp:extent cx="6082748" cy="4729956"/>
             <wp:effectExtent l="0" t="0" r="0" b="0"/>
             <wp:docPr id="1525032985" name="Picture 1"/>
@@ -18934,6 +18579,10 @@
     <w:p>
       <w:pPr>
         <w:pStyle w:val="Heading1"/>
+        <w:numPr>
+          <w:ilvl w:val="1"/>
+          <w:numId w:val="1"/>
+        </w:numPr>
         <w:rPr>
           <w:lang w:val="es-CL"/>
         </w:rPr>
@@ -18944,13 +18593,5241 @@
           <w:lang w:val="es-CL"/>
         </w:rPr>
         <w:lastRenderedPageBreak/>
-        <w:t>5. Casos de pruebas</w:t>
+        <w:t>Casos de pruebas</w:t>
       </w:r>
       <w:bookmarkEnd w:id="48"/>
     </w:p>
+    <w:p>
+      <w:pPr>
+        <w:pStyle w:val="Heading2"/>
+      </w:pPr>
+      <w:r>
+        <w:t>4.1 Introducción</w:t>
+      </w:r>
+    </w:p>
+    <w:p>
+      <w:pPr>
+        <w:pStyle w:val="ListParagraph"/>
+        <w:numPr>
+          <w:ilvl w:val="0"/>
+          <w:numId w:val="25"/>
+        </w:numPr>
+        <w:rPr>
+          <w:lang w:val="es-CL"/>
+        </w:rPr>
+      </w:pPr>
+      <w:r>
+        <w:rPr>
+          <w:rStyle w:val="Heading3Char"/>
+          <w:b/>
+          <w:bCs/>
+          <w:lang w:val="es-CL"/>
+        </w:rPr>
+        <w:t>Objetivo de las pruebas:</w:t>
+      </w:r>
+      <w:r>
+        <w:rPr>
+          <w:lang w:val="es-CL"/>
+        </w:rPr>
+        <w:t xml:space="preserve"> </w:t>
+      </w:r>
+      <w:r>
+        <w:rPr>
+          <w:lang w:val="es-CL"/>
+        </w:rPr>
+        <w:t>Evidenciar el</w:t>
+      </w:r>
+      <w:r>
+        <w:rPr>
+          <w:lang w:val="es-CL"/>
+        </w:rPr>
+        <w:t xml:space="preserve"> correcto funcionamiento del sistema en todos sus apartados claves para la correcta satisfacción de requerimientos.</w:t>
+      </w:r>
+    </w:p>
+    <w:p>
+      <w:pPr>
+        <w:pStyle w:val="ListParagraph"/>
+        <w:numPr>
+          <w:ilvl w:val="0"/>
+          <w:numId w:val="25"/>
+        </w:numPr>
+        <w:rPr>
+          <w:lang w:val="es-CL"/>
+        </w:rPr>
+      </w:pPr>
+      <w:r>
+        <w:rPr>
+          <w:rStyle w:val="Heading3Char"/>
+          <w:b/>
+          <w:bCs/>
+          <w:lang w:val="es-CL"/>
+        </w:rPr>
+        <w:t>Alcance:</w:t>
+      </w:r>
+      <w:r>
+        <w:rPr>
+          <w:lang w:val="es-CL"/>
+        </w:rPr>
+        <w:t xml:space="preserve"> Estos casos de pruebas solo enfocan en la satisfacción de los requerimientos. Pruebas de estrés del sistema o test unitarios no se encontrarán en este documento.</w:t>
+      </w:r>
+    </w:p>
+    <w:p>
+      <w:pPr>
+        <w:pStyle w:val="ListParagraph"/>
+        <w:numPr>
+          <w:ilvl w:val="0"/>
+          <w:numId w:val="25"/>
+        </w:numPr>
+        <w:rPr>
+          <w:lang w:val="es-CL"/>
+        </w:rPr>
+      </w:pPr>
+      <w:r>
+        <w:rPr>
+          <w:rStyle w:val="Heading3Char"/>
+          <w:b/>
+          <w:bCs/>
+          <w:lang w:val="es-CL"/>
+        </w:rPr>
+        <w:t>Metodología:</w:t>
+      </w:r>
+      <w:r>
+        <w:rPr>
+          <w:lang w:val="es-CL"/>
+        </w:rPr>
+        <w:t xml:space="preserve"> Capturas de pantallas.</w:t>
+      </w:r>
+    </w:p>
+    <w:p>
+      <w:pPr>
+        <w:pStyle w:val="Heading2"/>
+        <w:rPr>
+          <w:lang w:val="es-CL"/>
+        </w:rPr>
+      </w:pPr>
+      <w:r>
+        <w:rPr>
+          <w:lang w:val="es-CL"/>
+        </w:rPr>
+        <w:t>4.2 categorías</w:t>
+      </w:r>
+    </w:p>
+    <w:p>
+      <w:pPr>
+        <w:rPr>
+          <w:lang w:val="es-CL"/>
+        </w:rPr>
+      </w:pPr>
+      <w:r>
+        <w:rPr>
+          <w:lang w:val="es-CL"/>
+        </w:rPr>
+        <w:t>Los casos de pruebas se dividirán en:</w:t>
+      </w:r>
+    </w:p>
+    <w:p>
+      <w:pPr>
+        <w:pStyle w:val="ListParagraph"/>
+        <w:numPr>
+          <w:ilvl w:val="0"/>
+          <w:numId w:val="23"/>
+        </w:numPr>
+        <w:rPr>
+          <w:b/>
+          <w:bCs/>
+          <w:lang w:val="es-CL"/>
+        </w:rPr>
+      </w:pPr>
+      <w:r>
+        <w:rPr>
+          <w:rStyle w:val="Heading3Char"/>
+          <w:b/>
+          <w:bCs/>
+          <w:lang w:val="es-CL"/>
+        </w:rPr>
+        <w:t>Autenticación y usuario</w:t>
+      </w:r>
+      <w:r>
+        <w:rPr>
+          <w:rStyle w:val="Heading3Char"/>
+          <w:b/>
+          <w:bCs/>
+          <w:lang w:val="es-CL"/>
+        </w:rPr>
+        <w:t>s</w:t>
+      </w:r>
+      <w:r>
+        <w:rPr>
+          <w:b/>
+          <w:bCs/>
+          <w:lang w:val="es-CL"/>
+        </w:rPr>
+        <w:t xml:space="preserve">: </w:t>
+      </w:r>
+      <w:r>
+        <w:rPr>
+          <w:lang w:val="es-CL"/>
+        </w:rPr>
+        <w:t>Referente al acceso y registro al sistema.</w:t>
+      </w:r>
+    </w:p>
+    <w:p>
+      <w:pPr>
+        <w:pStyle w:val="ListParagraph"/>
+        <w:numPr>
+          <w:ilvl w:val="0"/>
+          <w:numId w:val="23"/>
+        </w:numPr>
+        <w:rPr>
+          <w:b/>
+          <w:bCs/>
+          <w:lang w:val="es-CL"/>
+        </w:rPr>
+      </w:pPr>
+      <w:r>
+        <w:rPr>
+          <w:rStyle w:val="Heading3Char"/>
+          <w:b/>
+          <w:bCs/>
+          <w:lang w:val="es-CL"/>
+        </w:rPr>
+        <w:t>Escaneos</w:t>
+      </w:r>
+      <w:r>
+        <w:rPr>
+          <w:rStyle w:val="Heading3Char"/>
+          <w:b/>
+          <w:bCs/>
+          <w:lang w:val="es-CL"/>
+        </w:rPr>
+        <w:t xml:space="preserve"> </w:t>
+      </w:r>
+      <w:r>
+        <w:rPr>
+          <w:rStyle w:val="Heading3Char"/>
+          <w:b/>
+          <w:bCs/>
+          <w:lang w:val="es-CL"/>
+        </w:rPr>
+        <w:t>y módulos</w:t>
+      </w:r>
+      <w:r>
+        <w:rPr>
+          <w:rStyle w:val="Heading3Char"/>
+          <w:b/>
+          <w:bCs/>
+          <w:lang w:val="es-CL"/>
+        </w:rPr>
+        <w:t>:</w:t>
+      </w:r>
+      <w:r>
+        <w:rPr>
+          <w:b/>
+          <w:bCs/>
+          <w:lang w:val="es-CL"/>
+        </w:rPr>
+        <w:t xml:space="preserve"> </w:t>
+      </w:r>
+      <w:r>
+        <w:rPr>
+          <w:lang w:val="es-CL"/>
+        </w:rPr>
+        <w:t>Referente a la función principal del sistema de escanear vulnerabilidades.</w:t>
+      </w:r>
+    </w:p>
+    <w:p>
+      <w:pPr>
+        <w:pStyle w:val="ListParagraph"/>
+        <w:numPr>
+          <w:ilvl w:val="0"/>
+          <w:numId w:val="23"/>
+        </w:numPr>
+        <w:rPr>
+          <w:b/>
+          <w:bCs/>
+          <w:lang w:val="es-CL"/>
+        </w:rPr>
+      </w:pPr>
+      <w:r>
+        <w:rPr>
+          <w:rStyle w:val="Heading3Char"/>
+          <w:b/>
+          <w:bCs/>
+        </w:rPr>
+        <w:t>Reportes</w:t>
+      </w:r>
+      <w:r>
+        <w:rPr>
+          <w:rStyle w:val="Heading3Char"/>
+        </w:rPr>
+        <w:t xml:space="preserve">: </w:t>
+      </w:r>
+      <w:r>
+        <w:rPr>
+          <w:lang w:val="es-CL"/>
+        </w:rPr>
+        <w:t>Referente al archivo con resultados descargable.</w:t>
+      </w:r>
+    </w:p>
+    <w:p>
+      <w:pPr>
+        <w:pStyle w:val="ListParagraph"/>
+        <w:numPr>
+          <w:ilvl w:val="0"/>
+          <w:numId w:val="23"/>
+        </w:numPr>
+        <w:rPr>
+          <w:b/>
+          <w:bCs/>
+          <w:lang w:val="es-CL"/>
+        </w:rPr>
+      </w:pPr>
+      <w:r>
+        <w:rPr>
+          <w:rStyle w:val="Heading3Char"/>
+          <w:b/>
+          <w:bCs/>
+        </w:rPr>
+        <w:t>Historia</w:t>
+      </w:r>
+      <w:r>
+        <w:rPr>
+          <w:rStyle w:val="Heading3Char"/>
+          <w:b/>
+          <w:bCs/>
+        </w:rPr>
+        <w:t>l</w:t>
+      </w:r>
+      <w:r>
+        <w:rPr>
+          <w:rStyle w:val="Heading3Char"/>
+          <w:b/>
+          <w:bCs/>
+        </w:rPr>
+        <w:t>:</w:t>
+      </w:r>
+      <w:r>
+        <w:rPr>
+          <w:b/>
+          <w:bCs/>
+          <w:lang w:val="es-CL"/>
+        </w:rPr>
+        <w:t xml:space="preserve"> </w:t>
+      </w:r>
+      <w:r>
+        <w:rPr>
+          <w:lang w:val="es-CL"/>
+        </w:rPr>
+        <w:t>Referente a los registros de los escaneos y usuarios.</w:t>
+      </w:r>
+    </w:p>
+    <w:p>
+      <w:pPr>
+        <w:rPr>
+          <w:b/>
+          <w:bCs/>
+          <w:lang w:val="es-CL"/>
+        </w:rPr>
+      </w:pPr>
+    </w:p>
+    <w:p>
+      <w:pPr>
+        <w:rPr>
+          <w:b/>
+          <w:bCs/>
+          <w:lang w:val="es-CL"/>
+        </w:rPr>
+      </w:pPr>
+    </w:p>
+    <w:p>
+      <w:pPr>
+        <w:rPr>
+          <w:b/>
+          <w:bCs/>
+          <w:lang w:val="es-CL"/>
+        </w:rPr>
+      </w:pPr>
+    </w:p>
+    <w:p>
+      <w:pPr>
+        <w:rPr>
+          <w:b/>
+          <w:bCs/>
+          <w:lang w:val="es-CL"/>
+        </w:rPr>
+      </w:pPr>
+    </w:p>
+    <w:p>
+      <w:pPr>
+        <w:rPr>
+          <w:b/>
+          <w:bCs/>
+          <w:lang w:val="es-CL"/>
+        </w:rPr>
+      </w:pPr>
+    </w:p>
+    <w:p>
+      <w:pPr>
+        <w:rPr>
+          <w:b/>
+          <w:bCs/>
+          <w:lang w:val="es-CL"/>
+        </w:rPr>
+      </w:pPr>
+    </w:p>
+    <w:p>
+      <w:pPr>
+        <w:rPr>
+          <w:b/>
+          <w:bCs/>
+          <w:lang w:val="es-CL"/>
+        </w:rPr>
+      </w:pPr>
+    </w:p>
+    <w:p>
+      <w:pPr>
+        <w:rPr>
+          <w:b/>
+          <w:bCs/>
+          <w:lang w:val="es-CL"/>
+        </w:rPr>
+      </w:pPr>
+    </w:p>
+    <w:p>
+      <w:pPr>
+        <w:rPr>
+          <w:b/>
+          <w:bCs/>
+          <w:lang w:val="es-CL"/>
+        </w:rPr>
+      </w:pPr>
+    </w:p>
+    <w:p>
+      <w:pPr>
+        <w:rPr>
+          <w:b/>
+          <w:bCs/>
+          <w:lang w:val="es-CL"/>
+        </w:rPr>
+      </w:pPr>
+    </w:p>
+    <w:p>
+      <w:pPr>
+        <w:rPr>
+          <w:b/>
+          <w:bCs/>
+          <w:lang w:val="es-CL"/>
+        </w:rPr>
+      </w:pPr>
+    </w:p>
+    <w:p>
+      <w:pPr>
+        <w:rPr>
+          <w:b/>
+          <w:bCs/>
+          <w:lang w:val="es-CL"/>
+        </w:rPr>
+      </w:pPr>
+    </w:p>
+    <w:p>
+      <w:pPr>
+        <w:rPr>
+          <w:b/>
+          <w:bCs/>
+          <w:lang w:val="es-CL"/>
+        </w:rPr>
+      </w:pPr>
+    </w:p>
+    <w:p>
+      <w:pPr>
+        <w:rPr>
+          <w:b/>
+          <w:bCs/>
+          <w:lang w:val="es-CL"/>
+        </w:rPr>
+      </w:pPr>
+    </w:p>
+    <w:p>
+      <w:pPr>
+        <w:rPr>
+          <w:b/>
+          <w:bCs/>
+          <w:lang w:val="es-CL"/>
+        </w:rPr>
+      </w:pPr>
+    </w:p>
+    <w:p>
+      <w:pPr>
+        <w:pStyle w:val="Heading2"/>
+        <w:rPr>
+          <w:lang w:val="es-CL"/>
+        </w:rPr>
+      </w:pPr>
+      <w:r>
+        <w:rPr>
+          <w:lang w:val="es-CL"/>
+        </w:rPr>
+        <w:lastRenderedPageBreak/>
+        <w:t xml:space="preserve">4.3 </w:t>
+      </w:r>
+      <w:r>
+        <w:rPr>
+          <w:lang w:val="es-CL"/>
+        </w:rPr>
+        <w:t>AUTENTICACIÓN Y USUARIOS</w:t>
+      </w:r>
+    </w:p>
+    <w:p>
+      <w:pPr>
+        <w:pStyle w:val="Heading3"/>
+        <w:rPr>
+          <w:b/>
+          <w:bCs/>
+          <w:lang w:val="es-CL"/>
+        </w:rPr>
+      </w:pPr>
+      <w:r>
+        <w:rPr>
+          <w:b/>
+          <w:bCs/>
+          <w:lang w:val="es-CL"/>
+        </w:rPr>
+        <w:t>CP-01: Registro de usuario exitoso</w:t>
+      </w:r>
+      <w:r>
+        <w:rPr>
+          <w:b/>
+          <w:bCs/>
+          <w:lang w:val="es-CL"/>
+        </w:rPr>
+        <w:t xml:space="preserve"> </w:t>
+      </w:r>
+    </w:p>
+    <w:tbl>
+      <w:tblPr>
+        <w:tblStyle w:val="GridTable1Light-Accent1"/>
+        <w:tblW w:w="0" w:type="auto"/>
+        <w:tblLook w:val="04A0" w:firstRow="1" w:lastRow="0" w:firstColumn="1" w:lastColumn="0" w:noHBand="0" w:noVBand="1"/>
+      </w:tblPr>
+      <w:tblGrid>
+        <w:gridCol w:w="2122"/>
+        <w:gridCol w:w="6706"/>
+      </w:tblGrid>
+      <w:tr>
+        <w:trPr>
+          <w:cnfStyle w:val="100000000000" w:firstRow="1" w:lastRow="0" w:firstColumn="0" w:lastColumn="0" w:oddVBand="0" w:evenVBand="0" w:oddHBand="0" w:evenHBand="0" w:firstRowFirstColumn="0" w:firstRowLastColumn="0" w:lastRowFirstColumn="0" w:lastRowLastColumn="0"/>
+        </w:trPr>
+        <w:tc>
+          <w:tcPr>
+            <w:cnfStyle w:val="001000000000" w:firstRow="0" w:lastRow="0" w:firstColumn="1" w:lastColumn="0" w:oddVBand="0" w:evenVBand="0" w:oddHBand="0" w:evenHBand="0" w:firstRowFirstColumn="0" w:firstRowLastColumn="0" w:lastRowFirstColumn="0" w:lastRowLastColumn="0"/>
+            <w:tcW w:w="2122" w:type="dxa"/>
+          </w:tcPr>
+          <w:p>
+            <w:pPr>
+              <w:rPr>
+                <w:lang w:val="es-CL"/>
+              </w:rPr>
+            </w:pPr>
+            <w:r>
+              <w:rPr>
+                <w:lang w:val="es-CL"/>
+              </w:rPr>
+              <w:t>CAMPO</w:t>
+            </w:r>
+          </w:p>
+        </w:tc>
+        <w:tc>
+          <w:tcPr>
+            <w:tcW w:w="6706" w:type="dxa"/>
+          </w:tcPr>
+          <w:p>
+            <w:pPr>
+              <w:cnfStyle w:val="100000000000" w:firstRow="1" w:lastRow="0" w:firstColumn="0" w:lastColumn="0" w:oddVBand="0" w:evenVBand="0" w:oddHBand="0" w:evenHBand="0" w:firstRowFirstColumn="0" w:firstRowLastColumn="0" w:lastRowFirstColumn="0" w:lastRowLastColumn="0"/>
+              <w:rPr>
+                <w:lang w:val="es-CL"/>
+              </w:rPr>
+            </w:pPr>
+            <w:r>
+              <w:rPr>
+                <w:lang w:val="es-CL"/>
+              </w:rPr>
+              <w:t>DESCRIPCIÓN</w:t>
+            </w:r>
+          </w:p>
+        </w:tc>
+      </w:tr>
+      <w:tr>
+        <w:tc>
+          <w:tcPr>
+            <w:cnfStyle w:val="001000000000" w:firstRow="0" w:lastRow="0" w:firstColumn="1" w:lastColumn="0" w:oddVBand="0" w:evenVBand="0" w:oddHBand="0" w:evenHBand="0" w:firstRowFirstColumn="0" w:firstRowLastColumn="0" w:lastRowFirstColumn="0" w:lastRowLastColumn="0"/>
+            <w:tcW w:w="2122" w:type="dxa"/>
+          </w:tcPr>
+          <w:p>
+            <w:pPr>
+              <w:rPr>
+                <w:lang w:val="es-CL"/>
+              </w:rPr>
+            </w:pPr>
+            <w:r>
+              <w:rPr>
+                <w:lang w:val="es-CL"/>
+              </w:rPr>
+              <w:t>Requerimiento</w:t>
+            </w:r>
+          </w:p>
+        </w:tc>
+        <w:tc>
+          <w:tcPr>
+            <w:tcW w:w="6706" w:type="dxa"/>
+          </w:tcPr>
+          <w:p>
+            <w:pPr>
+              <w:cnfStyle w:val="000000000000" w:firstRow="0" w:lastRow="0" w:firstColumn="0" w:lastColumn="0" w:oddVBand="0" w:evenVBand="0" w:oddHBand="0" w:evenHBand="0" w:firstRowFirstColumn="0" w:firstRowLastColumn="0" w:lastRowFirstColumn="0" w:lastRowLastColumn="0"/>
+              <w:rPr>
+                <w:lang w:val="es-CL"/>
+              </w:rPr>
+            </w:pPr>
+            <w:r>
+              <w:rPr>
+                <w:lang w:val="es-CL"/>
+              </w:rPr>
+              <w:t>RF-01 – RNF-06</w:t>
+            </w:r>
+          </w:p>
+        </w:tc>
+      </w:tr>
+      <w:tr>
+        <w:tc>
+          <w:tcPr>
+            <w:cnfStyle w:val="001000000000" w:firstRow="0" w:lastRow="0" w:firstColumn="1" w:lastColumn="0" w:oddVBand="0" w:evenVBand="0" w:oddHBand="0" w:evenHBand="0" w:firstRowFirstColumn="0" w:firstRowLastColumn="0" w:lastRowFirstColumn="0" w:lastRowLastColumn="0"/>
+            <w:tcW w:w="2122" w:type="dxa"/>
+          </w:tcPr>
+          <w:p>
+            <w:pPr>
+              <w:rPr>
+                <w:lang w:val="es-CL"/>
+              </w:rPr>
+            </w:pPr>
+            <w:r>
+              <w:rPr>
+                <w:lang w:val="es-CL"/>
+              </w:rPr>
+              <w:t>Objetivo</w:t>
+            </w:r>
+          </w:p>
+        </w:tc>
+        <w:tc>
+          <w:tcPr>
+            <w:tcW w:w="6706" w:type="dxa"/>
+          </w:tcPr>
+          <w:p>
+            <w:pPr>
+              <w:cnfStyle w:val="000000000000" w:firstRow="0" w:lastRow="0" w:firstColumn="0" w:lastColumn="0" w:oddVBand="0" w:evenVBand="0" w:oddHBand="0" w:evenHBand="0" w:firstRowFirstColumn="0" w:firstRowLastColumn="0" w:lastRowFirstColumn="0" w:lastRowLastColumn="0"/>
+              <w:rPr>
+                <w:lang w:val="es-CL"/>
+              </w:rPr>
+            </w:pPr>
+            <w:r>
+              <w:rPr>
+                <w:lang w:val="es-CL"/>
+              </w:rPr>
+              <w:t>Verificar que el sistema registra exitosamente un usuario.</w:t>
+            </w:r>
+          </w:p>
+        </w:tc>
+      </w:tr>
+      <w:tr>
+        <w:tc>
+          <w:tcPr>
+            <w:cnfStyle w:val="001000000000" w:firstRow="0" w:lastRow="0" w:firstColumn="1" w:lastColumn="0" w:oddVBand="0" w:evenVBand="0" w:oddHBand="0" w:evenHBand="0" w:firstRowFirstColumn="0" w:firstRowLastColumn="0" w:lastRowFirstColumn="0" w:lastRowLastColumn="0"/>
+            <w:tcW w:w="2122" w:type="dxa"/>
+          </w:tcPr>
+          <w:p>
+            <w:pPr>
+              <w:rPr>
+                <w:lang w:val="es-CL"/>
+              </w:rPr>
+            </w:pPr>
+            <w:r>
+              <w:rPr>
+                <w:lang w:val="es-CL"/>
+              </w:rPr>
+              <w:t>Pasos</w:t>
+            </w:r>
+          </w:p>
+        </w:tc>
+        <w:tc>
+          <w:tcPr>
+            <w:tcW w:w="6706" w:type="dxa"/>
+          </w:tcPr>
+          <w:p>
+            <w:pPr>
+              <w:pStyle w:val="ListParagraph"/>
+              <w:numPr>
+                <w:ilvl w:val="0"/>
+                <w:numId w:val="26"/>
+              </w:numPr>
+              <w:cnfStyle w:val="000000000000" w:firstRow="0" w:lastRow="0" w:firstColumn="0" w:lastColumn="0" w:oddVBand="0" w:evenVBand="0" w:oddHBand="0" w:evenHBand="0" w:firstRowFirstColumn="0" w:firstRowLastColumn="0" w:lastRowFirstColumn="0" w:lastRowLastColumn="0"/>
+              <w:rPr>
+                <w:lang w:val="es-CL"/>
+              </w:rPr>
+            </w:pPr>
+            <w:r>
+              <w:rPr>
+                <w:lang w:val="es-CL"/>
+              </w:rPr>
+              <w:t>Acceder a la página de registro.</w:t>
+            </w:r>
+          </w:p>
+          <w:p>
+            <w:pPr>
+              <w:pStyle w:val="ListParagraph"/>
+              <w:cnfStyle w:val="000000000000" w:firstRow="0" w:lastRow="0" w:firstColumn="0" w:lastColumn="0" w:oddVBand="0" w:evenVBand="0" w:oddHBand="0" w:evenHBand="0" w:firstRowFirstColumn="0" w:firstRowLastColumn="0" w:lastRowFirstColumn="0" w:lastRowLastColumn="0"/>
+              <w:rPr>
+                <w:lang w:val="es-CL"/>
+              </w:rPr>
+            </w:pPr>
+            <w:r>
+              <w:rPr>
+                <w:lang w:val="es-CL"/>
+              </w:rPr>
+              <w:drawing>
+                <wp:inline distT="0" distB="0" distL="0" distR="0" wp14:anchorId="2F1D419A" wp14:editId="6D2525D6">
+                  <wp:extent cx="2282025" cy="536947"/>
+                  <wp:effectExtent l="0" t="0" r="4445" b="0"/>
+                  <wp:docPr id="2014611153" name="Picture 1"/>
+                  <wp:cNvGraphicFramePr>
+                    <a:graphicFrameLocks xmlns:a="http://schemas.openxmlformats.org/drawingml/2006/main" noChangeAspect="1"/>
+                  </wp:cNvGraphicFramePr>
+                  <a:graphic xmlns:a="http://schemas.openxmlformats.org/drawingml/2006/main">
+                    <a:graphicData uri="http://schemas.openxmlformats.org/drawingml/2006/picture">
+                      <pic:pic xmlns:pic="http://schemas.openxmlformats.org/drawingml/2006/picture">
+                        <pic:nvPicPr>
+                          <pic:cNvPr id="2014611153" name=""/>
+                          <pic:cNvPicPr/>
+                        </pic:nvPicPr>
+                        <pic:blipFill>
+                          <a:blip r:embed="rId36"/>
+                          <a:stretch>
+                            <a:fillRect/>
+                          </a:stretch>
+                        </pic:blipFill>
+                        <pic:spPr>
+                          <a:xfrm>
+                            <a:off x="0" y="0"/>
+                            <a:ext cx="2287341" cy="538198"/>
+                          </a:xfrm>
+                          <a:prstGeom prst="rect">
+                            <a:avLst/>
+                          </a:prstGeom>
+                        </pic:spPr>
+                      </pic:pic>
+                    </a:graphicData>
+                  </a:graphic>
+                </wp:inline>
+              </w:drawing>
+            </w:r>
+          </w:p>
+          <w:p>
+            <w:pPr>
+              <w:pStyle w:val="ListParagraph"/>
+              <w:numPr>
+                <w:ilvl w:val="0"/>
+                <w:numId w:val="26"/>
+              </w:numPr>
+              <w:cnfStyle w:val="000000000000" w:firstRow="0" w:lastRow="0" w:firstColumn="0" w:lastColumn="0" w:oddVBand="0" w:evenVBand="0" w:oddHBand="0" w:evenHBand="0" w:firstRowFirstColumn="0" w:firstRowLastColumn="0" w:lastRowFirstColumn="0" w:lastRowLastColumn="0"/>
+              <w:rPr>
+                <w:lang w:val="es-CL"/>
+              </w:rPr>
+            </w:pPr>
+            <w:r>
+              <w:rPr>
+                <w:lang w:val="es-CL"/>
+              </w:rPr>
+              <w:t>Ingresar datos válidos.</w:t>
+            </w:r>
+          </w:p>
+          <w:p>
+            <w:pPr>
+              <w:pStyle w:val="ListParagraph"/>
+              <w:cnfStyle w:val="000000000000" w:firstRow="0" w:lastRow="0" w:firstColumn="0" w:lastColumn="0" w:oddVBand="0" w:evenVBand="0" w:oddHBand="0" w:evenHBand="0" w:firstRowFirstColumn="0" w:firstRowLastColumn="0" w:lastRowFirstColumn="0" w:lastRowLastColumn="0"/>
+              <w:rPr>
+                <w:lang w:val="es-CL"/>
+              </w:rPr>
+            </w:pPr>
+            <w:r>
+              <w:rPr>
+                <w:lang w:val="es-CL"/>
+              </w:rPr>
+              <w:drawing>
+                <wp:inline distT="0" distB="0" distL="0" distR="0" wp14:anchorId="7CF171D1" wp14:editId="36EA5067">
+                  <wp:extent cx="1367625" cy="2259263"/>
+                  <wp:effectExtent l="0" t="0" r="4445" b="8255"/>
+                  <wp:docPr id="58415582" name="Picture 1"/>
+                  <wp:cNvGraphicFramePr>
+                    <a:graphicFrameLocks xmlns:a="http://schemas.openxmlformats.org/drawingml/2006/main" noChangeAspect="1"/>
+                  </wp:cNvGraphicFramePr>
+                  <a:graphic xmlns:a="http://schemas.openxmlformats.org/drawingml/2006/main">
+                    <a:graphicData uri="http://schemas.openxmlformats.org/drawingml/2006/picture">
+                      <pic:pic xmlns:pic="http://schemas.openxmlformats.org/drawingml/2006/picture">
+                        <pic:nvPicPr>
+                          <pic:cNvPr id="58415582" name=""/>
+                          <pic:cNvPicPr/>
+                        </pic:nvPicPr>
+                        <pic:blipFill>
+                          <a:blip r:embed="rId37"/>
+                          <a:stretch>
+                            <a:fillRect/>
+                          </a:stretch>
+                        </pic:blipFill>
+                        <pic:spPr>
+                          <a:xfrm>
+                            <a:off x="0" y="0"/>
+                            <a:ext cx="1369274" cy="2261986"/>
+                          </a:xfrm>
+                          <a:prstGeom prst="rect">
+                            <a:avLst/>
+                          </a:prstGeom>
+                        </pic:spPr>
+                      </pic:pic>
+                    </a:graphicData>
+                  </a:graphic>
+                </wp:inline>
+              </w:drawing>
+            </w:r>
+          </w:p>
+          <w:p>
+            <w:pPr>
+              <w:pStyle w:val="ListParagraph"/>
+              <w:numPr>
+                <w:ilvl w:val="0"/>
+                <w:numId w:val="26"/>
+              </w:numPr>
+              <w:cnfStyle w:val="000000000000" w:firstRow="0" w:lastRow="0" w:firstColumn="0" w:lastColumn="0" w:oddVBand="0" w:evenVBand="0" w:oddHBand="0" w:evenHBand="0" w:firstRowFirstColumn="0" w:firstRowLastColumn="0" w:lastRowFirstColumn="0" w:lastRowLastColumn="0"/>
+              <w:rPr>
+                <w:lang w:val="es-CL"/>
+              </w:rPr>
+            </w:pPr>
+            <w:r>
+              <w:rPr>
+                <w:lang w:val="es-CL"/>
+              </w:rPr>
+              <w:t>Confirmar registro.</w:t>
+            </w:r>
+          </w:p>
+          <w:p>
+            <w:pPr>
+              <w:pStyle w:val="ListParagraph"/>
+              <w:cnfStyle w:val="000000000000" w:firstRow="0" w:lastRow="0" w:firstColumn="0" w:lastColumn="0" w:oddVBand="0" w:evenVBand="0" w:oddHBand="0" w:evenHBand="0" w:firstRowFirstColumn="0" w:firstRowLastColumn="0" w:lastRowFirstColumn="0" w:lastRowLastColumn="0"/>
+              <w:rPr>
+                <w:lang w:val="es-CL"/>
+              </w:rPr>
+            </w:pPr>
+            <w:r>
+              <w:rPr>
+                <w:lang w:val="es-CL"/>
+              </w:rPr>
+              <w:drawing>
+                <wp:inline distT="0" distB="0" distL="0" distR="0" wp14:anchorId="57298340" wp14:editId="7B40CD8A">
+                  <wp:extent cx="2655736" cy="417756"/>
+                  <wp:effectExtent l="0" t="0" r="0" b="1905"/>
+                  <wp:docPr id="1206591883" name="Picture 1"/>
+                  <wp:cNvGraphicFramePr>
+                    <a:graphicFrameLocks xmlns:a="http://schemas.openxmlformats.org/drawingml/2006/main" noChangeAspect="1"/>
+                  </wp:cNvGraphicFramePr>
+                  <a:graphic xmlns:a="http://schemas.openxmlformats.org/drawingml/2006/main">
+                    <a:graphicData uri="http://schemas.openxmlformats.org/drawingml/2006/picture">
+                      <pic:pic xmlns:pic="http://schemas.openxmlformats.org/drawingml/2006/picture">
+                        <pic:nvPicPr>
+                          <pic:cNvPr id="1206591883" name=""/>
+                          <pic:cNvPicPr/>
+                        </pic:nvPicPr>
+                        <pic:blipFill>
+                          <a:blip r:embed="rId38"/>
+                          <a:stretch>
+                            <a:fillRect/>
+                          </a:stretch>
+                        </pic:blipFill>
+                        <pic:spPr>
+                          <a:xfrm>
+                            <a:off x="0" y="0"/>
+                            <a:ext cx="2689601" cy="423083"/>
+                          </a:xfrm>
+                          <a:prstGeom prst="rect">
+                            <a:avLst/>
+                          </a:prstGeom>
+                        </pic:spPr>
+                      </pic:pic>
+                    </a:graphicData>
+                  </a:graphic>
+                </wp:inline>
+              </w:drawing>
+            </w:r>
+          </w:p>
+        </w:tc>
+      </w:tr>
+      <w:tr>
+        <w:tc>
+          <w:tcPr>
+            <w:cnfStyle w:val="001000000000" w:firstRow="0" w:lastRow="0" w:firstColumn="1" w:lastColumn="0" w:oddVBand="0" w:evenVBand="0" w:oddHBand="0" w:evenHBand="0" w:firstRowFirstColumn="0" w:firstRowLastColumn="0" w:lastRowFirstColumn="0" w:lastRowLastColumn="0"/>
+            <w:tcW w:w="2122" w:type="dxa"/>
+          </w:tcPr>
+          <w:p>
+            <w:pPr>
+              <w:rPr>
+                <w:lang w:val="es-CL"/>
+              </w:rPr>
+            </w:pPr>
+            <w:r>
+              <w:rPr>
+                <w:lang w:val="es-CL"/>
+              </w:rPr>
+              <w:t>Resultado esperado</w:t>
+            </w:r>
+          </w:p>
+        </w:tc>
+        <w:tc>
+          <w:tcPr>
+            <w:tcW w:w="6706" w:type="dxa"/>
+          </w:tcPr>
+          <w:p>
+            <w:pPr>
+              <w:cnfStyle w:val="000000000000" w:firstRow="0" w:lastRow="0" w:firstColumn="0" w:lastColumn="0" w:oddVBand="0" w:evenVBand="0" w:oddHBand="0" w:evenHBand="0" w:firstRowFirstColumn="0" w:firstRowLastColumn="0" w:lastRowFirstColumn="0" w:lastRowLastColumn="0"/>
+              <w:rPr>
+                <w:lang w:val="es-CL"/>
+              </w:rPr>
+            </w:pPr>
+            <w:r>
+              <w:rPr>
+                <w:lang w:val="es-CL"/>
+              </w:rPr>
+              <w:t>Usuario registrado en MySQL con contraseña cifrada.</w:t>
+            </w:r>
+          </w:p>
+        </w:tc>
+      </w:tr>
+      <w:tr>
+        <w:tc>
+          <w:tcPr>
+            <w:cnfStyle w:val="001000000000" w:firstRow="0" w:lastRow="0" w:firstColumn="1" w:lastColumn="0" w:oddVBand="0" w:evenVBand="0" w:oddHBand="0" w:evenHBand="0" w:firstRowFirstColumn="0" w:firstRowLastColumn="0" w:lastRowFirstColumn="0" w:lastRowLastColumn="0"/>
+            <w:tcW w:w="2122" w:type="dxa"/>
+          </w:tcPr>
+          <w:p>
+            <w:pPr>
+              <w:rPr>
+                <w:lang w:val="es-CL"/>
+              </w:rPr>
+            </w:pPr>
+            <w:r>
+              <w:rPr>
+                <w:lang w:val="es-CL"/>
+              </w:rPr>
+              <w:t>Resultado obtenido</w:t>
+            </w:r>
+          </w:p>
+        </w:tc>
+        <w:tc>
+          <w:tcPr>
+            <w:tcW w:w="6706" w:type="dxa"/>
+          </w:tcPr>
+          <w:p>
+            <w:pPr>
+              <w:pStyle w:val="ListParagraph"/>
+              <w:numPr>
+                <w:ilvl w:val="0"/>
+                <w:numId w:val="27"/>
+              </w:numPr>
+              <w:cnfStyle w:val="000000000000" w:firstRow="0" w:lastRow="0" w:firstColumn="0" w:lastColumn="0" w:oddVBand="0" w:evenVBand="0" w:oddHBand="0" w:evenHBand="0" w:firstRowFirstColumn="0" w:firstRowLastColumn="0" w:lastRowFirstColumn="0" w:lastRowLastColumn="0"/>
+              <w:rPr>
+                <w:lang w:val="es-CL"/>
+              </w:rPr>
+            </w:pPr>
+            <w:r>
+              <w:rPr>
+                <w:lang w:val="es-CL"/>
+              </w:rPr>
+              <w:t>Vista en MySQL:</w:t>
+            </w:r>
+          </w:p>
+          <w:p>
+            <w:pPr>
+              <w:pStyle w:val="ListParagraph"/>
+              <w:cnfStyle w:val="000000000000" w:firstRow="0" w:lastRow="0" w:firstColumn="0" w:lastColumn="0" w:oddVBand="0" w:evenVBand="0" w:oddHBand="0" w:evenHBand="0" w:firstRowFirstColumn="0" w:firstRowLastColumn="0" w:lastRowFirstColumn="0" w:lastRowLastColumn="0"/>
+              <w:rPr>
+                <w:lang w:val="es-CL"/>
+              </w:rPr>
+            </w:pPr>
+            <w:r>
+              <w:rPr>
+                <w:lang w:val="es-CL"/>
+              </w:rPr>
+              <w:drawing>
+                <wp:inline distT="0" distB="0" distL="0" distR="0" wp14:anchorId="45B33593" wp14:editId="071B2E02">
+                  <wp:extent cx="2724530" cy="838317"/>
+                  <wp:effectExtent l="0" t="0" r="0" b="0"/>
+                  <wp:docPr id="319168902" name="Picture 1"/>
+                  <wp:cNvGraphicFramePr>
+                    <a:graphicFrameLocks xmlns:a="http://schemas.openxmlformats.org/drawingml/2006/main" noChangeAspect="1"/>
+                  </wp:cNvGraphicFramePr>
+                  <a:graphic xmlns:a="http://schemas.openxmlformats.org/drawingml/2006/main">
+                    <a:graphicData uri="http://schemas.openxmlformats.org/drawingml/2006/picture">
+                      <pic:pic xmlns:pic="http://schemas.openxmlformats.org/drawingml/2006/picture">
+                        <pic:nvPicPr>
+                          <pic:cNvPr id="319168902" name=""/>
+                          <pic:cNvPicPr/>
+                        </pic:nvPicPr>
+                        <pic:blipFill>
+                          <a:blip r:embed="rId39"/>
+                          <a:stretch>
+                            <a:fillRect/>
+                          </a:stretch>
+                        </pic:blipFill>
+                        <pic:spPr>
+                          <a:xfrm>
+                            <a:off x="0" y="0"/>
+                            <a:ext cx="2724530" cy="838317"/>
+                          </a:xfrm>
+                          <a:prstGeom prst="rect">
+                            <a:avLst/>
+                          </a:prstGeom>
+                        </pic:spPr>
+                      </pic:pic>
+                    </a:graphicData>
+                  </a:graphic>
+                </wp:inline>
+              </w:drawing>
+            </w:r>
+          </w:p>
+          <w:p>
+            <w:pPr>
+              <w:pStyle w:val="ListParagraph"/>
+              <w:numPr>
+                <w:ilvl w:val="0"/>
+                <w:numId w:val="27"/>
+              </w:numPr>
+              <w:cnfStyle w:val="000000000000" w:firstRow="0" w:lastRow="0" w:firstColumn="0" w:lastColumn="0" w:oddVBand="0" w:evenVBand="0" w:oddHBand="0" w:evenHBand="0" w:firstRowFirstColumn="0" w:firstRowLastColumn="0" w:lastRowFirstColumn="0" w:lastRowLastColumn="0"/>
+              <w:rPr>
+                <w:lang w:val="es-CL"/>
+              </w:rPr>
+            </w:pPr>
+            <w:r>
+              <w:rPr>
+                <w:lang w:val="es-CL"/>
+              </w:rPr>
+              <w:t>Contraseña cifrada:</w:t>
+            </w:r>
+          </w:p>
+          <w:p>
+            <w:pPr>
+              <w:pStyle w:val="ListParagraph"/>
+              <w:cnfStyle w:val="000000000000" w:firstRow="0" w:lastRow="0" w:firstColumn="0" w:lastColumn="0" w:oddVBand="0" w:evenVBand="0" w:oddHBand="0" w:evenHBand="0" w:firstRowFirstColumn="0" w:firstRowLastColumn="0" w:lastRowFirstColumn="0" w:lastRowLastColumn="0"/>
+              <w:rPr>
+                <w:lang w:val="es-CL"/>
+              </w:rPr>
+            </w:pPr>
+            <w:r>
+              <w:rPr>
+                <w:lang w:val="es-CL"/>
+              </w:rPr>
+              <w:drawing>
+                <wp:inline distT="0" distB="0" distL="0" distR="0" wp14:anchorId="36878609" wp14:editId="082DEA1B">
+                  <wp:extent cx="2762636" cy="866896"/>
+                  <wp:effectExtent l="0" t="0" r="0" b="9525"/>
+                  <wp:docPr id="1455525541" name="Picture 1"/>
+                  <wp:cNvGraphicFramePr>
+                    <a:graphicFrameLocks xmlns:a="http://schemas.openxmlformats.org/drawingml/2006/main" noChangeAspect="1"/>
+                  </wp:cNvGraphicFramePr>
+                  <a:graphic xmlns:a="http://schemas.openxmlformats.org/drawingml/2006/main">
+                    <a:graphicData uri="http://schemas.openxmlformats.org/drawingml/2006/picture">
+                      <pic:pic xmlns:pic="http://schemas.openxmlformats.org/drawingml/2006/picture">
+                        <pic:nvPicPr>
+                          <pic:cNvPr id="1455525541" name=""/>
+                          <pic:cNvPicPr/>
+                        </pic:nvPicPr>
+                        <pic:blipFill>
+                          <a:blip r:embed="rId40"/>
+                          <a:stretch>
+                            <a:fillRect/>
+                          </a:stretch>
+                        </pic:blipFill>
+                        <pic:spPr>
+                          <a:xfrm>
+                            <a:off x="0" y="0"/>
+                            <a:ext cx="2762636" cy="866896"/>
+                          </a:xfrm>
+                          <a:prstGeom prst="rect">
+                            <a:avLst/>
+                          </a:prstGeom>
+                        </pic:spPr>
+                      </pic:pic>
+                    </a:graphicData>
+                  </a:graphic>
+                </wp:inline>
+              </w:drawing>
+            </w:r>
+          </w:p>
+        </w:tc>
+      </w:tr>
+      <w:tr>
+        <w:tc>
+          <w:tcPr>
+            <w:cnfStyle w:val="001000000000" w:firstRow="0" w:lastRow="0" w:firstColumn="1" w:lastColumn="0" w:oddVBand="0" w:evenVBand="0" w:oddHBand="0" w:evenHBand="0" w:firstRowFirstColumn="0" w:firstRowLastColumn="0" w:lastRowFirstColumn="0" w:lastRowLastColumn="0"/>
+            <w:tcW w:w="2122" w:type="dxa"/>
+          </w:tcPr>
+          <w:p>
+            <w:pPr>
+              <w:rPr>
+                <w:lang w:val="es-CL"/>
+              </w:rPr>
+            </w:pPr>
+            <w:r>
+              <w:rPr>
+                <w:lang w:val="es-CL"/>
+              </w:rPr>
+              <w:t>Estado</w:t>
+            </w:r>
+          </w:p>
+        </w:tc>
+        <w:tc>
+          <w:tcPr>
+            <w:tcW w:w="6706" w:type="dxa"/>
+          </w:tcPr>
+          <w:p>
+            <w:pPr>
+              <w:cnfStyle w:val="000000000000" w:firstRow="0" w:lastRow="0" w:firstColumn="0" w:lastColumn="0" w:oddVBand="0" w:evenVBand="0" w:oddHBand="0" w:evenHBand="0" w:firstRowFirstColumn="0" w:firstRowLastColumn="0" w:lastRowFirstColumn="0" w:lastRowLastColumn="0"/>
+              <w:rPr>
+                <w:lang w:val="es-CL"/>
+              </w:rPr>
+            </w:pPr>
+            <w:r>
+              <w:rPr>
+                <w:lang w:val="es-CL"/>
+              </w:rPr>
+              <w:t>Aprobado</w:t>
+            </w:r>
+          </w:p>
+        </w:tc>
+      </w:tr>
+    </w:tbl>
+    <w:p>
+      <w:pPr>
+        <w:rPr>
+          <w:lang w:val="es-CL"/>
+        </w:rPr>
+      </w:pPr>
+    </w:p>
+    <w:p>
+      <w:pPr>
+        <w:rPr>
+          <w:lang w:val="es-CL"/>
+        </w:rPr>
+      </w:pPr>
+    </w:p>
+    <w:p>
+      <w:pPr>
+        <w:rPr>
+          <w:lang w:val="es-CL"/>
+        </w:rPr>
+      </w:pPr>
+    </w:p>
+    <w:p>
+      <w:pPr>
+        <w:rPr>
+          <w:lang w:val="es-CL"/>
+        </w:rPr>
+      </w:pPr>
+    </w:p>
+    <w:p>
+      <w:pPr>
+        <w:rPr>
+          <w:lang w:val="es-CL"/>
+        </w:rPr>
+      </w:pPr>
+      <w:r>
+        <w:rPr>
+          <w:rStyle w:val="Heading3Char"/>
+          <w:b/>
+          <w:bCs/>
+        </w:rPr>
+        <w:lastRenderedPageBreak/>
+        <w:t>CP-02: Login con credenciales validas</w:t>
+      </w:r>
+    </w:p>
+    <w:tbl>
+      <w:tblPr>
+        <w:tblStyle w:val="GridTable1Light-Accent1"/>
+        <w:tblW w:w="0" w:type="auto"/>
+        <w:tblLook w:val="04A0" w:firstRow="1" w:lastRow="0" w:firstColumn="1" w:lastColumn="0" w:noHBand="0" w:noVBand="1"/>
+      </w:tblPr>
+      <w:tblGrid>
+        <w:gridCol w:w="2122"/>
+        <w:gridCol w:w="6706"/>
+      </w:tblGrid>
+      <w:tr>
+        <w:trPr>
+          <w:cnfStyle w:val="100000000000" w:firstRow="1" w:lastRow="0" w:firstColumn="0" w:lastColumn="0" w:oddVBand="0" w:evenVBand="0" w:oddHBand="0" w:evenHBand="0" w:firstRowFirstColumn="0" w:firstRowLastColumn="0" w:lastRowFirstColumn="0" w:lastRowLastColumn="0"/>
+        </w:trPr>
+        <w:tc>
+          <w:tcPr>
+            <w:cnfStyle w:val="001000000000" w:firstRow="0" w:lastRow="0" w:firstColumn="1" w:lastColumn="0" w:oddVBand="0" w:evenVBand="0" w:oddHBand="0" w:evenHBand="0" w:firstRowFirstColumn="0" w:firstRowLastColumn="0" w:lastRowFirstColumn="0" w:lastRowLastColumn="0"/>
+            <w:tcW w:w="2122" w:type="dxa"/>
+          </w:tcPr>
+          <w:p>
+            <w:pPr>
+              <w:rPr>
+                <w:lang w:val="es-CL"/>
+              </w:rPr>
+            </w:pPr>
+            <w:r>
+              <w:rPr>
+                <w:lang w:val="es-CL"/>
+              </w:rPr>
+              <w:t>CAMPO</w:t>
+            </w:r>
+          </w:p>
+        </w:tc>
+        <w:tc>
+          <w:tcPr>
+            <w:tcW w:w="6706" w:type="dxa"/>
+          </w:tcPr>
+          <w:p>
+            <w:pPr>
+              <w:cnfStyle w:val="100000000000" w:firstRow="1" w:lastRow="0" w:firstColumn="0" w:lastColumn="0" w:oddVBand="0" w:evenVBand="0" w:oddHBand="0" w:evenHBand="0" w:firstRowFirstColumn="0" w:firstRowLastColumn="0" w:lastRowFirstColumn="0" w:lastRowLastColumn="0"/>
+              <w:rPr>
+                <w:lang w:val="es-CL"/>
+              </w:rPr>
+            </w:pPr>
+            <w:r>
+              <w:rPr>
+                <w:lang w:val="es-CL"/>
+              </w:rPr>
+              <w:t>DESCRIPCIÓN</w:t>
+            </w:r>
+          </w:p>
+        </w:tc>
+      </w:tr>
+      <w:tr>
+        <w:tc>
+          <w:tcPr>
+            <w:cnfStyle w:val="001000000000" w:firstRow="0" w:lastRow="0" w:firstColumn="1" w:lastColumn="0" w:oddVBand="0" w:evenVBand="0" w:oddHBand="0" w:evenHBand="0" w:firstRowFirstColumn="0" w:firstRowLastColumn="0" w:lastRowFirstColumn="0" w:lastRowLastColumn="0"/>
+            <w:tcW w:w="2122" w:type="dxa"/>
+          </w:tcPr>
+          <w:p>
+            <w:pPr>
+              <w:rPr>
+                <w:lang w:val="es-CL"/>
+              </w:rPr>
+            </w:pPr>
+            <w:r>
+              <w:rPr>
+                <w:lang w:val="es-CL"/>
+              </w:rPr>
+              <w:t>Requerimiento</w:t>
+            </w:r>
+          </w:p>
+        </w:tc>
+        <w:tc>
+          <w:tcPr>
+            <w:tcW w:w="6706" w:type="dxa"/>
+          </w:tcPr>
+          <w:p>
+            <w:pPr>
+              <w:cnfStyle w:val="000000000000" w:firstRow="0" w:lastRow="0" w:firstColumn="0" w:lastColumn="0" w:oddVBand="0" w:evenVBand="0" w:oddHBand="0" w:evenHBand="0" w:firstRowFirstColumn="0" w:firstRowLastColumn="0" w:lastRowFirstColumn="0" w:lastRowLastColumn="0"/>
+              <w:rPr>
+                <w:lang w:val="es-CL"/>
+              </w:rPr>
+            </w:pPr>
+            <w:r>
+              <w:rPr>
+                <w:lang w:val="es-CL"/>
+              </w:rPr>
+              <w:t xml:space="preserve">RF-01 </w:t>
+            </w:r>
+          </w:p>
+        </w:tc>
+      </w:tr>
+      <w:tr>
+        <w:tc>
+          <w:tcPr>
+            <w:cnfStyle w:val="001000000000" w:firstRow="0" w:lastRow="0" w:firstColumn="1" w:lastColumn="0" w:oddVBand="0" w:evenVBand="0" w:oddHBand="0" w:evenHBand="0" w:firstRowFirstColumn="0" w:firstRowLastColumn="0" w:lastRowFirstColumn="0" w:lastRowLastColumn="0"/>
+            <w:tcW w:w="2122" w:type="dxa"/>
+          </w:tcPr>
+          <w:p>
+            <w:pPr>
+              <w:rPr>
+                <w:lang w:val="es-CL"/>
+              </w:rPr>
+            </w:pPr>
+            <w:r>
+              <w:rPr>
+                <w:lang w:val="es-CL"/>
+              </w:rPr>
+              <w:t>Objetivo</w:t>
+            </w:r>
+          </w:p>
+        </w:tc>
+        <w:tc>
+          <w:tcPr>
+            <w:tcW w:w="6706" w:type="dxa"/>
+          </w:tcPr>
+          <w:p>
+            <w:pPr>
+              <w:cnfStyle w:val="000000000000" w:firstRow="0" w:lastRow="0" w:firstColumn="0" w:lastColumn="0" w:oddVBand="0" w:evenVBand="0" w:oddHBand="0" w:evenHBand="0" w:firstRowFirstColumn="0" w:firstRowLastColumn="0" w:lastRowFirstColumn="0" w:lastRowLastColumn="0"/>
+              <w:rPr>
+                <w:lang w:val="es-CL"/>
+              </w:rPr>
+            </w:pPr>
+            <w:r>
+              <w:rPr>
+                <w:lang w:val="es-CL"/>
+              </w:rPr>
+              <w:t xml:space="preserve">Verificar que el sistema </w:t>
+            </w:r>
+            <w:r>
+              <w:rPr>
+                <w:lang w:val="es-CL"/>
+              </w:rPr>
+              <w:t>permita acceso a un usuario registrado.</w:t>
+            </w:r>
+          </w:p>
+        </w:tc>
+      </w:tr>
+      <w:tr>
+        <w:tc>
+          <w:tcPr>
+            <w:cnfStyle w:val="001000000000" w:firstRow="0" w:lastRow="0" w:firstColumn="1" w:lastColumn="0" w:oddVBand="0" w:evenVBand="0" w:oddHBand="0" w:evenHBand="0" w:firstRowFirstColumn="0" w:firstRowLastColumn="0" w:lastRowFirstColumn="0" w:lastRowLastColumn="0"/>
+            <w:tcW w:w="2122" w:type="dxa"/>
+          </w:tcPr>
+          <w:p>
+            <w:pPr>
+              <w:rPr>
+                <w:lang w:val="es-CL"/>
+              </w:rPr>
+            </w:pPr>
+            <w:r>
+              <w:rPr>
+                <w:lang w:val="es-CL"/>
+              </w:rPr>
+              <w:t>Pasos</w:t>
+            </w:r>
+          </w:p>
+        </w:tc>
+        <w:tc>
+          <w:tcPr>
+            <w:tcW w:w="6706" w:type="dxa"/>
+          </w:tcPr>
+          <w:p>
+            <w:pPr>
+              <w:pStyle w:val="ListParagraph"/>
+              <w:numPr>
+                <w:ilvl w:val="0"/>
+                <w:numId w:val="28"/>
+              </w:numPr>
+              <w:cnfStyle w:val="000000000000" w:firstRow="0" w:lastRow="0" w:firstColumn="0" w:lastColumn="0" w:oddVBand="0" w:evenVBand="0" w:oddHBand="0" w:evenHBand="0" w:firstRowFirstColumn="0" w:firstRowLastColumn="0" w:lastRowFirstColumn="0" w:lastRowLastColumn="0"/>
+              <w:rPr>
+                <w:lang w:val="es-CL"/>
+              </w:rPr>
+            </w:pPr>
+            <w:r>
+              <w:rPr>
+                <w:lang w:val="es-CL"/>
+              </w:rPr>
+              <w:t>Acceder a la página de inicio de sesión.</w:t>
+            </w:r>
+          </w:p>
+          <w:p>
+            <w:pPr>
+              <w:pStyle w:val="ListParagraph"/>
+              <w:cnfStyle w:val="000000000000" w:firstRow="0" w:lastRow="0" w:firstColumn="0" w:lastColumn="0" w:oddVBand="0" w:evenVBand="0" w:oddHBand="0" w:evenHBand="0" w:firstRowFirstColumn="0" w:firstRowLastColumn="0" w:lastRowFirstColumn="0" w:lastRowLastColumn="0"/>
+              <w:rPr>
+                <w:lang w:val="es-CL"/>
+              </w:rPr>
+            </w:pPr>
+            <w:r>
+              <w:rPr>
+                <w:lang w:val="es-CL"/>
+              </w:rPr>
+              <w:drawing>
+                <wp:inline distT="0" distB="0" distL="0" distR="0" wp14:anchorId="7748C739" wp14:editId="439E1DEF">
+                  <wp:extent cx="2313830" cy="512152"/>
+                  <wp:effectExtent l="0" t="0" r="0" b="2540"/>
+                  <wp:docPr id="2138982898" name="Picture 1"/>
+                  <wp:cNvGraphicFramePr>
+                    <a:graphicFrameLocks xmlns:a="http://schemas.openxmlformats.org/drawingml/2006/main" noChangeAspect="1"/>
+                  </wp:cNvGraphicFramePr>
+                  <a:graphic xmlns:a="http://schemas.openxmlformats.org/drawingml/2006/main">
+                    <a:graphicData uri="http://schemas.openxmlformats.org/drawingml/2006/picture">
+                      <pic:pic xmlns:pic="http://schemas.openxmlformats.org/drawingml/2006/picture">
+                        <pic:nvPicPr>
+                          <pic:cNvPr id="2138982898" name=""/>
+                          <pic:cNvPicPr/>
+                        </pic:nvPicPr>
+                        <pic:blipFill>
+                          <a:blip r:embed="rId41"/>
+                          <a:stretch>
+                            <a:fillRect/>
+                          </a:stretch>
+                        </pic:blipFill>
+                        <pic:spPr>
+                          <a:xfrm>
+                            <a:off x="0" y="0"/>
+                            <a:ext cx="2316249" cy="512687"/>
+                          </a:xfrm>
+                          <a:prstGeom prst="rect">
+                            <a:avLst/>
+                          </a:prstGeom>
+                        </pic:spPr>
+                      </pic:pic>
+                    </a:graphicData>
+                  </a:graphic>
+                </wp:inline>
+              </w:drawing>
+            </w:r>
+          </w:p>
+          <w:p>
+            <w:pPr>
+              <w:pStyle w:val="ListParagraph"/>
+              <w:numPr>
+                <w:ilvl w:val="0"/>
+                <w:numId w:val="28"/>
+              </w:numPr>
+              <w:cnfStyle w:val="000000000000" w:firstRow="0" w:lastRow="0" w:firstColumn="0" w:lastColumn="0" w:oddVBand="0" w:evenVBand="0" w:oddHBand="0" w:evenHBand="0" w:firstRowFirstColumn="0" w:firstRowLastColumn="0" w:lastRowFirstColumn="0" w:lastRowLastColumn="0"/>
+              <w:rPr>
+                <w:lang w:val="es-CL"/>
+              </w:rPr>
+            </w:pPr>
+            <w:r>
+              <w:rPr>
+                <w:lang w:val="es-CL"/>
+              </w:rPr>
+              <w:t>Ingresar credenciales y confirmar.</w:t>
+            </w:r>
+          </w:p>
+          <w:p>
+            <w:pPr>
+              <w:pStyle w:val="ListParagraph"/>
+              <w:cnfStyle w:val="000000000000" w:firstRow="0" w:lastRow="0" w:firstColumn="0" w:lastColumn="0" w:oddVBand="0" w:evenVBand="0" w:oddHBand="0" w:evenHBand="0" w:firstRowFirstColumn="0" w:firstRowLastColumn="0" w:lastRowFirstColumn="0" w:lastRowLastColumn="0"/>
+              <w:rPr>
+                <w:lang w:val="es-CL"/>
+              </w:rPr>
+            </w:pPr>
+            <w:r>
+              <w:rPr>
+                <w:lang w:val="es-CL"/>
+              </w:rPr>
+              <w:drawing>
+                <wp:inline distT="0" distB="0" distL="0" distR="0" wp14:anchorId="693344C8" wp14:editId="2BC9C40B">
+                  <wp:extent cx="2631882" cy="1863343"/>
+                  <wp:effectExtent l="0" t="0" r="0" b="3810"/>
+                  <wp:docPr id="739142144" name="Picture 1"/>
+                  <wp:cNvGraphicFramePr>
+                    <a:graphicFrameLocks xmlns:a="http://schemas.openxmlformats.org/drawingml/2006/main" noChangeAspect="1"/>
+                  </wp:cNvGraphicFramePr>
+                  <a:graphic xmlns:a="http://schemas.openxmlformats.org/drawingml/2006/main">
+                    <a:graphicData uri="http://schemas.openxmlformats.org/drawingml/2006/picture">
+                      <pic:pic xmlns:pic="http://schemas.openxmlformats.org/drawingml/2006/picture">
+                        <pic:nvPicPr>
+                          <pic:cNvPr id="739142144" name=""/>
+                          <pic:cNvPicPr/>
+                        </pic:nvPicPr>
+                        <pic:blipFill>
+                          <a:blip r:embed="rId42"/>
+                          <a:stretch>
+                            <a:fillRect/>
+                          </a:stretch>
+                        </pic:blipFill>
+                        <pic:spPr>
+                          <a:xfrm>
+                            <a:off x="0" y="0"/>
+                            <a:ext cx="2640847" cy="1869690"/>
+                          </a:xfrm>
+                          <a:prstGeom prst="rect">
+                            <a:avLst/>
+                          </a:prstGeom>
+                        </pic:spPr>
+                      </pic:pic>
+                    </a:graphicData>
+                  </a:graphic>
+                </wp:inline>
+              </w:drawing>
+            </w:r>
+          </w:p>
+        </w:tc>
+      </w:tr>
+      <w:tr>
+        <w:tc>
+          <w:tcPr>
+            <w:cnfStyle w:val="001000000000" w:firstRow="0" w:lastRow="0" w:firstColumn="1" w:lastColumn="0" w:oddVBand="0" w:evenVBand="0" w:oddHBand="0" w:evenHBand="0" w:firstRowFirstColumn="0" w:firstRowLastColumn="0" w:lastRowFirstColumn="0" w:lastRowLastColumn="0"/>
+            <w:tcW w:w="2122" w:type="dxa"/>
+          </w:tcPr>
+          <w:p>
+            <w:pPr>
+              <w:rPr>
+                <w:lang w:val="es-CL"/>
+              </w:rPr>
+            </w:pPr>
+            <w:r>
+              <w:rPr>
+                <w:lang w:val="es-CL"/>
+              </w:rPr>
+              <w:t>Resultado esperado</w:t>
+            </w:r>
+          </w:p>
+        </w:tc>
+        <w:tc>
+          <w:tcPr>
+            <w:tcW w:w="6706" w:type="dxa"/>
+          </w:tcPr>
+          <w:p>
+            <w:pPr>
+              <w:cnfStyle w:val="000000000000" w:firstRow="0" w:lastRow="0" w:firstColumn="0" w:lastColumn="0" w:oddVBand="0" w:evenVBand="0" w:oddHBand="0" w:evenHBand="0" w:firstRowFirstColumn="0" w:firstRowLastColumn="0" w:lastRowFirstColumn="0" w:lastRowLastColumn="0"/>
+              <w:rPr>
+                <w:lang w:val="es-CL"/>
+              </w:rPr>
+            </w:pPr>
+            <w:r>
+              <w:rPr>
+                <w:lang w:val="es-CL"/>
+              </w:rPr>
+              <w:t xml:space="preserve">Usuario </w:t>
+            </w:r>
+            <w:r>
+              <w:rPr>
+                <w:lang w:val="es-CL"/>
+              </w:rPr>
+              <w:t>accede y el sistema reconoce al usuario.</w:t>
+            </w:r>
+          </w:p>
+        </w:tc>
+      </w:tr>
+      <w:tr>
+        <w:tc>
+          <w:tcPr>
+            <w:cnfStyle w:val="001000000000" w:firstRow="0" w:lastRow="0" w:firstColumn="1" w:lastColumn="0" w:oddVBand="0" w:evenVBand="0" w:oddHBand="0" w:evenHBand="0" w:firstRowFirstColumn="0" w:firstRowLastColumn="0" w:lastRowFirstColumn="0" w:lastRowLastColumn="0"/>
+            <w:tcW w:w="2122" w:type="dxa"/>
+          </w:tcPr>
+          <w:p>
+            <w:pPr>
+              <w:rPr>
+                <w:lang w:val="es-CL"/>
+              </w:rPr>
+            </w:pPr>
+            <w:r>
+              <w:rPr>
+                <w:lang w:val="es-CL"/>
+              </w:rPr>
+              <w:t>Resultado obtenido</w:t>
+            </w:r>
+          </w:p>
+        </w:tc>
+        <w:tc>
+          <w:tcPr>
+            <w:tcW w:w="6706" w:type="dxa"/>
+          </w:tcPr>
+          <w:p>
+            <w:pPr>
+              <w:pStyle w:val="ListParagraph"/>
+              <w:numPr>
+                <w:ilvl w:val="0"/>
+                <w:numId w:val="29"/>
+              </w:numPr>
+              <w:cnfStyle w:val="000000000000" w:firstRow="0" w:lastRow="0" w:firstColumn="0" w:lastColumn="0" w:oddVBand="0" w:evenVBand="0" w:oddHBand="0" w:evenHBand="0" w:firstRowFirstColumn="0" w:firstRowLastColumn="0" w:lastRowFirstColumn="0" w:lastRowLastColumn="0"/>
+              <w:rPr>
+                <w:lang w:val="es-CL"/>
+              </w:rPr>
+            </w:pPr>
+            <w:r>
+              <w:rPr>
+                <w:lang w:val="es-CL"/>
+              </w:rPr>
+              <w:t>Mensaje de inicio de sesión:</w:t>
+            </w:r>
+          </w:p>
+          <w:p>
+            <w:pPr>
+              <w:pStyle w:val="ListParagraph"/>
+              <w:ind w:left="1080"/>
+              <w:cnfStyle w:val="000000000000" w:firstRow="0" w:lastRow="0" w:firstColumn="0" w:lastColumn="0" w:oddVBand="0" w:evenVBand="0" w:oddHBand="0" w:evenHBand="0" w:firstRowFirstColumn="0" w:firstRowLastColumn="0" w:lastRowFirstColumn="0" w:lastRowLastColumn="0"/>
+              <w:rPr>
+                <w:lang w:val="es-CL"/>
+              </w:rPr>
+            </w:pPr>
+            <w:r>
+              <w:rPr>
+                <w:lang w:val="es-CL"/>
+              </w:rPr>
+              <w:drawing>
+                <wp:inline distT="0" distB="0" distL="0" distR="0" wp14:anchorId="67849325" wp14:editId="640DE6A7">
+                  <wp:extent cx="1848108" cy="590632"/>
+                  <wp:effectExtent l="0" t="0" r="0" b="0"/>
+                  <wp:docPr id="737674140" name="Picture 1"/>
+                  <wp:cNvGraphicFramePr>
+                    <a:graphicFrameLocks xmlns:a="http://schemas.openxmlformats.org/drawingml/2006/main" noChangeAspect="1"/>
+                  </wp:cNvGraphicFramePr>
+                  <a:graphic xmlns:a="http://schemas.openxmlformats.org/drawingml/2006/main">
+                    <a:graphicData uri="http://schemas.openxmlformats.org/drawingml/2006/picture">
+                      <pic:pic xmlns:pic="http://schemas.openxmlformats.org/drawingml/2006/picture">
+                        <pic:nvPicPr>
+                          <pic:cNvPr id="737674140" name=""/>
+                          <pic:cNvPicPr/>
+                        </pic:nvPicPr>
+                        <pic:blipFill>
+                          <a:blip r:embed="rId43"/>
+                          <a:stretch>
+                            <a:fillRect/>
+                          </a:stretch>
+                        </pic:blipFill>
+                        <pic:spPr>
+                          <a:xfrm>
+                            <a:off x="0" y="0"/>
+                            <a:ext cx="1848108" cy="590632"/>
+                          </a:xfrm>
+                          <a:prstGeom prst="rect">
+                            <a:avLst/>
+                          </a:prstGeom>
+                        </pic:spPr>
+                      </pic:pic>
+                    </a:graphicData>
+                  </a:graphic>
+                </wp:inline>
+              </w:drawing>
+            </w:r>
+          </w:p>
+          <w:p>
+            <w:pPr>
+              <w:pStyle w:val="ListParagraph"/>
+              <w:numPr>
+                <w:ilvl w:val="0"/>
+                <w:numId w:val="29"/>
+              </w:numPr>
+              <w:cnfStyle w:val="000000000000" w:firstRow="0" w:lastRow="0" w:firstColumn="0" w:lastColumn="0" w:oddVBand="0" w:evenVBand="0" w:oddHBand="0" w:evenHBand="0" w:firstRowFirstColumn="0" w:firstRowLastColumn="0" w:lastRowFirstColumn="0" w:lastRowLastColumn="0"/>
+              <w:rPr>
+                <w:lang w:val="es-CL"/>
+              </w:rPr>
+            </w:pPr>
+            <w:r>
+              <w:rPr>
+                <w:lang w:val="es-CL"/>
+              </w:rPr>
+              <w:t>Sistema reconoce usuario:</w:t>
+            </w:r>
+          </w:p>
+          <w:p>
+            <w:pPr>
+              <w:pStyle w:val="ListParagraph"/>
+              <w:ind w:left="1080"/>
+              <w:cnfStyle w:val="000000000000" w:firstRow="0" w:lastRow="0" w:firstColumn="0" w:lastColumn="0" w:oddVBand="0" w:evenVBand="0" w:oddHBand="0" w:evenHBand="0" w:firstRowFirstColumn="0" w:firstRowLastColumn="0" w:lastRowFirstColumn="0" w:lastRowLastColumn="0"/>
+              <w:rPr>
+                <w:lang w:val="es-CL"/>
+              </w:rPr>
+            </w:pPr>
+            <w:r>
+              <w:rPr>
+                <w:lang w:val="es-CL"/>
+              </w:rPr>
+              <w:drawing>
+                <wp:inline distT="0" distB="0" distL="0" distR="0" wp14:anchorId="7B1EF9DE" wp14:editId="6E64A8EA">
+                  <wp:extent cx="1514686" cy="590632"/>
+                  <wp:effectExtent l="0" t="0" r="9525" b="0"/>
+                  <wp:docPr id="315059585" name="Picture 1"/>
+                  <wp:cNvGraphicFramePr>
+                    <a:graphicFrameLocks xmlns:a="http://schemas.openxmlformats.org/drawingml/2006/main" noChangeAspect="1"/>
+                  </wp:cNvGraphicFramePr>
+                  <a:graphic xmlns:a="http://schemas.openxmlformats.org/drawingml/2006/main">
+                    <a:graphicData uri="http://schemas.openxmlformats.org/drawingml/2006/picture">
+                      <pic:pic xmlns:pic="http://schemas.openxmlformats.org/drawingml/2006/picture">
+                        <pic:nvPicPr>
+                          <pic:cNvPr id="315059585" name=""/>
+                          <pic:cNvPicPr/>
+                        </pic:nvPicPr>
+                        <pic:blipFill>
+                          <a:blip r:embed="rId44"/>
+                          <a:stretch>
+                            <a:fillRect/>
+                          </a:stretch>
+                        </pic:blipFill>
+                        <pic:spPr>
+                          <a:xfrm>
+                            <a:off x="0" y="0"/>
+                            <a:ext cx="1514686" cy="590632"/>
+                          </a:xfrm>
+                          <a:prstGeom prst="rect">
+                            <a:avLst/>
+                          </a:prstGeom>
+                        </pic:spPr>
+                      </pic:pic>
+                    </a:graphicData>
+                  </a:graphic>
+                </wp:inline>
+              </w:drawing>
+            </w:r>
+          </w:p>
+        </w:tc>
+      </w:tr>
+      <w:tr>
+        <w:tc>
+          <w:tcPr>
+            <w:cnfStyle w:val="001000000000" w:firstRow="0" w:lastRow="0" w:firstColumn="1" w:lastColumn="0" w:oddVBand="0" w:evenVBand="0" w:oddHBand="0" w:evenHBand="0" w:firstRowFirstColumn="0" w:firstRowLastColumn="0" w:lastRowFirstColumn="0" w:lastRowLastColumn="0"/>
+            <w:tcW w:w="2122" w:type="dxa"/>
+          </w:tcPr>
+          <w:p>
+            <w:pPr>
+              <w:rPr>
+                <w:lang w:val="es-CL"/>
+              </w:rPr>
+            </w:pPr>
+            <w:r>
+              <w:rPr>
+                <w:lang w:val="es-CL"/>
+              </w:rPr>
+              <w:t>Estado</w:t>
+            </w:r>
+          </w:p>
+        </w:tc>
+        <w:tc>
+          <w:tcPr>
+            <w:tcW w:w="6706" w:type="dxa"/>
+          </w:tcPr>
+          <w:p>
+            <w:pPr>
+              <w:cnfStyle w:val="000000000000" w:firstRow="0" w:lastRow="0" w:firstColumn="0" w:lastColumn="0" w:oddVBand="0" w:evenVBand="0" w:oddHBand="0" w:evenHBand="0" w:firstRowFirstColumn="0" w:firstRowLastColumn="0" w:lastRowFirstColumn="0" w:lastRowLastColumn="0"/>
+              <w:rPr>
+                <w:lang w:val="es-CL"/>
+              </w:rPr>
+            </w:pPr>
+            <w:r>
+              <w:rPr>
+                <w:lang w:val="es-CL"/>
+              </w:rPr>
+              <w:t>Aprobado</w:t>
+            </w:r>
+          </w:p>
+        </w:tc>
+      </w:tr>
+    </w:tbl>
+    <w:p>
+      <w:pPr>
+        <w:rPr>
+          <w:lang w:val="es-CL"/>
+        </w:rPr>
+      </w:pPr>
+    </w:p>
+    <w:p>
+      <w:pPr>
+        <w:rPr>
+          <w:lang w:val="es-CL"/>
+        </w:rPr>
+      </w:pPr>
+    </w:p>
+    <w:p>
+      <w:pPr>
+        <w:rPr>
+          <w:lang w:val="es-CL"/>
+        </w:rPr>
+      </w:pPr>
+    </w:p>
+    <w:p>
+      <w:pPr>
+        <w:rPr>
+          <w:lang w:val="es-CL"/>
+        </w:rPr>
+      </w:pPr>
+    </w:p>
+    <w:p>
+      <w:pPr>
+        <w:rPr>
+          <w:lang w:val="es-CL"/>
+        </w:rPr>
+      </w:pPr>
+    </w:p>
+    <w:p>
+      <w:pPr>
+        <w:rPr>
+          <w:lang w:val="es-CL"/>
+        </w:rPr>
+      </w:pPr>
+    </w:p>
+    <w:p>
+      <w:pPr>
+        <w:rPr>
+          <w:lang w:val="es-CL"/>
+        </w:rPr>
+      </w:pPr>
+    </w:p>
+    <w:p>
+      <w:pPr>
+        <w:rPr>
+          <w:lang w:val="es-CL"/>
+        </w:rPr>
+      </w:pPr>
+    </w:p>
+    <w:p>
+      <w:pPr>
+        <w:rPr>
+          <w:lang w:val="es-CL"/>
+        </w:rPr>
+      </w:pPr>
+    </w:p>
+    <w:p>
+      <w:pPr>
+        <w:rPr>
+          <w:lang w:val="es-CL"/>
+        </w:rPr>
+      </w:pPr>
+    </w:p>
+    <w:p>
+      <w:pPr>
+        <w:rPr>
+          <w:lang w:val="es-CL"/>
+        </w:rPr>
+      </w:pPr>
+      <w:r>
+        <w:rPr>
+          <w:rStyle w:val="Heading3Char"/>
+          <w:b/>
+          <w:bCs/>
+        </w:rPr>
+        <w:lastRenderedPageBreak/>
+        <w:t>Cp-03: recuperación de contraseña</w:t>
+      </w:r>
+    </w:p>
+    <w:tbl>
+      <w:tblPr>
+        <w:tblStyle w:val="GridTable1Light-Accent1"/>
+        <w:tblW w:w="0" w:type="auto"/>
+        <w:tblLook w:val="04A0" w:firstRow="1" w:lastRow="0" w:firstColumn="1" w:lastColumn="0" w:noHBand="0" w:noVBand="1"/>
+      </w:tblPr>
+      <w:tblGrid>
+        <w:gridCol w:w="2042"/>
+        <w:gridCol w:w="6786"/>
+      </w:tblGrid>
+      <w:tr>
+        <w:trPr>
+          <w:cnfStyle w:val="100000000000" w:firstRow="1" w:lastRow="0" w:firstColumn="0" w:lastColumn="0" w:oddVBand="0" w:evenVBand="0" w:oddHBand="0" w:evenHBand="0" w:firstRowFirstColumn="0" w:firstRowLastColumn="0" w:lastRowFirstColumn="0" w:lastRowLastColumn="0"/>
+        </w:trPr>
+        <w:tc>
+          <w:tcPr>
+            <w:cnfStyle w:val="001000000000" w:firstRow="0" w:lastRow="0" w:firstColumn="1" w:lastColumn="0" w:oddVBand="0" w:evenVBand="0" w:oddHBand="0" w:evenHBand="0" w:firstRowFirstColumn="0" w:firstRowLastColumn="0" w:lastRowFirstColumn="0" w:lastRowLastColumn="0"/>
+            <w:tcW w:w="2122" w:type="dxa"/>
+          </w:tcPr>
+          <w:p>
+            <w:pPr>
+              <w:rPr>
+                <w:lang w:val="es-CL"/>
+              </w:rPr>
+            </w:pPr>
+            <w:r>
+              <w:rPr>
+                <w:lang w:val="es-CL"/>
+              </w:rPr>
+              <w:t>CAMPO</w:t>
+            </w:r>
+          </w:p>
+        </w:tc>
+        <w:tc>
+          <w:tcPr>
+            <w:tcW w:w="6706" w:type="dxa"/>
+          </w:tcPr>
+          <w:p>
+            <w:pPr>
+              <w:cnfStyle w:val="100000000000" w:firstRow="1" w:lastRow="0" w:firstColumn="0" w:lastColumn="0" w:oddVBand="0" w:evenVBand="0" w:oddHBand="0" w:evenHBand="0" w:firstRowFirstColumn="0" w:firstRowLastColumn="0" w:lastRowFirstColumn="0" w:lastRowLastColumn="0"/>
+              <w:rPr>
+                <w:lang w:val="es-CL"/>
+              </w:rPr>
+            </w:pPr>
+            <w:r>
+              <w:rPr>
+                <w:lang w:val="es-CL"/>
+              </w:rPr>
+              <w:t>DESCRIPCIÓN</w:t>
+            </w:r>
+          </w:p>
+        </w:tc>
+      </w:tr>
+      <w:tr>
+        <w:tc>
+          <w:tcPr>
+            <w:cnfStyle w:val="001000000000" w:firstRow="0" w:lastRow="0" w:firstColumn="1" w:lastColumn="0" w:oddVBand="0" w:evenVBand="0" w:oddHBand="0" w:evenHBand="0" w:firstRowFirstColumn="0" w:firstRowLastColumn="0" w:lastRowFirstColumn="0" w:lastRowLastColumn="0"/>
+            <w:tcW w:w="2122" w:type="dxa"/>
+          </w:tcPr>
+          <w:p>
+            <w:pPr>
+              <w:rPr>
+                <w:lang w:val="es-CL"/>
+              </w:rPr>
+            </w:pPr>
+            <w:r>
+              <w:rPr>
+                <w:lang w:val="es-CL"/>
+              </w:rPr>
+              <w:t>Requerimiento</w:t>
+            </w:r>
+          </w:p>
+        </w:tc>
+        <w:tc>
+          <w:tcPr>
+            <w:tcW w:w="6706" w:type="dxa"/>
+          </w:tcPr>
+          <w:p>
+            <w:pPr>
+              <w:cnfStyle w:val="000000000000" w:firstRow="0" w:lastRow="0" w:firstColumn="0" w:lastColumn="0" w:oddVBand="0" w:evenVBand="0" w:oddHBand="0" w:evenHBand="0" w:firstRowFirstColumn="0" w:firstRowLastColumn="0" w:lastRowFirstColumn="0" w:lastRowLastColumn="0"/>
+              <w:rPr>
+                <w:lang w:val="es-CL"/>
+              </w:rPr>
+            </w:pPr>
+            <w:r>
+              <w:rPr>
+                <w:lang w:val="es-CL"/>
+              </w:rPr>
+              <w:t>RF-1</w:t>
+            </w:r>
+            <w:r>
+              <w:rPr>
+                <w:lang w:val="es-CL"/>
+              </w:rPr>
+              <w:t>5</w:t>
+            </w:r>
+            <w:r>
+              <w:rPr>
+                <w:lang w:val="es-CL"/>
+              </w:rPr>
+              <w:t xml:space="preserve"> – RNF-11</w:t>
+            </w:r>
+          </w:p>
+        </w:tc>
+      </w:tr>
+      <w:tr>
+        <w:tc>
+          <w:tcPr>
+            <w:cnfStyle w:val="001000000000" w:firstRow="0" w:lastRow="0" w:firstColumn="1" w:lastColumn="0" w:oddVBand="0" w:evenVBand="0" w:oddHBand="0" w:evenHBand="0" w:firstRowFirstColumn="0" w:firstRowLastColumn="0" w:lastRowFirstColumn="0" w:lastRowLastColumn="0"/>
+            <w:tcW w:w="2122" w:type="dxa"/>
+          </w:tcPr>
+          <w:p>
+            <w:pPr>
+              <w:rPr>
+                <w:lang w:val="es-CL"/>
+              </w:rPr>
+            </w:pPr>
+            <w:r>
+              <w:rPr>
+                <w:lang w:val="es-CL"/>
+              </w:rPr>
+              <w:t>Objetivo</w:t>
+            </w:r>
+          </w:p>
+        </w:tc>
+        <w:tc>
+          <w:tcPr>
+            <w:tcW w:w="6706" w:type="dxa"/>
+          </w:tcPr>
+          <w:p>
+            <w:pPr>
+              <w:cnfStyle w:val="000000000000" w:firstRow="0" w:lastRow="0" w:firstColumn="0" w:lastColumn="0" w:oddVBand="0" w:evenVBand="0" w:oddHBand="0" w:evenHBand="0" w:firstRowFirstColumn="0" w:firstRowLastColumn="0" w:lastRowFirstColumn="0" w:lastRowLastColumn="0"/>
+              <w:rPr>
+                <w:lang w:val="es-CL"/>
+              </w:rPr>
+            </w:pPr>
+            <w:r>
+              <w:rPr>
+                <w:lang w:val="es-CL"/>
+              </w:rPr>
+              <w:t>Recuperar contraseña de usuario</w:t>
+            </w:r>
+            <w:r>
+              <w:rPr>
+                <w:lang w:val="es-CL"/>
+              </w:rPr>
+              <w:t>.</w:t>
+            </w:r>
+          </w:p>
+        </w:tc>
+      </w:tr>
+      <w:tr>
+        <w:tc>
+          <w:tcPr>
+            <w:cnfStyle w:val="001000000000" w:firstRow="0" w:lastRow="0" w:firstColumn="1" w:lastColumn="0" w:oddVBand="0" w:evenVBand="0" w:oddHBand="0" w:evenHBand="0" w:firstRowFirstColumn="0" w:firstRowLastColumn="0" w:lastRowFirstColumn="0" w:lastRowLastColumn="0"/>
+            <w:tcW w:w="2122" w:type="dxa"/>
+          </w:tcPr>
+          <w:p>
+            <w:pPr>
+              <w:rPr>
+                <w:lang w:val="es-CL"/>
+              </w:rPr>
+            </w:pPr>
+            <w:r>
+              <w:rPr>
+                <w:lang w:val="es-CL"/>
+              </w:rPr>
+              <w:t>Pasos</w:t>
+            </w:r>
+          </w:p>
+        </w:tc>
+        <w:tc>
+          <w:tcPr>
+            <w:tcW w:w="6706" w:type="dxa"/>
+          </w:tcPr>
+          <w:p>
+            <w:pPr>
+              <w:pStyle w:val="ListParagraph"/>
+              <w:numPr>
+                <w:ilvl w:val="0"/>
+                <w:numId w:val="30"/>
+              </w:numPr>
+              <w:cnfStyle w:val="000000000000" w:firstRow="0" w:lastRow="0" w:firstColumn="0" w:lastColumn="0" w:oddVBand="0" w:evenVBand="0" w:oddHBand="0" w:evenHBand="0" w:firstRowFirstColumn="0" w:firstRowLastColumn="0" w:lastRowFirstColumn="0" w:lastRowLastColumn="0"/>
+              <w:rPr>
+                <w:lang w:val="es-CL"/>
+              </w:rPr>
+            </w:pPr>
+            <w:r>
+              <w:rPr>
+                <w:lang w:val="es-CL"/>
+              </w:rPr>
+              <w:t>Acceder a inicio de sesión.</w:t>
+            </w:r>
+          </w:p>
+          <w:p>
+            <w:pPr>
+              <w:pStyle w:val="ListParagraph"/>
+              <w:numPr>
+                <w:ilvl w:val="0"/>
+                <w:numId w:val="30"/>
+              </w:numPr>
+              <w:cnfStyle w:val="000000000000" w:firstRow="0" w:lastRow="0" w:firstColumn="0" w:lastColumn="0" w:oddVBand="0" w:evenVBand="0" w:oddHBand="0" w:evenHBand="0" w:firstRowFirstColumn="0" w:firstRowLastColumn="0" w:lastRowFirstColumn="0" w:lastRowLastColumn="0"/>
+              <w:rPr>
+                <w:lang w:val="es-CL"/>
+              </w:rPr>
+            </w:pPr>
+            <w:r>
+              <w:rPr>
+                <w:lang w:val="es-CL"/>
+              </w:rPr>
+              <w:t>Iniciar proceso de recuperación en ‘¿Olvidaste tu contraseña?’.</w:t>
+            </w:r>
+          </w:p>
+          <w:p>
+            <w:pPr>
+              <w:pStyle w:val="ListParagraph"/>
+              <w:ind w:left="1080"/>
+              <w:cnfStyle w:val="000000000000" w:firstRow="0" w:lastRow="0" w:firstColumn="0" w:lastColumn="0" w:oddVBand="0" w:evenVBand="0" w:oddHBand="0" w:evenHBand="0" w:firstRowFirstColumn="0" w:firstRowLastColumn="0" w:lastRowFirstColumn="0" w:lastRowLastColumn="0"/>
+              <w:rPr>
+                <w:lang w:val="es-CL"/>
+              </w:rPr>
+            </w:pPr>
+            <w:r>
+              <w:rPr>
+                <w:lang w:val="es-CL"/>
+              </w:rPr>
+              <w:drawing>
+                <wp:inline distT="0" distB="0" distL="0" distR="0" wp14:anchorId="56BFBB51" wp14:editId="49C15DE5">
+                  <wp:extent cx="1630017" cy="322854"/>
+                  <wp:effectExtent l="0" t="0" r="0" b="1270"/>
+                  <wp:docPr id="866370398" name="Picture 1"/>
+                  <wp:cNvGraphicFramePr>
+                    <a:graphicFrameLocks xmlns:a="http://schemas.openxmlformats.org/drawingml/2006/main" noChangeAspect="1"/>
+                  </wp:cNvGraphicFramePr>
+                  <a:graphic xmlns:a="http://schemas.openxmlformats.org/drawingml/2006/main">
+                    <a:graphicData uri="http://schemas.openxmlformats.org/drawingml/2006/picture">
+                      <pic:pic xmlns:pic="http://schemas.openxmlformats.org/drawingml/2006/picture">
+                        <pic:nvPicPr>
+                          <pic:cNvPr id="866370398" name=""/>
+                          <pic:cNvPicPr/>
+                        </pic:nvPicPr>
+                        <pic:blipFill>
+                          <a:blip r:embed="rId45"/>
+                          <a:stretch>
+                            <a:fillRect/>
+                          </a:stretch>
+                        </pic:blipFill>
+                        <pic:spPr>
+                          <a:xfrm>
+                            <a:off x="0" y="0"/>
+                            <a:ext cx="1644332" cy="325689"/>
+                          </a:xfrm>
+                          <a:prstGeom prst="rect">
+                            <a:avLst/>
+                          </a:prstGeom>
+                        </pic:spPr>
+                      </pic:pic>
+                    </a:graphicData>
+                  </a:graphic>
+                </wp:inline>
+              </w:drawing>
+            </w:r>
+          </w:p>
+          <w:p>
+            <w:pPr>
+              <w:pStyle w:val="ListParagraph"/>
+              <w:numPr>
+                <w:ilvl w:val="0"/>
+                <w:numId w:val="30"/>
+              </w:numPr>
+              <w:cnfStyle w:val="000000000000" w:firstRow="0" w:lastRow="0" w:firstColumn="0" w:lastColumn="0" w:oddVBand="0" w:evenVBand="0" w:oddHBand="0" w:evenHBand="0" w:firstRowFirstColumn="0" w:firstRowLastColumn="0" w:lastRowFirstColumn="0" w:lastRowLastColumn="0"/>
+              <w:rPr>
+                <w:lang w:val="es-CL"/>
+              </w:rPr>
+            </w:pPr>
+            <w:r>
+              <w:rPr>
+                <w:lang w:val="es-CL"/>
+              </w:rPr>
+              <w:t>Introducir correo electrónico</w:t>
+            </w:r>
+            <w:r>
+              <w:rPr>
+                <w:lang w:val="es-CL"/>
+              </w:rPr>
+              <w:t xml:space="preserve"> y enviar enlace</w:t>
+            </w:r>
+            <w:r>
+              <w:rPr>
+                <w:lang w:val="es-CL"/>
+              </w:rPr>
+              <w:t>.</w:t>
+            </w:r>
+          </w:p>
+          <w:p>
+            <w:pPr>
+              <w:pStyle w:val="ListParagraph"/>
+              <w:ind w:left="1080"/>
+              <w:cnfStyle w:val="000000000000" w:firstRow="0" w:lastRow="0" w:firstColumn="0" w:lastColumn="0" w:oddVBand="0" w:evenVBand="0" w:oddHBand="0" w:evenHBand="0" w:firstRowFirstColumn="0" w:firstRowLastColumn="0" w:lastRowFirstColumn="0" w:lastRowLastColumn="0"/>
+              <w:rPr>
+                <w:lang w:val="es-CL"/>
+              </w:rPr>
+            </w:pPr>
+            <w:r>
+              <w:rPr>
+                <w:lang w:val="es-CL"/>
+              </w:rPr>
+              <w:drawing>
+                <wp:inline distT="0" distB="0" distL="0" distR="0" wp14:anchorId="44E44795" wp14:editId="73E2B434">
+                  <wp:extent cx="2075290" cy="1291930"/>
+                  <wp:effectExtent l="0" t="0" r="1270" b="3810"/>
+                  <wp:docPr id="1026324444" name="Picture 1"/>
+                  <wp:cNvGraphicFramePr>
+                    <a:graphicFrameLocks xmlns:a="http://schemas.openxmlformats.org/drawingml/2006/main" noChangeAspect="1"/>
+                  </wp:cNvGraphicFramePr>
+                  <a:graphic xmlns:a="http://schemas.openxmlformats.org/drawingml/2006/main">
+                    <a:graphicData uri="http://schemas.openxmlformats.org/drawingml/2006/picture">
+                      <pic:pic xmlns:pic="http://schemas.openxmlformats.org/drawingml/2006/picture">
+                        <pic:nvPicPr>
+                          <pic:cNvPr id="1026324444" name=""/>
+                          <pic:cNvPicPr/>
+                        </pic:nvPicPr>
+                        <pic:blipFill>
+                          <a:blip r:embed="rId46"/>
+                          <a:stretch>
+                            <a:fillRect/>
+                          </a:stretch>
+                        </pic:blipFill>
+                        <pic:spPr>
+                          <a:xfrm>
+                            <a:off x="0" y="0"/>
+                            <a:ext cx="2083836" cy="1297250"/>
+                          </a:xfrm>
+                          <a:prstGeom prst="rect">
+                            <a:avLst/>
+                          </a:prstGeom>
+                        </pic:spPr>
+                      </pic:pic>
+                    </a:graphicData>
+                  </a:graphic>
+                </wp:inline>
+              </w:drawing>
+            </w:r>
+          </w:p>
+          <w:p>
+            <w:pPr>
+              <w:pStyle w:val="ListParagraph"/>
+              <w:numPr>
+                <w:ilvl w:val="0"/>
+                <w:numId w:val="30"/>
+              </w:numPr>
+              <w:cnfStyle w:val="000000000000" w:firstRow="0" w:lastRow="0" w:firstColumn="0" w:lastColumn="0" w:oddVBand="0" w:evenVBand="0" w:oddHBand="0" w:evenHBand="0" w:firstRowFirstColumn="0" w:firstRowLastColumn="0" w:lastRowFirstColumn="0" w:lastRowLastColumn="0"/>
+              <w:rPr>
+                <w:lang w:val="es-CL"/>
+              </w:rPr>
+            </w:pPr>
+            <w:r>
+              <w:rPr>
+                <w:lang w:val="es-CL"/>
+              </w:rPr>
+              <w:t>Revisar correo y seguir instrucciones.</w:t>
+            </w:r>
+          </w:p>
+          <w:p>
+            <w:pPr>
+              <w:pStyle w:val="ListParagraph"/>
+              <w:ind w:left="1080"/>
+              <w:cnfStyle w:val="000000000000" w:firstRow="0" w:lastRow="0" w:firstColumn="0" w:lastColumn="0" w:oddVBand="0" w:evenVBand="0" w:oddHBand="0" w:evenHBand="0" w:firstRowFirstColumn="0" w:firstRowLastColumn="0" w:lastRowFirstColumn="0" w:lastRowLastColumn="0"/>
+              <w:rPr>
+                <w:lang w:val="es-CL"/>
+              </w:rPr>
+            </w:pPr>
+            <w:r>
+              <w:rPr>
+                <w:lang w:val="es-CL"/>
+              </w:rPr>
+              <w:drawing>
+                <wp:inline distT="0" distB="0" distL="0" distR="0" wp14:anchorId="68051CDE" wp14:editId="67F6E107">
+                  <wp:extent cx="3482671" cy="384860"/>
+                  <wp:effectExtent l="0" t="0" r="3810" b="0"/>
+                  <wp:docPr id="2073868803" name="Picture 1"/>
+                  <wp:cNvGraphicFramePr>
+                    <a:graphicFrameLocks xmlns:a="http://schemas.openxmlformats.org/drawingml/2006/main" noChangeAspect="1"/>
+                  </wp:cNvGraphicFramePr>
+                  <a:graphic xmlns:a="http://schemas.openxmlformats.org/drawingml/2006/main">
+                    <a:graphicData uri="http://schemas.openxmlformats.org/drawingml/2006/picture">
+                      <pic:pic xmlns:pic="http://schemas.openxmlformats.org/drawingml/2006/picture">
+                        <pic:nvPicPr>
+                          <pic:cNvPr id="2073868803" name=""/>
+                          <pic:cNvPicPr/>
+                        </pic:nvPicPr>
+                        <pic:blipFill>
+                          <a:blip r:embed="rId47"/>
+                          <a:stretch>
+                            <a:fillRect/>
+                          </a:stretch>
+                        </pic:blipFill>
+                        <pic:spPr>
+                          <a:xfrm>
+                            <a:off x="0" y="0"/>
+                            <a:ext cx="3702188" cy="409118"/>
+                          </a:xfrm>
+                          <a:prstGeom prst="rect">
+                            <a:avLst/>
+                          </a:prstGeom>
+                        </pic:spPr>
+                      </pic:pic>
+                    </a:graphicData>
+                  </a:graphic>
+                </wp:inline>
+              </w:drawing>
+            </w:r>
+          </w:p>
+          <w:p>
+            <w:pPr>
+              <w:pStyle w:val="ListParagraph"/>
+              <w:numPr>
+                <w:ilvl w:val="0"/>
+                <w:numId w:val="30"/>
+              </w:numPr>
+              <w:cnfStyle w:val="000000000000" w:firstRow="0" w:lastRow="0" w:firstColumn="0" w:lastColumn="0" w:oddVBand="0" w:evenVBand="0" w:oddHBand="0" w:evenHBand="0" w:firstRowFirstColumn="0" w:firstRowLastColumn="0" w:lastRowFirstColumn="0" w:lastRowLastColumn="0"/>
+              <w:rPr>
+                <w:lang w:val="es-CL"/>
+              </w:rPr>
+            </w:pPr>
+            <w:r>
+              <w:rPr>
+                <w:lang w:val="es-CL"/>
+              </w:rPr>
+              <w:t xml:space="preserve">Ingresar nueva </w:t>
+            </w:r>
+            <w:r>
+              <w:rPr>
+                <w:lang w:val="es-CL"/>
+              </w:rPr>
+              <w:t>contraseña</w:t>
+            </w:r>
+            <w:r>
+              <w:rPr>
+                <w:lang w:val="es-CL"/>
+              </w:rPr>
+              <w:t xml:space="preserve"> y confirmar</w:t>
+            </w:r>
+            <w:r>
+              <w:rPr>
+                <w:lang w:val="es-CL"/>
+              </w:rPr>
+              <w:t>.</w:t>
+            </w:r>
+          </w:p>
+          <w:p>
+            <w:pPr>
+              <w:pStyle w:val="ListParagraph"/>
+              <w:ind w:left="1080"/>
+              <w:cnfStyle w:val="000000000000" w:firstRow="0" w:lastRow="0" w:firstColumn="0" w:lastColumn="0" w:oddVBand="0" w:evenVBand="0" w:oddHBand="0" w:evenHBand="0" w:firstRowFirstColumn="0" w:firstRowLastColumn="0" w:lastRowFirstColumn="0" w:lastRowLastColumn="0"/>
+              <w:rPr>
+                <w:lang w:val="es-CL"/>
+              </w:rPr>
+            </w:pPr>
+            <w:r>
+              <w:rPr>
+                <w:lang w:val="es-CL"/>
+              </w:rPr>
+              <w:drawing>
+                <wp:inline distT="0" distB="0" distL="0" distR="0" wp14:anchorId="7FF7306B" wp14:editId="4A389095">
+                  <wp:extent cx="2146852" cy="1697228"/>
+                  <wp:effectExtent l="0" t="0" r="6350" b="0"/>
+                  <wp:docPr id="755112113" name="Picture 1"/>
+                  <wp:cNvGraphicFramePr>
+                    <a:graphicFrameLocks xmlns:a="http://schemas.openxmlformats.org/drawingml/2006/main" noChangeAspect="1"/>
+                  </wp:cNvGraphicFramePr>
+                  <a:graphic xmlns:a="http://schemas.openxmlformats.org/drawingml/2006/main">
+                    <a:graphicData uri="http://schemas.openxmlformats.org/drawingml/2006/picture">
+                      <pic:pic xmlns:pic="http://schemas.openxmlformats.org/drawingml/2006/picture">
+                        <pic:nvPicPr>
+                          <pic:cNvPr id="755112113" name=""/>
+                          <pic:cNvPicPr/>
+                        </pic:nvPicPr>
+                        <pic:blipFill>
+                          <a:blip r:embed="rId48"/>
+                          <a:stretch>
+                            <a:fillRect/>
+                          </a:stretch>
+                        </pic:blipFill>
+                        <pic:spPr>
+                          <a:xfrm>
+                            <a:off x="0" y="0"/>
+                            <a:ext cx="2155440" cy="1704017"/>
+                          </a:xfrm>
+                          <a:prstGeom prst="rect">
+                            <a:avLst/>
+                          </a:prstGeom>
+                        </pic:spPr>
+                      </pic:pic>
+                    </a:graphicData>
+                  </a:graphic>
+                </wp:inline>
+              </w:drawing>
+            </w:r>
+          </w:p>
+        </w:tc>
+      </w:tr>
+      <w:tr>
+        <w:tc>
+          <w:tcPr>
+            <w:cnfStyle w:val="001000000000" w:firstRow="0" w:lastRow="0" w:firstColumn="1" w:lastColumn="0" w:oddVBand="0" w:evenVBand="0" w:oddHBand="0" w:evenHBand="0" w:firstRowFirstColumn="0" w:firstRowLastColumn="0" w:lastRowFirstColumn="0" w:lastRowLastColumn="0"/>
+            <w:tcW w:w="2122" w:type="dxa"/>
+          </w:tcPr>
+          <w:p>
+            <w:pPr>
+              <w:rPr>
+                <w:lang w:val="es-CL"/>
+              </w:rPr>
+            </w:pPr>
+            <w:r>
+              <w:rPr>
+                <w:lang w:val="es-CL"/>
+              </w:rPr>
+              <w:t>Resultado esperado</w:t>
+            </w:r>
+          </w:p>
+        </w:tc>
+        <w:tc>
+          <w:tcPr>
+            <w:tcW w:w="6706" w:type="dxa"/>
+          </w:tcPr>
+          <w:p>
+            <w:pPr>
+              <w:cnfStyle w:val="000000000000" w:firstRow="0" w:lastRow="0" w:firstColumn="0" w:lastColumn="0" w:oddVBand="0" w:evenVBand="0" w:oddHBand="0" w:evenHBand="0" w:firstRowFirstColumn="0" w:firstRowLastColumn="0" w:lastRowFirstColumn="0" w:lastRowLastColumn="0"/>
+              <w:rPr>
+                <w:lang w:val="es-CL"/>
+              </w:rPr>
+            </w:pPr>
+            <w:r>
+              <w:rPr>
+                <w:lang w:val="es-CL"/>
+              </w:rPr>
+              <w:t>Usuario cambia contraseña correctamente.</w:t>
+            </w:r>
+          </w:p>
+        </w:tc>
+      </w:tr>
+      <w:tr>
+        <w:tc>
+          <w:tcPr>
+            <w:cnfStyle w:val="001000000000" w:firstRow="0" w:lastRow="0" w:firstColumn="1" w:lastColumn="0" w:oddVBand="0" w:evenVBand="0" w:oddHBand="0" w:evenHBand="0" w:firstRowFirstColumn="0" w:firstRowLastColumn="0" w:lastRowFirstColumn="0" w:lastRowLastColumn="0"/>
+            <w:tcW w:w="2122" w:type="dxa"/>
+          </w:tcPr>
+          <w:p>
+            <w:pPr>
+              <w:rPr>
+                <w:lang w:val="es-CL"/>
+              </w:rPr>
+            </w:pPr>
+            <w:r>
+              <w:rPr>
+                <w:lang w:val="es-CL"/>
+              </w:rPr>
+              <w:t>Resultado obtenido</w:t>
+            </w:r>
+          </w:p>
+        </w:tc>
+        <w:tc>
+          <w:tcPr>
+            <w:tcW w:w="6706" w:type="dxa"/>
+          </w:tcPr>
+          <w:p>
+            <w:pPr>
+              <w:pStyle w:val="ListParagraph"/>
+              <w:numPr>
+                <w:ilvl w:val="0"/>
+                <w:numId w:val="31"/>
+              </w:numPr>
+              <w:cnfStyle w:val="000000000000" w:firstRow="0" w:lastRow="0" w:firstColumn="0" w:lastColumn="0" w:oddVBand="0" w:evenVBand="0" w:oddHBand="0" w:evenHBand="0" w:firstRowFirstColumn="0" w:firstRowLastColumn="0" w:lastRowFirstColumn="0" w:lastRowLastColumn="0"/>
+              <w:rPr>
+                <w:lang w:val="es-CL"/>
+              </w:rPr>
+            </w:pPr>
+            <w:r>
+              <w:rPr>
+                <w:lang w:val="es-CL"/>
+              </w:rPr>
+              <w:t>Mensaje de contraseña actualizada:</w:t>
+            </w:r>
+          </w:p>
+          <w:p>
+            <w:pPr>
+              <w:pStyle w:val="ListParagraph"/>
+              <w:ind w:left="1440"/>
+              <w:cnfStyle w:val="000000000000" w:firstRow="0" w:lastRow="0" w:firstColumn="0" w:lastColumn="0" w:oddVBand="0" w:evenVBand="0" w:oddHBand="0" w:evenHBand="0" w:firstRowFirstColumn="0" w:firstRowLastColumn="0" w:lastRowFirstColumn="0" w:lastRowLastColumn="0"/>
+              <w:rPr>
+                <w:lang w:val="es-CL"/>
+              </w:rPr>
+            </w:pPr>
+            <w:r>
+              <w:rPr>
+                <w:lang w:val="es-CL"/>
+              </w:rPr>
+              <w:drawing>
+                <wp:inline distT="0" distB="0" distL="0" distR="0" wp14:anchorId="0597F988" wp14:editId="1C084CC0">
+                  <wp:extent cx="2027583" cy="1523112"/>
+                  <wp:effectExtent l="0" t="0" r="0" b="1270"/>
+                  <wp:docPr id="540296765" name="Picture 1"/>
+                  <wp:cNvGraphicFramePr>
+                    <a:graphicFrameLocks xmlns:a="http://schemas.openxmlformats.org/drawingml/2006/main" noChangeAspect="1"/>
+                  </wp:cNvGraphicFramePr>
+                  <a:graphic xmlns:a="http://schemas.openxmlformats.org/drawingml/2006/main">
+                    <a:graphicData uri="http://schemas.openxmlformats.org/drawingml/2006/picture">
+                      <pic:pic xmlns:pic="http://schemas.openxmlformats.org/drawingml/2006/picture">
+                        <pic:nvPicPr>
+                          <pic:cNvPr id="540296765" name=""/>
+                          <pic:cNvPicPr/>
+                        </pic:nvPicPr>
+                        <pic:blipFill>
+                          <a:blip r:embed="rId49"/>
+                          <a:stretch>
+                            <a:fillRect/>
+                          </a:stretch>
+                        </pic:blipFill>
+                        <pic:spPr>
+                          <a:xfrm>
+                            <a:off x="0" y="0"/>
+                            <a:ext cx="2033418" cy="1527495"/>
+                          </a:xfrm>
+                          <a:prstGeom prst="rect">
+                            <a:avLst/>
+                          </a:prstGeom>
+                        </pic:spPr>
+                      </pic:pic>
+                    </a:graphicData>
+                  </a:graphic>
+                </wp:inline>
+              </w:drawing>
+            </w:r>
+          </w:p>
+        </w:tc>
+      </w:tr>
+      <w:tr>
+        <w:tc>
+          <w:tcPr>
+            <w:cnfStyle w:val="001000000000" w:firstRow="0" w:lastRow="0" w:firstColumn="1" w:lastColumn="0" w:oddVBand="0" w:evenVBand="0" w:oddHBand="0" w:evenHBand="0" w:firstRowFirstColumn="0" w:firstRowLastColumn="0" w:lastRowFirstColumn="0" w:lastRowLastColumn="0"/>
+            <w:tcW w:w="2122" w:type="dxa"/>
+          </w:tcPr>
+          <w:p>
+            <w:pPr>
+              <w:rPr>
+                <w:lang w:val="es-CL"/>
+              </w:rPr>
+            </w:pPr>
+            <w:r>
+              <w:rPr>
+                <w:lang w:val="es-CL"/>
+              </w:rPr>
+              <w:t>Estado</w:t>
+            </w:r>
+          </w:p>
+        </w:tc>
+        <w:tc>
+          <w:tcPr>
+            <w:tcW w:w="6706" w:type="dxa"/>
+          </w:tcPr>
+          <w:p>
+            <w:pPr>
+              <w:cnfStyle w:val="000000000000" w:firstRow="0" w:lastRow="0" w:firstColumn="0" w:lastColumn="0" w:oddVBand="0" w:evenVBand="0" w:oddHBand="0" w:evenHBand="0" w:firstRowFirstColumn="0" w:firstRowLastColumn="0" w:lastRowFirstColumn="0" w:lastRowLastColumn="0"/>
+              <w:rPr>
+                <w:lang w:val="es-CL"/>
+              </w:rPr>
+            </w:pPr>
+            <w:r>
+              <w:rPr>
+                <w:lang w:val="es-CL"/>
+              </w:rPr>
+              <w:t>Aprobado</w:t>
+            </w:r>
+          </w:p>
+        </w:tc>
+      </w:tr>
+    </w:tbl>
+    <w:p>
+      <w:pPr>
+        <w:rPr>
+          <w:lang w:val="es-CL"/>
+        </w:rPr>
+      </w:pPr>
+    </w:p>
+    <w:p>
+      <w:pPr>
+        <w:rPr>
+          <w:lang w:val="es-CL"/>
+        </w:rPr>
+      </w:pPr>
+    </w:p>
+    <w:p>
+      <w:pPr>
+        <w:rPr>
+          <w:lang w:val="es-CL"/>
+        </w:rPr>
+      </w:pPr>
+      <w:r>
+        <w:rPr>
+          <w:rStyle w:val="Heading3Char"/>
+          <w:b/>
+          <w:bCs/>
+          <w:lang w:val="es-CL"/>
+        </w:rPr>
+        <w:lastRenderedPageBreak/>
+        <w:t>Cp-04: camb</w:t>
+      </w:r>
+      <w:r>
+        <w:rPr>
+          <w:rStyle w:val="Heading3Char"/>
+          <w:b/>
+          <w:bCs/>
+          <w:lang w:val="es-CL"/>
+        </w:rPr>
+        <w:t>io de datos d</w:t>
+      </w:r>
+      <w:r>
+        <w:rPr>
+          <w:rStyle w:val="Heading3Char"/>
+          <w:b/>
+          <w:bCs/>
+          <w:lang w:val="es-CL"/>
+        </w:rPr>
+        <w:t>e usuario</w:t>
+      </w:r>
+    </w:p>
+    <w:tbl>
+      <w:tblPr>
+        <w:tblStyle w:val="GridTable1Light-Accent1"/>
+        <w:tblW w:w="0" w:type="auto"/>
+        <w:tblLook w:val="04A0" w:firstRow="1" w:lastRow="0" w:firstColumn="1" w:lastColumn="0" w:noHBand="0" w:noVBand="1"/>
+      </w:tblPr>
+      <w:tblGrid>
+        <w:gridCol w:w="2122"/>
+        <w:gridCol w:w="6706"/>
+      </w:tblGrid>
+      <w:tr>
+        <w:trPr>
+          <w:cnfStyle w:val="100000000000" w:firstRow="1" w:lastRow="0" w:firstColumn="0" w:lastColumn="0" w:oddVBand="0" w:evenVBand="0" w:oddHBand="0" w:evenHBand="0" w:firstRowFirstColumn="0" w:firstRowLastColumn="0" w:lastRowFirstColumn="0" w:lastRowLastColumn="0"/>
+        </w:trPr>
+        <w:tc>
+          <w:tcPr>
+            <w:cnfStyle w:val="001000000000" w:firstRow="0" w:lastRow="0" w:firstColumn="1" w:lastColumn="0" w:oddVBand="0" w:evenVBand="0" w:oddHBand="0" w:evenHBand="0" w:firstRowFirstColumn="0" w:firstRowLastColumn="0" w:lastRowFirstColumn="0" w:lastRowLastColumn="0"/>
+            <w:tcW w:w="2122" w:type="dxa"/>
+          </w:tcPr>
+          <w:p>
+            <w:pPr>
+              <w:rPr>
+                <w:lang w:val="es-CL"/>
+              </w:rPr>
+            </w:pPr>
+            <w:r>
+              <w:rPr>
+                <w:lang w:val="es-CL"/>
+              </w:rPr>
+              <w:t>CAMPO</w:t>
+            </w:r>
+          </w:p>
+        </w:tc>
+        <w:tc>
+          <w:tcPr>
+            <w:tcW w:w="6706" w:type="dxa"/>
+          </w:tcPr>
+          <w:p>
+            <w:pPr>
+              <w:cnfStyle w:val="100000000000" w:firstRow="1" w:lastRow="0" w:firstColumn="0" w:lastColumn="0" w:oddVBand="0" w:evenVBand="0" w:oddHBand="0" w:evenHBand="0" w:firstRowFirstColumn="0" w:firstRowLastColumn="0" w:lastRowFirstColumn="0" w:lastRowLastColumn="0"/>
+              <w:rPr>
+                <w:lang w:val="es-CL"/>
+              </w:rPr>
+            </w:pPr>
+            <w:r>
+              <w:rPr>
+                <w:lang w:val="es-CL"/>
+              </w:rPr>
+              <w:t>DESCRIPCIÓN</w:t>
+            </w:r>
+          </w:p>
+        </w:tc>
+      </w:tr>
+      <w:tr>
+        <w:tc>
+          <w:tcPr>
+            <w:cnfStyle w:val="001000000000" w:firstRow="0" w:lastRow="0" w:firstColumn="1" w:lastColumn="0" w:oddVBand="0" w:evenVBand="0" w:oddHBand="0" w:evenHBand="0" w:firstRowFirstColumn="0" w:firstRowLastColumn="0" w:lastRowFirstColumn="0" w:lastRowLastColumn="0"/>
+            <w:tcW w:w="2122" w:type="dxa"/>
+          </w:tcPr>
+          <w:p>
+            <w:pPr>
+              <w:rPr>
+                <w:lang w:val="es-CL"/>
+              </w:rPr>
+            </w:pPr>
+            <w:r>
+              <w:rPr>
+                <w:lang w:val="es-CL"/>
+              </w:rPr>
+              <w:t>Requerimiento</w:t>
+            </w:r>
+          </w:p>
+        </w:tc>
+        <w:tc>
+          <w:tcPr>
+            <w:tcW w:w="6706" w:type="dxa"/>
+          </w:tcPr>
+          <w:p>
+            <w:pPr>
+              <w:cnfStyle w:val="000000000000" w:firstRow="0" w:lastRow="0" w:firstColumn="0" w:lastColumn="0" w:oddVBand="0" w:evenVBand="0" w:oddHBand="0" w:evenHBand="0" w:firstRowFirstColumn="0" w:firstRowLastColumn="0" w:lastRowFirstColumn="0" w:lastRowLastColumn="0"/>
+              <w:rPr>
+                <w:lang w:val="es-CL"/>
+              </w:rPr>
+            </w:pPr>
+            <w:r>
+              <w:rPr>
+                <w:lang w:val="es-CL"/>
+              </w:rPr>
+              <w:t>RF-1</w:t>
+            </w:r>
+            <w:r>
+              <w:rPr>
+                <w:lang w:val="es-CL"/>
+              </w:rPr>
+              <w:t>4</w:t>
+            </w:r>
+          </w:p>
+        </w:tc>
+      </w:tr>
+      <w:tr>
+        <w:tc>
+          <w:tcPr>
+            <w:cnfStyle w:val="001000000000" w:firstRow="0" w:lastRow="0" w:firstColumn="1" w:lastColumn="0" w:oddVBand="0" w:evenVBand="0" w:oddHBand="0" w:evenHBand="0" w:firstRowFirstColumn="0" w:firstRowLastColumn="0" w:lastRowFirstColumn="0" w:lastRowLastColumn="0"/>
+            <w:tcW w:w="2122" w:type="dxa"/>
+          </w:tcPr>
+          <w:p>
+            <w:pPr>
+              <w:rPr>
+                <w:lang w:val="es-CL"/>
+              </w:rPr>
+            </w:pPr>
+            <w:r>
+              <w:rPr>
+                <w:lang w:val="es-CL"/>
+              </w:rPr>
+              <w:t>Objetivo</w:t>
+            </w:r>
+          </w:p>
+        </w:tc>
+        <w:tc>
+          <w:tcPr>
+            <w:tcW w:w="6706" w:type="dxa"/>
+          </w:tcPr>
+          <w:p>
+            <w:pPr>
+              <w:cnfStyle w:val="000000000000" w:firstRow="0" w:lastRow="0" w:firstColumn="0" w:lastColumn="0" w:oddVBand="0" w:evenVBand="0" w:oddHBand="0" w:evenHBand="0" w:firstRowFirstColumn="0" w:firstRowLastColumn="0" w:lastRowFirstColumn="0" w:lastRowLastColumn="0"/>
+              <w:rPr>
+                <w:lang w:val="es-CL"/>
+              </w:rPr>
+            </w:pPr>
+            <w:r>
+              <w:rPr>
+                <w:lang w:val="es-CL"/>
+              </w:rPr>
+              <w:t>Cambiar datos del usuario autenticado.</w:t>
+            </w:r>
+          </w:p>
+        </w:tc>
+      </w:tr>
+      <w:tr>
+        <w:tc>
+          <w:tcPr>
+            <w:cnfStyle w:val="001000000000" w:firstRow="0" w:lastRow="0" w:firstColumn="1" w:lastColumn="0" w:oddVBand="0" w:evenVBand="0" w:oddHBand="0" w:evenHBand="0" w:firstRowFirstColumn="0" w:firstRowLastColumn="0" w:lastRowFirstColumn="0" w:lastRowLastColumn="0"/>
+            <w:tcW w:w="2122" w:type="dxa"/>
+          </w:tcPr>
+          <w:p>
+            <w:pPr>
+              <w:rPr>
+                <w:lang w:val="es-CL"/>
+              </w:rPr>
+            </w:pPr>
+            <w:r>
+              <w:rPr>
+                <w:lang w:val="es-CL"/>
+              </w:rPr>
+              <w:t>Pasos</w:t>
+            </w:r>
+          </w:p>
+        </w:tc>
+        <w:tc>
+          <w:tcPr>
+            <w:tcW w:w="6706" w:type="dxa"/>
+          </w:tcPr>
+          <w:p>
+            <w:pPr>
+              <w:pStyle w:val="ListParagraph"/>
+              <w:numPr>
+                <w:ilvl w:val="0"/>
+                <w:numId w:val="32"/>
+              </w:numPr>
+              <w:cnfStyle w:val="000000000000" w:firstRow="0" w:lastRow="0" w:firstColumn="0" w:lastColumn="0" w:oddVBand="0" w:evenVBand="0" w:oddHBand="0" w:evenHBand="0" w:firstRowFirstColumn="0" w:firstRowLastColumn="0" w:lastRowFirstColumn="0" w:lastRowLastColumn="0"/>
+              <w:rPr>
+                <w:lang w:val="es-CL"/>
+              </w:rPr>
+            </w:pPr>
+            <w:r>
+              <w:rPr>
+                <w:lang w:val="es-CL"/>
+              </w:rPr>
+              <w:t>Acceder a ‘Perfil’.</w:t>
+            </w:r>
+          </w:p>
+          <w:p>
+            <w:pPr>
+              <w:pStyle w:val="ListParagraph"/>
+              <w:ind w:left="1080"/>
+              <w:cnfStyle w:val="000000000000" w:firstRow="0" w:lastRow="0" w:firstColumn="0" w:lastColumn="0" w:oddVBand="0" w:evenVBand="0" w:oddHBand="0" w:evenHBand="0" w:firstRowFirstColumn="0" w:firstRowLastColumn="0" w:lastRowFirstColumn="0" w:lastRowLastColumn="0"/>
+              <w:rPr>
+                <w:lang w:val="es-CL"/>
+              </w:rPr>
+            </w:pPr>
+            <w:r>
+              <w:rPr>
+                <w:lang w:val="es-CL"/>
+              </w:rPr>
+              <w:drawing>
+                <wp:inline distT="0" distB="0" distL="0" distR="0" wp14:anchorId="331930FB" wp14:editId="36B8785A">
+                  <wp:extent cx="3085107" cy="425027"/>
+                  <wp:effectExtent l="0" t="0" r="1270" b="0"/>
+                  <wp:docPr id="938838778" name="Picture 1"/>
+                  <wp:cNvGraphicFramePr>
+                    <a:graphicFrameLocks xmlns:a="http://schemas.openxmlformats.org/drawingml/2006/main" noChangeAspect="1"/>
+                  </wp:cNvGraphicFramePr>
+                  <a:graphic xmlns:a="http://schemas.openxmlformats.org/drawingml/2006/main">
+                    <a:graphicData uri="http://schemas.openxmlformats.org/drawingml/2006/picture">
+                      <pic:pic xmlns:pic="http://schemas.openxmlformats.org/drawingml/2006/picture">
+                        <pic:nvPicPr>
+                          <pic:cNvPr id="938838778" name=""/>
+                          <pic:cNvPicPr/>
+                        </pic:nvPicPr>
+                        <pic:blipFill>
+                          <a:blip r:embed="rId50"/>
+                          <a:stretch>
+                            <a:fillRect/>
+                          </a:stretch>
+                        </pic:blipFill>
+                        <pic:spPr>
+                          <a:xfrm>
+                            <a:off x="0" y="0"/>
+                            <a:ext cx="3116654" cy="429373"/>
+                          </a:xfrm>
+                          <a:prstGeom prst="rect">
+                            <a:avLst/>
+                          </a:prstGeom>
+                        </pic:spPr>
+                      </pic:pic>
+                    </a:graphicData>
+                  </a:graphic>
+                </wp:inline>
+              </w:drawing>
+            </w:r>
+          </w:p>
+          <w:p>
+            <w:pPr>
+              <w:pStyle w:val="ListParagraph"/>
+              <w:numPr>
+                <w:ilvl w:val="0"/>
+                <w:numId w:val="32"/>
+              </w:numPr>
+              <w:cnfStyle w:val="000000000000" w:firstRow="0" w:lastRow="0" w:firstColumn="0" w:lastColumn="0" w:oddVBand="0" w:evenVBand="0" w:oddHBand="0" w:evenHBand="0" w:firstRowFirstColumn="0" w:firstRowLastColumn="0" w:lastRowFirstColumn="0" w:lastRowLastColumn="0"/>
+              <w:rPr>
+                <w:lang w:val="es-CL"/>
+              </w:rPr>
+            </w:pPr>
+            <w:r>
+              <w:rPr>
+                <w:lang w:val="es-CL"/>
+              </w:rPr>
+              <w:t>Cambiar datos que se deseen y confirmar.</w:t>
+            </w:r>
+          </w:p>
+          <w:p>
+            <w:pPr>
+              <w:pStyle w:val="ListParagraph"/>
+              <w:ind w:left="1080"/>
+              <w:cnfStyle w:val="000000000000" w:firstRow="0" w:lastRow="0" w:firstColumn="0" w:lastColumn="0" w:oddVBand="0" w:evenVBand="0" w:oddHBand="0" w:evenHBand="0" w:firstRowFirstColumn="0" w:firstRowLastColumn="0" w:lastRowFirstColumn="0" w:lastRowLastColumn="0"/>
+              <w:rPr>
+                <w:lang w:val="es-CL"/>
+              </w:rPr>
+            </w:pPr>
+            <w:r>
+              <w:rPr>
+                <w:lang w:val="es-CL"/>
+              </w:rPr>
+              <w:drawing>
+                <wp:inline distT="0" distB="0" distL="0" distR="0" wp14:anchorId="02B81DD2" wp14:editId="2A55C773">
+                  <wp:extent cx="2789300" cy="2854518"/>
+                  <wp:effectExtent l="0" t="0" r="0" b="3175"/>
+                  <wp:docPr id="639056479" name="Picture 1"/>
+                  <wp:cNvGraphicFramePr>
+                    <a:graphicFrameLocks xmlns:a="http://schemas.openxmlformats.org/drawingml/2006/main" noChangeAspect="1"/>
+                  </wp:cNvGraphicFramePr>
+                  <a:graphic xmlns:a="http://schemas.openxmlformats.org/drawingml/2006/main">
+                    <a:graphicData uri="http://schemas.openxmlformats.org/drawingml/2006/picture">
+                      <pic:pic xmlns:pic="http://schemas.openxmlformats.org/drawingml/2006/picture">
+                        <pic:nvPicPr>
+                          <pic:cNvPr id="639056479" name=""/>
+                          <pic:cNvPicPr/>
+                        </pic:nvPicPr>
+                        <pic:blipFill>
+                          <a:blip r:embed="rId51"/>
+                          <a:stretch>
+                            <a:fillRect/>
+                          </a:stretch>
+                        </pic:blipFill>
+                        <pic:spPr>
+                          <a:xfrm>
+                            <a:off x="0" y="0"/>
+                            <a:ext cx="2798025" cy="2863447"/>
+                          </a:xfrm>
+                          <a:prstGeom prst="rect">
+                            <a:avLst/>
+                          </a:prstGeom>
+                        </pic:spPr>
+                      </pic:pic>
+                    </a:graphicData>
+                  </a:graphic>
+                </wp:inline>
+              </w:drawing>
+            </w:r>
+          </w:p>
+          <w:p>
+            <w:pPr>
+              <w:pStyle w:val="ListParagraph"/>
+              <w:ind w:left="1080"/>
+              <w:cnfStyle w:val="000000000000" w:firstRow="0" w:lastRow="0" w:firstColumn="0" w:lastColumn="0" w:oddVBand="0" w:evenVBand="0" w:oddHBand="0" w:evenHBand="0" w:firstRowFirstColumn="0" w:firstRowLastColumn="0" w:lastRowFirstColumn="0" w:lastRowLastColumn="0"/>
+              <w:rPr>
+                <w:lang w:val="es-CL"/>
+              </w:rPr>
+            </w:pPr>
+            <w:r>
+              <w:rPr>
+                <w:lang w:val="es-CL"/>
+              </w:rPr>
+              <w:drawing>
+                <wp:inline distT="0" distB="0" distL="0" distR="0" wp14:anchorId="6FD09A1E" wp14:editId="5F51C62A">
+                  <wp:extent cx="2798859" cy="1013903"/>
+                  <wp:effectExtent l="0" t="0" r="1905" b="0"/>
+                  <wp:docPr id="1861126901" name="Picture 1"/>
+                  <wp:cNvGraphicFramePr>
+                    <a:graphicFrameLocks xmlns:a="http://schemas.openxmlformats.org/drawingml/2006/main" noChangeAspect="1"/>
+                  </wp:cNvGraphicFramePr>
+                  <a:graphic xmlns:a="http://schemas.openxmlformats.org/drawingml/2006/main">
+                    <a:graphicData uri="http://schemas.openxmlformats.org/drawingml/2006/picture">
+                      <pic:pic xmlns:pic="http://schemas.openxmlformats.org/drawingml/2006/picture">
+                        <pic:nvPicPr>
+                          <pic:cNvPr id="1861126901" name=""/>
+                          <pic:cNvPicPr/>
+                        </pic:nvPicPr>
+                        <pic:blipFill>
+                          <a:blip r:embed="rId52"/>
+                          <a:stretch>
+                            <a:fillRect/>
+                          </a:stretch>
+                        </pic:blipFill>
+                        <pic:spPr>
+                          <a:xfrm>
+                            <a:off x="0" y="0"/>
+                            <a:ext cx="2809080" cy="1017606"/>
+                          </a:xfrm>
+                          <a:prstGeom prst="rect">
+                            <a:avLst/>
+                          </a:prstGeom>
+                        </pic:spPr>
+                      </pic:pic>
+                    </a:graphicData>
+                  </a:graphic>
+                </wp:inline>
+              </w:drawing>
+            </w:r>
+          </w:p>
+        </w:tc>
+      </w:tr>
+      <w:tr>
+        <w:tc>
+          <w:tcPr>
+            <w:cnfStyle w:val="001000000000" w:firstRow="0" w:lastRow="0" w:firstColumn="1" w:lastColumn="0" w:oddVBand="0" w:evenVBand="0" w:oddHBand="0" w:evenHBand="0" w:firstRowFirstColumn="0" w:firstRowLastColumn="0" w:lastRowFirstColumn="0" w:lastRowLastColumn="0"/>
+            <w:tcW w:w="2122" w:type="dxa"/>
+          </w:tcPr>
+          <w:p>
+            <w:pPr>
+              <w:rPr>
+                <w:lang w:val="es-CL"/>
+              </w:rPr>
+            </w:pPr>
+            <w:r>
+              <w:rPr>
+                <w:lang w:val="es-CL"/>
+              </w:rPr>
+              <w:t>Resultado esperado</w:t>
+            </w:r>
+          </w:p>
+        </w:tc>
+        <w:tc>
+          <w:tcPr>
+            <w:tcW w:w="6706" w:type="dxa"/>
+          </w:tcPr>
+          <w:p>
+            <w:pPr>
+              <w:cnfStyle w:val="000000000000" w:firstRow="0" w:lastRow="0" w:firstColumn="0" w:lastColumn="0" w:oddVBand="0" w:evenVBand="0" w:oddHBand="0" w:evenHBand="0" w:firstRowFirstColumn="0" w:firstRowLastColumn="0" w:lastRowFirstColumn="0" w:lastRowLastColumn="0"/>
+              <w:rPr>
+                <w:lang w:val="es-CL"/>
+              </w:rPr>
+            </w:pPr>
+            <w:r>
+              <w:rPr>
+                <w:lang w:val="es-CL"/>
+              </w:rPr>
+              <w:t>Cambios efectuados correctamente en la base de datos.</w:t>
+            </w:r>
+          </w:p>
+        </w:tc>
+      </w:tr>
+      <w:tr>
+        <w:tc>
+          <w:tcPr>
+            <w:cnfStyle w:val="001000000000" w:firstRow="0" w:lastRow="0" w:firstColumn="1" w:lastColumn="0" w:oddVBand="0" w:evenVBand="0" w:oddHBand="0" w:evenHBand="0" w:firstRowFirstColumn="0" w:firstRowLastColumn="0" w:lastRowFirstColumn="0" w:lastRowLastColumn="0"/>
+            <w:tcW w:w="2122" w:type="dxa"/>
+          </w:tcPr>
+          <w:p>
+            <w:pPr>
+              <w:rPr>
+                <w:lang w:val="es-CL"/>
+              </w:rPr>
+            </w:pPr>
+            <w:r>
+              <w:rPr>
+                <w:lang w:val="es-CL"/>
+              </w:rPr>
+              <w:t>Resultado obtenido</w:t>
+            </w:r>
+          </w:p>
+        </w:tc>
+        <w:tc>
+          <w:tcPr>
+            <w:tcW w:w="6706" w:type="dxa"/>
+          </w:tcPr>
+          <w:p>
+            <w:pPr>
+              <w:pStyle w:val="ListParagraph"/>
+              <w:numPr>
+                <w:ilvl w:val="0"/>
+                <w:numId w:val="33"/>
+              </w:numPr>
+              <w:cnfStyle w:val="000000000000" w:firstRow="0" w:lastRow="0" w:firstColumn="0" w:lastColumn="0" w:oddVBand="0" w:evenVBand="0" w:oddHBand="0" w:evenHBand="0" w:firstRowFirstColumn="0" w:firstRowLastColumn="0" w:lastRowFirstColumn="0" w:lastRowLastColumn="0"/>
+              <w:rPr>
+                <w:lang w:val="es-CL"/>
+              </w:rPr>
+            </w:pPr>
+            <w:r>
+              <w:rPr>
+                <w:lang w:val="es-CL"/>
+              </w:rPr>
+              <w:t>Cambios en MySQL:</w:t>
+            </w:r>
+          </w:p>
+          <w:p>
+            <w:pPr>
+              <w:pStyle w:val="ListParagraph"/>
+              <w:ind w:left="1440"/>
+              <w:cnfStyle w:val="000000000000" w:firstRow="0" w:lastRow="0" w:firstColumn="0" w:lastColumn="0" w:oddVBand="0" w:evenVBand="0" w:oddHBand="0" w:evenHBand="0" w:firstRowFirstColumn="0" w:firstRowLastColumn="0" w:lastRowFirstColumn="0" w:lastRowLastColumn="0"/>
+              <w:rPr>
+                <w:lang w:val="es-CL"/>
+              </w:rPr>
+            </w:pPr>
+            <w:r>
+              <w:rPr>
+                <w:lang w:val="es-CL"/>
+              </w:rPr>
+              <w:drawing>
+                <wp:inline distT="0" distB="0" distL="0" distR="0" wp14:anchorId="612ECAA5" wp14:editId="7A95BF4B">
+                  <wp:extent cx="2981739" cy="751495"/>
+                  <wp:effectExtent l="0" t="0" r="0" b="0"/>
+                  <wp:docPr id="1669791410" name="Picture 1"/>
+                  <wp:cNvGraphicFramePr>
+                    <a:graphicFrameLocks xmlns:a="http://schemas.openxmlformats.org/drawingml/2006/main" noChangeAspect="1"/>
+                  </wp:cNvGraphicFramePr>
+                  <a:graphic xmlns:a="http://schemas.openxmlformats.org/drawingml/2006/main">
+                    <a:graphicData uri="http://schemas.openxmlformats.org/drawingml/2006/picture">
+                      <pic:pic xmlns:pic="http://schemas.openxmlformats.org/drawingml/2006/picture">
+                        <pic:nvPicPr>
+                          <pic:cNvPr id="1669791410" name=""/>
+                          <pic:cNvPicPr/>
+                        </pic:nvPicPr>
+                        <pic:blipFill>
+                          <a:blip r:embed="rId53"/>
+                          <a:stretch>
+                            <a:fillRect/>
+                          </a:stretch>
+                        </pic:blipFill>
+                        <pic:spPr>
+                          <a:xfrm>
+                            <a:off x="0" y="0"/>
+                            <a:ext cx="2990936" cy="753813"/>
+                          </a:xfrm>
+                          <a:prstGeom prst="rect">
+                            <a:avLst/>
+                          </a:prstGeom>
+                        </pic:spPr>
+                      </pic:pic>
+                    </a:graphicData>
+                  </a:graphic>
+                </wp:inline>
+              </w:drawing>
+            </w:r>
+          </w:p>
+        </w:tc>
+      </w:tr>
+      <w:tr>
+        <w:tc>
+          <w:tcPr>
+            <w:cnfStyle w:val="001000000000" w:firstRow="0" w:lastRow="0" w:firstColumn="1" w:lastColumn="0" w:oddVBand="0" w:evenVBand="0" w:oddHBand="0" w:evenHBand="0" w:firstRowFirstColumn="0" w:firstRowLastColumn="0" w:lastRowFirstColumn="0" w:lastRowLastColumn="0"/>
+            <w:tcW w:w="2122" w:type="dxa"/>
+          </w:tcPr>
+          <w:p>
+            <w:pPr>
+              <w:rPr>
+                <w:lang w:val="es-CL"/>
+              </w:rPr>
+            </w:pPr>
+            <w:r>
+              <w:rPr>
+                <w:lang w:val="es-CL"/>
+              </w:rPr>
+              <w:t>Estado</w:t>
+            </w:r>
+          </w:p>
+        </w:tc>
+        <w:tc>
+          <w:tcPr>
+            <w:tcW w:w="6706" w:type="dxa"/>
+          </w:tcPr>
+          <w:p>
+            <w:pPr>
+              <w:cnfStyle w:val="000000000000" w:firstRow="0" w:lastRow="0" w:firstColumn="0" w:lastColumn="0" w:oddVBand="0" w:evenVBand="0" w:oddHBand="0" w:evenHBand="0" w:firstRowFirstColumn="0" w:firstRowLastColumn="0" w:lastRowFirstColumn="0" w:lastRowLastColumn="0"/>
+              <w:rPr>
+                <w:lang w:val="es-CL"/>
+              </w:rPr>
+            </w:pPr>
+            <w:r>
+              <w:rPr>
+                <w:lang w:val="es-CL"/>
+              </w:rPr>
+              <w:t>Aprobado</w:t>
+            </w:r>
+          </w:p>
+        </w:tc>
+      </w:tr>
+    </w:tbl>
+    <w:p>
+      <w:pPr>
+        <w:rPr>
+          <w:lang w:val="es-CL"/>
+        </w:rPr>
+      </w:pPr>
+      <w:r>
+        <w:rPr>
+          <w:lang w:val="es-CL"/>
+        </w:rPr>
+        <w:br w:type="page"/>
+      </w:r>
+    </w:p>
+    <w:p>
+      <w:pPr>
+        <w:pStyle w:val="Heading2"/>
+        <w:rPr>
+          <w:lang w:val="es-CL"/>
+        </w:rPr>
+      </w:pPr>
+      <w:r>
+        <w:rPr>
+          <w:lang w:val="es-CL"/>
+        </w:rPr>
+        <w:lastRenderedPageBreak/>
+        <w:t>4.4 Escaneos</w:t>
+      </w:r>
+      <w:r>
+        <w:rPr>
+          <w:lang w:val="es-CL"/>
+        </w:rPr>
+        <w:t xml:space="preserve"> y módulos</w:t>
+      </w:r>
+    </w:p>
+    <w:p>
+      <w:pPr>
+        <w:pStyle w:val="Heading3"/>
+        <w:rPr>
+          <w:b/>
+          <w:bCs/>
+          <w:lang w:val="es-CL"/>
+        </w:rPr>
+      </w:pPr>
+      <w:r>
+        <w:rPr>
+          <w:b/>
+          <w:bCs/>
+          <w:lang w:val="es-CL"/>
+        </w:rPr>
+        <w:t xml:space="preserve">Cp-05 </w:t>
+      </w:r>
+      <w:r>
+        <w:rPr>
+          <w:b/>
+          <w:bCs/>
+          <w:lang w:val="es-CL"/>
+        </w:rPr>
+        <w:t>Creación</w:t>
+      </w:r>
+      <w:r>
+        <w:rPr>
+          <w:b/>
+          <w:bCs/>
+          <w:lang w:val="es-CL"/>
+        </w:rPr>
+        <w:t xml:space="preserve"> de un e</w:t>
+      </w:r>
+      <w:r>
+        <w:rPr>
+          <w:b/>
+          <w:bCs/>
+          <w:lang w:val="es-CL"/>
+        </w:rPr>
+        <w:t>scaneo</w:t>
+      </w:r>
+      <w:r>
+        <w:rPr>
+          <w:b/>
+          <w:bCs/>
+          <w:lang w:val="es-CL"/>
+        </w:rPr>
+        <w:t xml:space="preserve"> con todos los módulos</w:t>
+      </w:r>
+    </w:p>
+    <w:tbl>
+      <w:tblPr>
+        <w:tblStyle w:val="GridTable1Light-Accent1"/>
+        <w:tblW w:w="0" w:type="auto"/>
+        <w:tblLook w:val="04A0" w:firstRow="1" w:lastRow="0" w:firstColumn="1" w:lastColumn="0" w:noHBand="0" w:noVBand="1"/>
+      </w:tblPr>
+      <w:tblGrid>
+        <w:gridCol w:w="1544"/>
+        <w:gridCol w:w="7284"/>
+      </w:tblGrid>
+      <w:tr>
+        <w:trPr>
+          <w:cnfStyle w:val="100000000000" w:firstRow="1" w:lastRow="0" w:firstColumn="0" w:lastColumn="0" w:oddVBand="0" w:evenVBand="0" w:oddHBand="0" w:evenHBand="0" w:firstRowFirstColumn="0" w:firstRowLastColumn="0" w:lastRowFirstColumn="0" w:lastRowLastColumn="0"/>
+        </w:trPr>
+        <w:tc>
+          <w:tcPr>
+            <w:cnfStyle w:val="001000000000" w:firstRow="0" w:lastRow="0" w:firstColumn="1" w:lastColumn="0" w:oddVBand="0" w:evenVBand="0" w:oddHBand="0" w:evenHBand="0" w:firstRowFirstColumn="0" w:firstRowLastColumn="0" w:lastRowFirstColumn="0" w:lastRowLastColumn="0"/>
+            <w:tcW w:w="2122" w:type="dxa"/>
+          </w:tcPr>
+          <w:p>
+            <w:pPr>
+              <w:rPr>
+                <w:lang w:val="es-CL"/>
+              </w:rPr>
+            </w:pPr>
+            <w:r>
+              <w:rPr>
+                <w:lang w:val="es-CL"/>
+              </w:rPr>
+              <w:t>CAMPO</w:t>
+            </w:r>
+          </w:p>
+        </w:tc>
+        <w:tc>
+          <w:tcPr>
+            <w:tcW w:w="6706" w:type="dxa"/>
+          </w:tcPr>
+          <w:p>
+            <w:pPr>
+              <w:cnfStyle w:val="100000000000" w:firstRow="1" w:lastRow="0" w:firstColumn="0" w:lastColumn="0" w:oddVBand="0" w:evenVBand="0" w:oddHBand="0" w:evenHBand="0" w:firstRowFirstColumn="0" w:firstRowLastColumn="0" w:lastRowFirstColumn="0" w:lastRowLastColumn="0"/>
+              <w:rPr>
+                <w:lang w:val="es-CL"/>
+              </w:rPr>
+            </w:pPr>
+            <w:r>
+              <w:rPr>
+                <w:lang w:val="es-CL"/>
+              </w:rPr>
+              <w:t>DESCRIPCIÓN</w:t>
+            </w:r>
+          </w:p>
+        </w:tc>
+      </w:tr>
+      <w:tr>
+        <w:tc>
+          <w:tcPr>
+            <w:cnfStyle w:val="001000000000" w:firstRow="0" w:lastRow="0" w:firstColumn="1" w:lastColumn="0" w:oddVBand="0" w:evenVBand="0" w:oddHBand="0" w:evenHBand="0" w:firstRowFirstColumn="0" w:firstRowLastColumn="0" w:lastRowFirstColumn="0" w:lastRowLastColumn="0"/>
+            <w:tcW w:w="2122" w:type="dxa"/>
+          </w:tcPr>
+          <w:p>
+            <w:pPr>
+              <w:rPr>
+                <w:lang w:val="es-CL"/>
+              </w:rPr>
+            </w:pPr>
+            <w:r>
+              <w:rPr>
+                <w:lang w:val="es-CL"/>
+              </w:rPr>
+              <w:t>Requerimiento</w:t>
+            </w:r>
+          </w:p>
+        </w:tc>
+        <w:tc>
+          <w:tcPr>
+            <w:tcW w:w="6706" w:type="dxa"/>
+          </w:tcPr>
+          <w:p>
+            <w:pPr>
+              <w:cnfStyle w:val="000000000000" w:firstRow="0" w:lastRow="0" w:firstColumn="0" w:lastColumn="0" w:oddVBand="0" w:evenVBand="0" w:oddHBand="0" w:evenHBand="0" w:firstRowFirstColumn="0" w:firstRowLastColumn="0" w:lastRowFirstColumn="0" w:lastRowLastColumn="0"/>
+            </w:pPr>
+            <w:r>
+              <w:t>R</w:t>
+            </w:r>
+            <w:r>
+              <w:t xml:space="preserve">F-02 – RF-03 – RF-04 </w:t>
+            </w:r>
+            <w:r>
+              <w:t>– RF-05</w:t>
+            </w:r>
+            <w:r>
+              <w:t xml:space="preserve"> </w:t>
+            </w:r>
+            <w:r>
+              <w:t xml:space="preserve">- </w:t>
+            </w:r>
+            <w:r>
+              <w:t>RNF-03</w:t>
+            </w:r>
+          </w:p>
+        </w:tc>
+      </w:tr>
+      <w:tr>
+        <w:tc>
+          <w:tcPr>
+            <w:cnfStyle w:val="001000000000" w:firstRow="0" w:lastRow="0" w:firstColumn="1" w:lastColumn="0" w:oddVBand="0" w:evenVBand="0" w:oddHBand="0" w:evenHBand="0" w:firstRowFirstColumn="0" w:firstRowLastColumn="0" w:lastRowFirstColumn="0" w:lastRowLastColumn="0"/>
+            <w:tcW w:w="2122" w:type="dxa"/>
+          </w:tcPr>
+          <w:p>
+            <w:pPr>
+              <w:rPr>
+                <w:lang w:val="es-CL"/>
+              </w:rPr>
+            </w:pPr>
+            <w:r>
+              <w:rPr>
+                <w:lang w:val="es-CL"/>
+              </w:rPr>
+              <w:t>Objetivo</w:t>
+            </w:r>
+          </w:p>
+        </w:tc>
+        <w:tc>
+          <w:tcPr>
+            <w:tcW w:w="6706" w:type="dxa"/>
+          </w:tcPr>
+          <w:p>
+            <w:pPr>
+              <w:cnfStyle w:val="000000000000" w:firstRow="0" w:lastRow="0" w:firstColumn="0" w:lastColumn="0" w:oddVBand="0" w:evenVBand="0" w:oddHBand="0" w:evenHBand="0" w:firstRowFirstColumn="0" w:firstRowLastColumn="0" w:lastRowFirstColumn="0" w:lastRowLastColumn="0"/>
+              <w:rPr>
+                <w:lang w:val="es-CL"/>
+              </w:rPr>
+            </w:pPr>
+            <w:r>
+              <w:rPr>
+                <w:lang w:val="es-CL"/>
+              </w:rPr>
+              <w:t>Verificar el correcto inicio de un escaneo con las especificaciones del usuario.</w:t>
+            </w:r>
+          </w:p>
+        </w:tc>
+      </w:tr>
+      <w:tr>
+        <w:tc>
+          <w:tcPr>
+            <w:cnfStyle w:val="001000000000" w:firstRow="0" w:lastRow="0" w:firstColumn="1" w:lastColumn="0" w:oddVBand="0" w:evenVBand="0" w:oddHBand="0" w:evenHBand="0" w:firstRowFirstColumn="0" w:firstRowLastColumn="0" w:lastRowFirstColumn="0" w:lastRowLastColumn="0"/>
+            <w:tcW w:w="2122" w:type="dxa"/>
+          </w:tcPr>
+          <w:p>
+            <w:pPr>
+              <w:rPr>
+                <w:lang w:val="es-CL"/>
+              </w:rPr>
+            </w:pPr>
+            <w:r>
+              <w:rPr>
+                <w:lang w:val="es-CL"/>
+              </w:rPr>
+              <w:t>Pasos</w:t>
+            </w:r>
+          </w:p>
+        </w:tc>
+        <w:tc>
+          <w:tcPr>
+            <w:tcW w:w="6706" w:type="dxa"/>
+          </w:tcPr>
+          <w:p>
+            <w:pPr>
+              <w:pStyle w:val="ListParagraph"/>
+              <w:numPr>
+                <w:ilvl w:val="0"/>
+                <w:numId w:val="34"/>
+              </w:numPr>
+              <w:cnfStyle w:val="000000000000" w:firstRow="0" w:lastRow="0" w:firstColumn="0" w:lastColumn="0" w:oddVBand="0" w:evenVBand="0" w:oddHBand="0" w:evenHBand="0" w:firstRowFirstColumn="0" w:firstRowLastColumn="0" w:lastRowFirstColumn="0" w:lastRowLastColumn="0"/>
+              <w:rPr>
+                <w:lang w:val="es-CL"/>
+              </w:rPr>
+            </w:pPr>
+            <w:r>
+              <w:rPr>
+                <w:lang w:val="es-CL"/>
+              </w:rPr>
+              <w:t>Acceder a menú ‘Escanear’</w:t>
+            </w:r>
+          </w:p>
+          <w:p>
+            <w:pPr>
+              <w:pStyle w:val="ListParagraph"/>
+              <w:numPr>
+                <w:ilvl w:val="0"/>
+                <w:numId w:val="34"/>
+              </w:numPr>
+              <w:cnfStyle w:val="000000000000" w:firstRow="0" w:lastRow="0" w:firstColumn="0" w:lastColumn="0" w:oddVBand="0" w:evenVBand="0" w:oddHBand="0" w:evenHBand="0" w:firstRowFirstColumn="0" w:firstRowLastColumn="0" w:lastRowFirstColumn="0" w:lastRowLastColumn="0"/>
+              <w:rPr>
+                <w:lang w:val="es-CL"/>
+              </w:rPr>
+            </w:pPr>
+            <w:r>
+              <w:rPr>
+                <w:lang w:val="es-CL"/>
+              </w:rPr>
+              <w:t>Ingresar un dominio válido:</w:t>
+            </w:r>
+          </w:p>
+          <w:p>
+            <w:pPr>
+              <w:pStyle w:val="ListParagraph"/>
+              <w:ind w:left="1080"/>
+              <w:cnfStyle w:val="000000000000" w:firstRow="0" w:lastRow="0" w:firstColumn="0" w:lastColumn="0" w:oddVBand="0" w:evenVBand="0" w:oddHBand="0" w:evenHBand="0" w:firstRowFirstColumn="0" w:firstRowLastColumn="0" w:lastRowFirstColumn="0" w:lastRowLastColumn="0"/>
+              <w:rPr>
+                <w:lang w:val="es-CL"/>
+              </w:rPr>
+            </w:pPr>
+            <w:r>
+              <w:rPr>
+                <w:lang w:val="es-CL"/>
+              </w:rPr>
+              <w:drawing>
+                <wp:inline distT="0" distB="0" distL="0" distR="0" wp14:anchorId="54D73434" wp14:editId="2873952C">
+                  <wp:extent cx="1986094" cy="548640"/>
+                  <wp:effectExtent l="0" t="0" r="0" b="3810"/>
+                  <wp:docPr id="626933396" name="Picture 1"/>
+                  <wp:cNvGraphicFramePr>
+                    <a:graphicFrameLocks xmlns:a="http://schemas.openxmlformats.org/drawingml/2006/main" noChangeAspect="1"/>
+                  </wp:cNvGraphicFramePr>
+                  <a:graphic xmlns:a="http://schemas.openxmlformats.org/drawingml/2006/main">
+                    <a:graphicData uri="http://schemas.openxmlformats.org/drawingml/2006/picture">
+                      <pic:pic xmlns:pic="http://schemas.openxmlformats.org/drawingml/2006/picture">
+                        <pic:nvPicPr>
+                          <pic:cNvPr id="626933396" name=""/>
+                          <pic:cNvPicPr/>
+                        </pic:nvPicPr>
+                        <pic:blipFill rotWithShape="1">
+                          <a:blip r:embed="rId54"/>
+                          <a:srcRect r="41297"/>
+                          <a:stretch>
+                            <a:fillRect/>
+                          </a:stretch>
+                        </pic:blipFill>
+                        <pic:spPr bwMode="auto">
+                          <a:xfrm>
+                            <a:off x="0" y="0"/>
+                            <a:ext cx="2035405" cy="562262"/>
+                          </a:xfrm>
+                          <a:prstGeom prst="rect">
+                            <a:avLst/>
+                          </a:prstGeom>
+                          <a:ln>
+                            <a:noFill/>
+                          </a:ln>
+                          <a:extLst>
+                            <a:ext uri="{53640926-AAD7-44D8-BBD7-CCE9431645EC}">
+                              <a14:shadowObscured xmlns:a14="http://schemas.microsoft.com/office/drawing/2010/main"/>
+                            </a:ext>
+                          </a:extLst>
+                        </pic:spPr>
+                      </pic:pic>
+                    </a:graphicData>
+                  </a:graphic>
+                </wp:inline>
+              </w:drawing>
+            </w:r>
+          </w:p>
+          <w:p>
+            <w:pPr>
+              <w:pStyle w:val="ListParagraph"/>
+              <w:numPr>
+                <w:ilvl w:val="0"/>
+                <w:numId w:val="34"/>
+              </w:numPr>
+              <w:cnfStyle w:val="000000000000" w:firstRow="0" w:lastRow="0" w:firstColumn="0" w:lastColumn="0" w:oddVBand="0" w:evenVBand="0" w:oddHBand="0" w:evenHBand="0" w:firstRowFirstColumn="0" w:firstRowLastColumn="0" w:lastRowFirstColumn="0" w:lastRowLastColumn="0"/>
+              <w:rPr>
+                <w:lang w:val="es-CL"/>
+              </w:rPr>
+            </w:pPr>
+            <w:r>
+              <w:rPr>
+                <w:lang w:val="es-CL"/>
+              </w:rPr>
+              <w:t>Seleccionar los módulos deseados y confirmar:</w:t>
+            </w:r>
+          </w:p>
+          <w:p>
+            <w:pPr>
+              <w:pStyle w:val="ListParagraph"/>
+              <w:ind w:left="1080"/>
+              <w:cnfStyle w:val="000000000000" w:firstRow="0" w:lastRow="0" w:firstColumn="0" w:lastColumn="0" w:oddVBand="0" w:evenVBand="0" w:oddHBand="0" w:evenHBand="0" w:firstRowFirstColumn="0" w:firstRowLastColumn="0" w:lastRowFirstColumn="0" w:lastRowLastColumn="0"/>
+              <w:rPr>
+                <w:lang w:val="es-CL"/>
+              </w:rPr>
+            </w:pPr>
+            <w:r>
+              <w:rPr>
+                <w:lang w:val="es-CL"/>
+              </w:rPr>
+              <w:drawing>
+                <wp:inline distT="0" distB="0" distL="0" distR="0" wp14:anchorId="59727D23" wp14:editId="15935B10">
+                  <wp:extent cx="1137213" cy="1594714"/>
+                  <wp:effectExtent l="0" t="0" r="6350" b="5715"/>
+                  <wp:docPr id="1399079689" name="Picture 1"/>
+                  <wp:cNvGraphicFramePr>
+                    <a:graphicFrameLocks xmlns:a="http://schemas.openxmlformats.org/drawingml/2006/main" noChangeAspect="1"/>
+                  </wp:cNvGraphicFramePr>
+                  <a:graphic xmlns:a="http://schemas.openxmlformats.org/drawingml/2006/main">
+                    <a:graphicData uri="http://schemas.openxmlformats.org/drawingml/2006/picture">
+                      <pic:pic xmlns:pic="http://schemas.openxmlformats.org/drawingml/2006/picture">
+                        <pic:nvPicPr>
+                          <pic:cNvPr id="1399079689" name=""/>
+                          <pic:cNvPicPr/>
+                        </pic:nvPicPr>
+                        <pic:blipFill>
+                          <a:blip r:embed="rId55"/>
+                          <a:stretch>
+                            <a:fillRect/>
+                          </a:stretch>
+                        </pic:blipFill>
+                        <pic:spPr>
+                          <a:xfrm>
+                            <a:off x="0" y="0"/>
+                            <a:ext cx="1151744" cy="1615091"/>
+                          </a:xfrm>
+                          <a:prstGeom prst="rect">
+                            <a:avLst/>
+                          </a:prstGeom>
+                        </pic:spPr>
+                      </pic:pic>
+                    </a:graphicData>
+                  </a:graphic>
+                </wp:inline>
+              </w:drawing>
+            </w:r>
+          </w:p>
+          <w:p>
+            <w:pPr>
+              <w:pStyle w:val="ListParagraph"/>
+              <w:ind w:left="1080"/>
+              <w:cnfStyle w:val="000000000000" w:firstRow="0" w:lastRow="0" w:firstColumn="0" w:lastColumn="0" w:oddVBand="0" w:evenVBand="0" w:oddHBand="0" w:evenHBand="0" w:firstRowFirstColumn="0" w:firstRowLastColumn="0" w:lastRowFirstColumn="0" w:lastRowLastColumn="0"/>
+              <w:rPr>
+                <w:lang w:val="es-CL"/>
+              </w:rPr>
+            </w:pPr>
+          </w:p>
+        </w:tc>
+      </w:tr>
+      <w:tr>
+        <w:tc>
+          <w:tcPr>
+            <w:cnfStyle w:val="001000000000" w:firstRow="0" w:lastRow="0" w:firstColumn="1" w:lastColumn="0" w:oddVBand="0" w:evenVBand="0" w:oddHBand="0" w:evenHBand="0" w:firstRowFirstColumn="0" w:firstRowLastColumn="0" w:lastRowFirstColumn="0" w:lastRowLastColumn="0"/>
+            <w:tcW w:w="2122" w:type="dxa"/>
+          </w:tcPr>
+          <w:p>
+            <w:pPr>
+              <w:rPr>
+                <w:lang w:val="es-CL"/>
+              </w:rPr>
+            </w:pPr>
+            <w:r>
+              <w:rPr>
+                <w:lang w:val="es-CL"/>
+              </w:rPr>
+              <w:t>Resultado esperado</w:t>
+            </w:r>
+          </w:p>
+        </w:tc>
+        <w:tc>
+          <w:tcPr>
+            <w:tcW w:w="6706" w:type="dxa"/>
+          </w:tcPr>
+          <w:p>
+            <w:pPr>
+              <w:cnfStyle w:val="000000000000" w:firstRow="0" w:lastRow="0" w:firstColumn="0" w:lastColumn="0" w:oddVBand="0" w:evenVBand="0" w:oddHBand="0" w:evenHBand="0" w:firstRowFirstColumn="0" w:firstRowLastColumn="0" w:lastRowFirstColumn="0" w:lastRowLastColumn="0"/>
+              <w:rPr>
+                <w:lang w:val="es-CL"/>
+              </w:rPr>
+            </w:pPr>
+            <w:r>
+              <w:rPr>
+                <w:lang w:val="es-CL"/>
+              </w:rPr>
+              <w:t>Se inicia correctamente el escaneo de los módulos, con ejecución</w:t>
+            </w:r>
+            <w:r>
+              <w:rPr>
+                <w:lang w:val="es-CL"/>
+              </w:rPr>
+              <w:t xml:space="preserve"> en segundo plano de los módulos</w:t>
+            </w:r>
+            <w:r>
+              <w:rPr>
+                <w:lang w:val="es-CL"/>
+              </w:rPr>
+              <w:t xml:space="preserve"> y con los datos ingresados a la base de datos.</w:t>
+            </w:r>
+          </w:p>
+        </w:tc>
+      </w:tr>
+      <w:tr>
+        <w:tc>
+          <w:tcPr>
+            <w:cnfStyle w:val="001000000000" w:firstRow="0" w:lastRow="0" w:firstColumn="1" w:lastColumn="0" w:oddVBand="0" w:evenVBand="0" w:oddHBand="0" w:evenHBand="0" w:firstRowFirstColumn="0" w:firstRowLastColumn="0" w:lastRowFirstColumn="0" w:lastRowLastColumn="0"/>
+            <w:tcW w:w="2122" w:type="dxa"/>
+          </w:tcPr>
+          <w:p>
+            <w:pPr>
+              <w:rPr>
+                <w:lang w:val="es-CL"/>
+              </w:rPr>
+            </w:pPr>
+            <w:r>
+              <w:rPr>
+                <w:lang w:val="es-CL"/>
+              </w:rPr>
+              <w:t>Resultado obtenido</w:t>
+            </w:r>
+          </w:p>
+        </w:tc>
+        <w:tc>
+          <w:tcPr>
+            <w:tcW w:w="6706" w:type="dxa"/>
+          </w:tcPr>
+          <w:p>
+            <w:pPr>
+              <w:pStyle w:val="ListParagraph"/>
+              <w:numPr>
+                <w:ilvl w:val="0"/>
+                <w:numId w:val="35"/>
+              </w:numPr>
+              <w:cnfStyle w:val="000000000000" w:firstRow="0" w:lastRow="0" w:firstColumn="0" w:lastColumn="0" w:oddVBand="0" w:evenVBand="0" w:oddHBand="0" w:evenHBand="0" w:firstRowFirstColumn="0" w:firstRowLastColumn="0" w:lastRowFirstColumn="0" w:lastRowLastColumn="0"/>
+              <w:rPr>
+                <w:lang w:val="es-CL"/>
+              </w:rPr>
+            </w:pPr>
+            <w:r>
+              <w:rPr>
+                <w:lang w:val="es-CL"/>
+              </w:rPr>
+              <w:t>Mensaje de inicio:</w:t>
+            </w:r>
+          </w:p>
+          <w:p>
+            <w:pPr>
+              <w:pStyle w:val="ListParagraph"/>
+              <w:ind w:left="1440"/>
+              <w:cnfStyle w:val="000000000000" w:firstRow="0" w:lastRow="0" w:firstColumn="0" w:lastColumn="0" w:oddVBand="0" w:evenVBand="0" w:oddHBand="0" w:evenHBand="0" w:firstRowFirstColumn="0" w:firstRowLastColumn="0" w:lastRowFirstColumn="0" w:lastRowLastColumn="0"/>
+              <w:rPr>
+                <w:lang w:val="es-CL"/>
+              </w:rPr>
+            </w:pPr>
+            <w:r>
+              <w:rPr>
+                <w:lang w:val="es-CL"/>
+              </w:rPr>
+              <w:drawing>
+                <wp:inline distT="0" distB="0" distL="0" distR="0" wp14:anchorId="760FA7E9" wp14:editId="02CCA310">
+                  <wp:extent cx="3430828" cy="407493"/>
+                  <wp:effectExtent l="0" t="0" r="0" b="0"/>
+                  <wp:docPr id="604619069" name="Picture 1"/>
+                  <wp:cNvGraphicFramePr>
+                    <a:graphicFrameLocks xmlns:a="http://schemas.openxmlformats.org/drawingml/2006/main" noChangeAspect="1"/>
+                  </wp:cNvGraphicFramePr>
+                  <a:graphic xmlns:a="http://schemas.openxmlformats.org/drawingml/2006/main">
+                    <a:graphicData uri="http://schemas.openxmlformats.org/drawingml/2006/picture">
+                      <pic:pic xmlns:pic="http://schemas.openxmlformats.org/drawingml/2006/picture">
+                        <pic:nvPicPr>
+                          <pic:cNvPr id="604619069" name=""/>
+                          <pic:cNvPicPr/>
+                        </pic:nvPicPr>
+                        <pic:blipFill>
+                          <a:blip r:embed="rId56"/>
+                          <a:stretch>
+                            <a:fillRect/>
+                          </a:stretch>
+                        </pic:blipFill>
+                        <pic:spPr>
+                          <a:xfrm>
+                            <a:off x="0" y="0"/>
+                            <a:ext cx="3712368" cy="440933"/>
+                          </a:xfrm>
+                          <a:prstGeom prst="rect">
+                            <a:avLst/>
+                          </a:prstGeom>
+                        </pic:spPr>
+                      </pic:pic>
+                    </a:graphicData>
+                  </a:graphic>
+                </wp:inline>
+              </w:drawing>
+            </w:r>
+          </w:p>
+          <w:p>
+            <w:pPr>
+              <w:pStyle w:val="ListParagraph"/>
+              <w:numPr>
+                <w:ilvl w:val="0"/>
+                <w:numId w:val="35"/>
+              </w:numPr>
+              <w:cnfStyle w:val="000000000000" w:firstRow="0" w:lastRow="0" w:firstColumn="0" w:lastColumn="0" w:oddVBand="0" w:evenVBand="0" w:oddHBand="0" w:evenHBand="0" w:firstRowFirstColumn="0" w:firstRowLastColumn="0" w:lastRowFirstColumn="0" w:lastRowLastColumn="0"/>
+              <w:rPr>
+                <w:lang w:val="es-CL"/>
+              </w:rPr>
+            </w:pPr>
+            <w:r>
+              <w:rPr>
+                <w:lang w:val="es-CL"/>
+              </w:rPr>
+              <w:t>Escaneo completado</w:t>
+            </w:r>
+            <w:r>
+              <w:rPr>
+                <w:lang w:val="es-CL"/>
+              </w:rPr>
+              <w:t xml:space="preserve"> con todos los módulos ejecutados</w:t>
+            </w:r>
+            <w:r>
+              <w:rPr>
+                <w:lang w:val="es-CL"/>
+              </w:rPr>
+              <w:t>:</w:t>
+            </w:r>
+          </w:p>
+          <w:p>
+            <w:pPr>
+              <w:pStyle w:val="ListParagraph"/>
+              <w:ind w:left="1440"/>
+              <w:cnfStyle w:val="000000000000" w:firstRow="0" w:lastRow="0" w:firstColumn="0" w:lastColumn="0" w:oddVBand="0" w:evenVBand="0" w:oddHBand="0" w:evenHBand="0" w:firstRowFirstColumn="0" w:firstRowLastColumn="0" w:lastRowFirstColumn="0" w:lastRowLastColumn="0"/>
+              <w:rPr>
+                <w:lang w:val="es-CL"/>
+              </w:rPr>
+            </w:pPr>
+            <w:r>
+              <w:rPr>
+                <w:lang w:val="es-CL"/>
+              </w:rPr>
+              <w:drawing>
+                <wp:inline distT="0" distB="0" distL="0" distR="0" wp14:anchorId="566BCB5C" wp14:editId="1E226856">
+                  <wp:extent cx="3717961" cy="2933395"/>
+                  <wp:effectExtent l="0" t="0" r="0" b="635"/>
+                  <wp:docPr id="152883400" name="Picture 1"/>
+                  <wp:cNvGraphicFramePr>
+                    <a:graphicFrameLocks xmlns:a="http://schemas.openxmlformats.org/drawingml/2006/main" noChangeAspect="1"/>
+                  </wp:cNvGraphicFramePr>
+                  <a:graphic xmlns:a="http://schemas.openxmlformats.org/drawingml/2006/main">
+                    <a:graphicData uri="http://schemas.openxmlformats.org/drawingml/2006/picture">
+                      <pic:pic xmlns:pic="http://schemas.openxmlformats.org/drawingml/2006/picture">
+                        <pic:nvPicPr>
+                          <pic:cNvPr id="152883400" name=""/>
+                          <pic:cNvPicPr/>
+                        </pic:nvPicPr>
+                        <pic:blipFill>
+                          <a:blip r:embed="rId57"/>
+                          <a:stretch>
+                            <a:fillRect/>
+                          </a:stretch>
+                        </pic:blipFill>
+                        <pic:spPr>
+                          <a:xfrm>
+                            <a:off x="0" y="0"/>
+                            <a:ext cx="3801718" cy="2999477"/>
+                          </a:xfrm>
+                          <a:prstGeom prst="rect">
+                            <a:avLst/>
+                          </a:prstGeom>
+                        </pic:spPr>
+                      </pic:pic>
+                    </a:graphicData>
+                  </a:graphic>
+                </wp:inline>
+              </w:drawing>
+            </w:r>
+          </w:p>
+          <w:p>
+            <w:pPr>
+              <w:pStyle w:val="ListParagraph"/>
+              <w:numPr>
+                <w:ilvl w:val="0"/>
+                <w:numId w:val="35"/>
+              </w:numPr>
+              <w:cnfStyle w:val="000000000000" w:firstRow="0" w:lastRow="0" w:firstColumn="0" w:lastColumn="0" w:oddVBand="0" w:evenVBand="0" w:oddHBand="0" w:evenHBand="0" w:firstRowFirstColumn="0" w:firstRowLastColumn="0" w:lastRowFirstColumn="0" w:lastRowLastColumn="0"/>
+              <w:rPr>
+                <w:lang w:val="es-CL"/>
+              </w:rPr>
+            </w:pPr>
+            <w:r>
+              <w:rPr>
+                <w:lang w:val="es-CL"/>
+              </w:rPr>
+              <w:lastRenderedPageBreak/>
+              <w:t>Escaneo y sus modulos ingresados a MySQL:</w:t>
+            </w:r>
+          </w:p>
+          <w:p>
+            <w:pPr>
+              <w:pStyle w:val="ListParagraph"/>
+              <w:ind w:left="1440"/>
+              <w:cnfStyle w:val="000000000000" w:firstRow="0" w:lastRow="0" w:firstColumn="0" w:lastColumn="0" w:oddVBand="0" w:evenVBand="0" w:oddHBand="0" w:evenHBand="0" w:firstRowFirstColumn="0" w:firstRowLastColumn="0" w:lastRowFirstColumn="0" w:lastRowLastColumn="0"/>
+              <w:rPr>
+                <w:lang w:val="es-CL"/>
+              </w:rPr>
+            </w:pPr>
+            <w:r>
+              <w:rPr>
+                <w:lang w:val="es-CL"/>
+              </w:rPr>
+              <w:t>Escaneo:</w:t>
+            </w:r>
+          </w:p>
+          <w:p>
+            <w:pPr>
+              <w:pStyle w:val="ListParagraph"/>
+              <w:ind w:left="1440"/>
+              <w:cnfStyle w:val="000000000000" w:firstRow="0" w:lastRow="0" w:firstColumn="0" w:lastColumn="0" w:oddVBand="0" w:evenVBand="0" w:oddHBand="0" w:evenHBand="0" w:firstRowFirstColumn="0" w:firstRowLastColumn="0" w:lastRowFirstColumn="0" w:lastRowLastColumn="0"/>
+              <w:rPr>
+                <w:lang w:val="es-CL"/>
+              </w:rPr>
+            </w:pPr>
+            <w:r>
+              <w:rPr>
+                <w:lang w:val="es-CL"/>
+              </w:rPr>
+              <w:drawing>
+                <wp:inline distT="0" distB="0" distL="0" distR="0" wp14:anchorId="3AD57519" wp14:editId="29FA0A0A">
+                  <wp:extent cx="2438740" cy="371527"/>
+                  <wp:effectExtent l="0" t="0" r="0" b="9525"/>
+                  <wp:docPr id="1203242946" name="Picture 1"/>
+                  <wp:cNvGraphicFramePr>
+                    <a:graphicFrameLocks xmlns:a="http://schemas.openxmlformats.org/drawingml/2006/main" noChangeAspect="1"/>
+                  </wp:cNvGraphicFramePr>
+                  <a:graphic xmlns:a="http://schemas.openxmlformats.org/drawingml/2006/main">
+                    <a:graphicData uri="http://schemas.openxmlformats.org/drawingml/2006/picture">
+                      <pic:pic xmlns:pic="http://schemas.openxmlformats.org/drawingml/2006/picture">
+                        <pic:nvPicPr>
+                          <pic:cNvPr id="1203242946" name=""/>
+                          <pic:cNvPicPr/>
+                        </pic:nvPicPr>
+                        <pic:blipFill>
+                          <a:blip r:embed="rId58"/>
+                          <a:stretch>
+                            <a:fillRect/>
+                          </a:stretch>
+                        </pic:blipFill>
+                        <pic:spPr>
+                          <a:xfrm>
+                            <a:off x="0" y="0"/>
+                            <a:ext cx="2438740" cy="371527"/>
+                          </a:xfrm>
+                          <a:prstGeom prst="rect">
+                            <a:avLst/>
+                          </a:prstGeom>
+                        </pic:spPr>
+                      </pic:pic>
+                    </a:graphicData>
+                  </a:graphic>
+                </wp:inline>
+              </w:drawing>
+            </w:r>
+          </w:p>
+          <w:p>
+            <w:pPr>
+              <w:pStyle w:val="ListParagraph"/>
+              <w:ind w:left="1440"/>
+              <w:cnfStyle w:val="000000000000" w:firstRow="0" w:lastRow="0" w:firstColumn="0" w:lastColumn="0" w:oddVBand="0" w:evenVBand="0" w:oddHBand="0" w:evenHBand="0" w:firstRowFirstColumn="0" w:firstRowLastColumn="0" w:lastRowFirstColumn="0" w:lastRowLastColumn="0"/>
+              <w:rPr>
+                <w:lang w:val="es-CL"/>
+              </w:rPr>
+            </w:pPr>
+            <w:r>
+              <w:rPr>
+                <w:lang w:val="es-CL"/>
+              </w:rPr>
+              <w:t>Módulos</w:t>
+            </w:r>
+            <w:r>
+              <w:rPr>
+                <w:lang w:val="es-CL"/>
+              </w:rPr>
+              <w:t xml:space="preserve"> (6 Módulos que corresponden al escaneo 175)</w:t>
+            </w:r>
+            <w:r>
+              <w:rPr>
+                <w:lang w:val="es-CL"/>
+              </w:rPr>
+              <w:t>:</w:t>
+            </w:r>
+          </w:p>
+          <w:p>
+            <w:pPr>
+              <w:pStyle w:val="ListParagraph"/>
+              <w:ind w:left="1440"/>
+              <w:cnfStyle w:val="000000000000" w:firstRow="0" w:lastRow="0" w:firstColumn="0" w:lastColumn="0" w:oddVBand="0" w:evenVBand="0" w:oddHBand="0" w:evenHBand="0" w:firstRowFirstColumn="0" w:firstRowLastColumn="0" w:lastRowFirstColumn="0" w:lastRowLastColumn="0"/>
+              <w:rPr>
+                <w:lang w:val="es-CL"/>
+              </w:rPr>
+            </w:pPr>
+            <w:r>
+              <w:rPr>
+                <w:lang w:val="es-CL"/>
+              </w:rPr>
+              <w:drawing>
+                <wp:inline distT="0" distB="0" distL="0" distR="0" wp14:anchorId="186E0BF9" wp14:editId="50CDFBF7">
+                  <wp:extent cx="2133898" cy="1190791"/>
+                  <wp:effectExtent l="0" t="0" r="0" b="9525"/>
+                  <wp:docPr id="1820082672" name="Picture 1"/>
+                  <wp:cNvGraphicFramePr>
+                    <a:graphicFrameLocks xmlns:a="http://schemas.openxmlformats.org/drawingml/2006/main" noChangeAspect="1"/>
+                  </wp:cNvGraphicFramePr>
+                  <a:graphic xmlns:a="http://schemas.openxmlformats.org/drawingml/2006/main">
+                    <a:graphicData uri="http://schemas.openxmlformats.org/drawingml/2006/picture">
+                      <pic:pic xmlns:pic="http://schemas.openxmlformats.org/drawingml/2006/picture">
+                        <pic:nvPicPr>
+                          <pic:cNvPr id="1820082672" name=""/>
+                          <pic:cNvPicPr/>
+                        </pic:nvPicPr>
+                        <pic:blipFill>
+                          <a:blip r:embed="rId59"/>
+                          <a:stretch>
+                            <a:fillRect/>
+                          </a:stretch>
+                        </pic:blipFill>
+                        <pic:spPr>
+                          <a:xfrm>
+                            <a:off x="0" y="0"/>
+                            <a:ext cx="2133898" cy="1190791"/>
+                          </a:xfrm>
+                          <a:prstGeom prst="rect">
+                            <a:avLst/>
+                          </a:prstGeom>
+                        </pic:spPr>
+                      </pic:pic>
+                    </a:graphicData>
+                  </a:graphic>
+                </wp:inline>
+              </w:drawing>
+            </w:r>
+          </w:p>
+          <w:p>
+            <w:pPr>
+              <w:pStyle w:val="ListParagraph"/>
+              <w:ind w:left="1440"/>
+              <w:cnfStyle w:val="000000000000" w:firstRow="0" w:lastRow="0" w:firstColumn="0" w:lastColumn="0" w:oddVBand="0" w:evenVBand="0" w:oddHBand="0" w:evenHBand="0" w:firstRowFirstColumn="0" w:firstRowLastColumn="0" w:lastRowFirstColumn="0" w:lastRowLastColumn="0"/>
+              <w:rPr>
+                <w:lang w:val="es-CL"/>
+              </w:rPr>
+            </w:pPr>
+          </w:p>
+        </w:tc>
+      </w:tr>
+      <w:tr>
+        <w:tc>
+          <w:tcPr>
+            <w:cnfStyle w:val="001000000000" w:firstRow="0" w:lastRow="0" w:firstColumn="1" w:lastColumn="0" w:oddVBand="0" w:evenVBand="0" w:oddHBand="0" w:evenHBand="0" w:firstRowFirstColumn="0" w:firstRowLastColumn="0" w:lastRowFirstColumn="0" w:lastRowLastColumn="0"/>
+            <w:tcW w:w="2122" w:type="dxa"/>
+          </w:tcPr>
+          <w:p>
+            <w:pPr>
+              <w:rPr>
+                <w:lang w:val="es-CL"/>
+              </w:rPr>
+            </w:pPr>
+            <w:r>
+              <w:rPr>
+                <w:lang w:val="es-CL"/>
+              </w:rPr>
+              <w:lastRenderedPageBreak/>
+              <w:t>Estado</w:t>
+            </w:r>
+          </w:p>
+        </w:tc>
+        <w:tc>
+          <w:tcPr>
+            <w:tcW w:w="6706" w:type="dxa"/>
+          </w:tcPr>
+          <w:p>
+            <w:pPr>
+              <w:cnfStyle w:val="000000000000" w:firstRow="0" w:lastRow="0" w:firstColumn="0" w:lastColumn="0" w:oddVBand="0" w:evenVBand="0" w:oddHBand="0" w:evenHBand="0" w:firstRowFirstColumn="0" w:firstRowLastColumn="0" w:lastRowFirstColumn="0" w:lastRowLastColumn="0"/>
+              <w:rPr>
+                <w:lang w:val="es-CL"/>
+              </w:rPr>
+            </w:pPr>
+            <w:r>
+              <w:rPr>
+                <w:lang w:val="es-CL"/>
+              </w:rPr>
+              <w:t>Aprobado</w:t>
+            </w:r>
+          </w:p>
+        </w:tc>
+      </w:tr>
+    </w:tbl>
+    <w:p>
+      <w:pPr>
+        <w:pStyle w:val="Heading3"/>
+        <w:rPr>
+          <w:b/>
+          <w:bCs/>
+          <w:lang w:val="es-CL"/>
+        </w:rPr>
+      </w:pPr>
+    </w:p>
+    <w:p>
+      <w:pPr>
+        <w:rPr>
+          <w:rFonts w:asciiTheme="majorHAnsi" w:eastAsiaTheme="majorEastAsia" w:hAnsiTheme="majorHAnsi" w:cstheme="majorBidi"/>
+          <w:b/>
+          <w:bCs/>
+          <w:smallCaps/>
+          <w:sz w:val="28"/>
+          <w:szCs w:val="28"/>
+          <w:lang w:val="es-CL"/>
+        </w:rPr>
+      </w:pPr>
+      <w:r>
+        <w:rPr>
+          <w:b/>
+          <w:bCs/>
+          <w:lang w:val="es-CL"/>
+        </w:rPr>
+        <w:br w:type="page"/>
+      </w:r>
+    </w:p>
+    <w:p>
+      <w:pPr>
+        <w:pStyle w:val="Heading3"/>
+        <w:rPr>
+          <w:b/>
+          <w:bCs/>
+          <w:lang w:val="es-CL"/>
+        </w:rPr>
+      </w:pPr>
+      <w:r>
+        <w:rPr>
+          <w:b/>
+          <w:bCs/>
+          <w:lang w:val="es-CL"/>
+        </w:rPr>
+        <w:lastRenderedPageBreak/>
+        <w:t>Cp-0</w:t>
+      </w:r>
+      <w:r>
+        <w:rPr>
+          <w:b/>
+          <w:bCs/>
+          <w:lang w:val="es-CL"/>
+        </w:rPr>
+        <w:t>6</w:t>
+      </w:r>
+      <w:r>
+        <w:rPr>
+          <w:b/>
+          <w:bCs/>
+          <w:lang w:val="es-CL"/>
+        </w:rPr>
+        <w:t xml:space="preserve"> </w:t>
+      </w:r>
+      <w:r>
+        <w:rPr>
+          <w:b/>
+          <w:bCs/>
+          <w:lang w:val="es-CL"/>
+        </w:rPr>
+        <w:t>Visualización</w:t>
+      </w:r>
+      <w:r>
+        <w:rPr>
+          <w:b/>
+          <w:bCs/>
+          <w:lang w:val="es-CL"/>
+        </w:rPr>
+        <w:t xml:space="preserve"> de un e</w:t>
+      </w:r>
+      <w:r>
+        <w:rPr>
+          <w:b/>
+          <w:bCs/>
+          <w:lang w:val="es-CL"/>
+        </w:rPr>
+        <w:t>scaneo</w:t>
+      </w:r>
+    </w:p>
+    <w:tbl>
+      <w:tblPr>
+        <w:tblStyle w:val="GridTable1Light-Accent1"/>
+        <w:tblW w:w="0" w:type="auto"/>
+        <w:tblLook w:val="04A0" w:firstRow="1" w:lastRow="0" w:firstColumn="1" w:lastColumn="0" w:noHBand="0" w:noVBand="1"/>
+      </w:tblPr>
+      <w:tblGrid>
+        <w:gridCol w:w="2122"/>
+        <w:gridCol w:w="6706"/>
+      </w:tblGrid>
+      <w:tr>
+        <w:trPr>
+          <w:cnfStyle w:val="100000000000" w:firstRow="1" w:lastRow="0" w:firstColumn="0" w:lastColumn="0" w:oddVBand="0" w:evenVBand="0" w:oddHBand="0" w:evenHBand="0" w:firstRowFirstColumn="0" w:firstRowLastColumn="0" w:lastRowFirstColumn="0" w:lastRowLastColumn="0"/>
+        </w:trPr>
+        <w:tc>
+          <w:tcPr>
+            <w:cnfStyle w:val="001000000000" w:firstRow="0" w:lastRow="0" w:firstColumn="1" w:lastColumn="0" w:oddVBand="0" w:evenVBand="0" w:oddHBand="0" w:evenHBand="0" w:firstRowFirstColumn="0" w:firstRowLastColumn="0" w:lastRowFirstColumn="0" w:lastRowLastColumn="0"/>
+            <w:tcW w:w="2122" w:type="dxa"/>
+          </w:tcPr>
+          <w:p>
+            <w:pPr>
+              <w:rPr>
+                <w:lang w:val="es-CL"/>
+              </w:rPr>
+            </w:pPr>
+            <w:r>
+              <w:rPr>
+                <w:lang w:val="es-CL"/>
+              </w:rPr>
+              <w:t>CAMPO</w:t>
+            </w:r>
+          </w:p>
+        </w:tc>
+        <w:tc>
+          <w:tcPr>
+            <w:tcW w:w="6706" w:type="dxa"/>
+          </w:tcPr>
+          <w:p>
+            <w:pPr>
+              <w:cnfStyle w:val="100000000000" w:firstRow="1" w:lastRow="0" w:firstColumn="0" w:lastColumn="0" w:oddVBand="0" w:evenVBand="0" w:oddHBand="0" w:evenHBand="0" w:firstRowFirstColumn="0" w:firstRowLastColumn="0" w:lastRowFirstColumn="0" w:lastRowLastColumn="0"/>
+              <w:rPr>
+                <w:lang w:val="es-CL"/>
+              </w:rPr>
+            </w:pPr>
+            <w:r>
+              <w:rPr>
+                <w:lang w:val="es-CL"/>
+              </w:rPr>
+              <w:t>DESCRIPCIÓN</w:t>
+            </w:r>
+          </w:p>
+        </w:tc>
+      </w:tr>
+      <w:tr>
+        <w:tc>
+          <w:tcPr>
+            <w:cnfStyle w:val="001000000000" w:firstRow="0" w:lastRow="0" w:firstColumn="1" w:lastColumn="0" w:oddVBand="0" w:evenVBand="0" w:oddHBand="0" w:evenHBand="0" w:firstRowFirstColumn="0" w:firstRowLastColumn="0" w:lastRowFirstColumn="0" w:lastRowLastColumn="0"/>
+            <w:tcW w:w="2122" w:type="dxa"/>
+          </w:tcPr>
+          <w:p>
+            <w:pPr>
+              <w:rPr>
+                <w:lang w:val="es-CL"/>
+              </w:rPr>
+            </w:pPr>
+            <w:r>
+              <w:rPr>
+                <w:lang w:val="es-CL"/>
+              </w:rPr>
+              <w:t>Requerimiento</w:t>
+            </w:r>
+          </w:p>
+        </w:tc>
+        <w:tc>
+          <w:tcPr>
+            <w:tcW w:w="6706" w:type="dxa"/>
+          </w:tcPr>
+          <w:p>
+            <w:pPr>
+              <w:cnfStyle w:val="000000000000" w:firstRow="0" w:lastRow="0" w:firstColumn="0" w:lastColumn="0" w:oddVBand="0" w:evenVBand="0" w:oddHBand="0" w:evenHBand="0" w:firstRowFirstColumn="0" w:firstRowLastColumn="0" w:lastRowFirstColumn="0" w:lastRowLastColumn="0"/>
+              <w:rPr>
+                <w:lang w:val="es-CL"/>
+              </w:rPr>
+            </w:pPr>
+            <w:r>
+              <w:rPr>
+                <w:lang w:val="es-CL"/>
+              </w:rPr>
+              <w:t>RF-05 – RF-06</w:t>
+            </w:r>
+          </w:p>
+        </w:tc>
+      </w:tr>
+      <w:tr>
+        <w:tc>
+          <w:tcPr>
+            <w:cnfStyle w:val="001000000000" w:firstRow="0" w:lastRow="0" w:firstColumn="1" w:lastColumn="0" w:oddVBand="0" w:evenVBand="0" w:oddHBand="0" w:evenHBand="0" w:firstRowFirstColumn="0" w:firstRowLastColumn="0" w:lastRowFirstColumn="0" w:lastRowLastColumn="0"/>
+            <w:tcW w:w="2122" w:type="dxa"/>
+          </w:tcPr>
+          <w:p>
+            <w:pPr>
+              <w:rPr>
+                <w:lang w:val="es-CL"/>
+              </w:rPr>
+            </w:pPr>
+            <w:r>
+              <w:rPr>
+                <w:lang w:val="es-CL"/>
+              </w:rPr>
+              <w:t>Objetivo</w:t>
+            </w:r>
+          </w:p>
+        </w:tc>
+        <w:tc>
+          <w:tcPr>
+            <w:tcW w:w="6706" w:type="dxa"/>
+          </w:tcPr>
+          <w:p>
+            <w:pPr>
+              <w:cnfStyle w:val="000000000000" w:firstRow="0" w:lastRow="0" w:firstColumn="0" w:lastColumn="0" w:oddVBand="0" w:evenVBand="0" w:oddHBand="0" w:evenHBand="0" w:firstRowFirstColumn="0" w:firstRowLastColumn="0" w:lastRowFirstColumn="0" w:lastRowLastColumn="0"/>
+              <w:rPr>
+                <w:lang w:val="es-CL"/>
+              </w:rPr>
+            </w:pPr>
+            <w:r>
+              <w:rPr>
+                <w:lang w:val="es-CL"/>
+              </w:rPr>
+              <w:t>Verificar la correcta visualización del escaneo, su progreso y sus resultados.</w:t>
+            </w:r>
+          </w:p>
+        </w:tc>
+      </w:tr>
+      <w:tr>
+        <w:tc>
+          <w:tcPr>
+            <w:cnfStyle w:val="001000000000" w:firstRow="0" w:lastRow="0" w:firstColumn="1" w:lastColumn="0" w:oddVBand="0" w:evenVBand="0" w:oddHBand="0" w:evenHBand="0" w:firstRowFirstColumn="0" w:firstRowLastColumn="0" w:lastRowFirstColumn="0" w:lastRowLastColumn="0"/>
+            <w:tcW w:w="2122" w:type="dxa"/>
+          </w:tcPr>
+          <w:p>
+            <w:pPr>
+              <w:rPr>
+                <w:lang w:val="es-CL"/>
+              </w:rPr>
+            </w:pPr>
+            <w:r>
+              <w:rPr>
+                <w:lang w:val="es-CL"/>
+              </w:rPr>
+              <w:t>Pasos</w:t>
+            </w:r>
+          </w:p>
+        </w:tc>
+        <w:tc>
+          <w:tcPr>
+            <w:tcW w:w="6706" w:type="dxa"/>
+          </w:tcPr>
+          <w:p>
+            <w:pPr>
+              <w:pStyle w:val="ListParagraph"/>
+              <w:ind w:left="1080"/>
+              <w:cnfStyle w:val="000000000000" w:firstRow="0" w:lastRow="0" w:firstColumn="0" w:lastColumn="0" w:oddVBand="0" w:evenVBand="0" w:oddHBand="0" w:evenHBand="0" w:firstRowFirstColumn="0" w:firstRowLastColumn="0" w:lastRowFirstColumn="0" w:lastRowLastColumn="0"/>
+              <w:rPr>
+                <w:lang w:val="es-CL"/>
+              </w:rPr>
+            </w:pPr>
+          </w:p>
+          <w:p>
+            <w:pPr>
+              <w:pStyle w:val="ListParagraph"/>
+              <w:ind w:left="1080"/>
+              <w:cnfStyle w:val="000000000000" w:firstRow="0" w:lastRow="0" w:firstColumn="0" w:lastColumn="0" w:oddVBand="0" w:evenVBand="0" w:oddHBand="0" w:evenHBand="0" w:firstRowFirstColumn="0" w:firstRowLastColumn="0" w:lastRowFirstColumn="0" w:lastRowLastColumn="0"/>
+              <w:rPr>
+                <w:lang w:val="es-CL"/>
+              </w:rPr>
+            </w:pPr>
+          </w:p>
+        </w:tc>
+      </w:tr>
+      <w:tr>
+        <w:tc>
+          <w:tcPr>
+            <w:cnfStyle w:val="001000000000" w:firstRow="0" w:lastRow="0" w:firstColumn="1" w:lastColumn="0" w:oddVBand="0" w:evenVBand="0" w:oddHBand="0" w:evenHBand="0" w:firstRowFirstColumn="0" w:firstRowLastColumn="0" w:lastRowFirstColumn="0" w:lastRowLastColumn="0"/>
+            <w:tcW w:w="2122" w:type="dxa"/>
+          </w:tcPr>
+          <w:p>
+            <w:pPr>
+              <w:rPr>
+                <w:lang w:val="es-CL"/>
+              </w:rPr>
+            </w:pPr>
+            <w:r>
+              <w:rPr>
+                <w:lang w:val="es-CL"/>
+              </w:rPr>
+              <w:t>Resultado esperado</w:t>
+            </w:r>
+          </w:p>
+        </w:tc>
+        <w:tc>
+          <w:tcPr>
+            <w:tcW w:w="6706" w:type="dxa"/>
+          </w:tcPr>
+          <w:p>
+            <w:pPr>
+              <w:cnfStyle w:val="000000000000" w:firstRow="0" w:lastRow="0" w:firstColumn="0" w:lastColumn="0" w:oddVBand="0" w:evenVBand="0" w:oddHBand="0" w:evenHBand="0" w:firstRowFirstColumn="0" w:firstRowLastColumn="0" w:lastRowFirstColumn="0" w:lastRowLastColumn="0"/>
+              <w:rPr>
+                <w:lang w:val="es-CL"/>
+              </w:rPr>
+            </w:pPr>
+          </w:p>
+        </w:tc>
+      </w:tr>
+      <w:tr>
+        <w:tc>
+          <w:tcPr>
+            <w:cnfStyle w:val="001000000000" w:firstRow="0" w:lastRow="0" w:firstColumn="1" w:lastColumn="0" w:oddVBand="0" w:evenVBand="0" w:oddHBand="0" w:evenHBand="0" w:firstRowFirstColumn="0" w:firstRowLastColumn="0" w:lastRowFirstColumn="0" w:lastRowLastColumn="0"/>
+            <w:tcW w:w="2122" w:type="dxa"/>
+          </w:tcPr>
+          <w:p>
+            <w:pPr>
+              <w:rPr>
+                <w:lang w:val="es-CL"/>
+              </w:rPr>
+            </w:pPr>
+            <w:r>
+              <w:rPr>
+                <w:lang w:val="es-CL"/>
+              </w:rPr>
+              <w:t>Resultado obtenido</w:t>
+            </w:r>
+          </w:p>
+        </w:tc>
+        <w:tc>
+          <w:tcPr>
+            <w:tcW w:w="6706" w:type="dxa"/>
+          </w:tcPr>
+          <w:p>
+            <w:pPr>
+              <w:pStyle w:val="ListParagraph"/>
+              <w:ind w:left="1440"/>
+              <w:cnfStyle w:val="000000000000" w:firstRow="0" w:lastRow="0" w:firstColumn="0" w:lastColumn="0" w:oddVBand="0" w:evenVBand="0" w:oddHBand="0" w:evenHBand="0" w:firstRowFirstColumn="0" w:firstRowLastColumn="0" w:lastRowFirstColumn="0" w:lastRowLastColumn="0"/>
+              <w:rPr>
+                <w:lang w:val="es-CL"/>
+              </w:rPr>
+            </w:pPr>
+          </w:p>
+        </w:tc>
+      </w:tr>
+      <w:tr>
+        <w:tc>
+          <w:tcPr>
+            <w:cnfStyle w:val="001000000000" w:firstRow="0" w:lastRow="0" w:firstColumn="1" w:lastColumn="0" w:oddVBand="0" w:evenVBand="0" w:oddHBand="0" w:evenHBand="0" w:firstRowFirstColumn="0" w:firstRowLastColumn="0" w:lastRowFirstColumn="0" w:lastRowLastColumn="0"/>
+            <w:tcW w:w="2122" w:type="dxa"/>
+          </w:tcPr>
+          <w:p>
+            <w:pPr>
+              <w:rPr>
+                <w:lang w:val="es-CL"/>
+              </w:rPr>
+            </w:pPr>
+            <w:r>
+              <w:rPr>
+                <w:lang w:val="es-CL"/>
+              </w:rPr>
+              <w:t>Estado</w:t>
+            </w:r>
+          </w:p>
+        </w:tc>
+        <w:tc>
+          <w:tcPr>
+            <w:tcW w:w="6706" w:type="dxa"/>
+          </w:tcPr>
+          <w:p>
+            <w:pPr>
+              <w:cnfStyle w:val="000000000000" w:firstRow="0" w:lastRow="0" w:firstColumn="0" w:lastColumn="0" w:oddVBand="0" w:evenVBand="0" w:oddHBand="0" w:evenHBand="0" w:firstRowFirstColumn="0" w:firstRowLastColumn="0" w:lastRowFirstColumn="0" w:lastRowLastColumn="0"/>
+              <w:rPr>
+                <w:lang w:val="es-CL"/>
+              </w:rPr>
+            </w:pPr>
+            <w:r>
+              <w:rPr>
+                <w:lang w:val="es-CL"/>
+              </w:rPr>
+              <w:t>Aprobado</w:t>
+            </w:r>
+          </w:p>
+        </w:tc>
+      </w:tr>
+    </w:tbl>
+    <w:p>
+      <w:pPr>
+        <w:pStyle w:val="Heading3"/>
+        <w:rPr>
+          <w:b/>
+          <w:bCs/>
+          <w:lang w:val="es-CL"/>
+        </w:rPr>
+      </w:pPr>
+      <w:r>
+        <w:rPr>
+          <w:b/>
+          <w:bCs/>
+          <w:lang w:val="es-CL"/>
+        </w:rPr>
+        <w:lastRenderedPageBreak/>
+        <w:drawing>
+          <wp:inline distT="0" distB="0" distL="0" distR="0" wp14:anchorId="6CA789CA" wp14:editId="5A5F73BF">
+            <wp:extent cx="3255264" cy="3364816"/>
+            <wp:effectExtent l="0" t="0" r="2540" b="7620"/>
+            <wp:docPr id="690164710" name="Picture 1"/>
+            <wp:cNvGraphicFramePr>
+              <a:graphicFrameLocks xmlns:a="http://schemas.openxmlformats.org/drawingml/2006/main" noChangeAspect="1"/>
+            </wp:cNvGraphicFramePr>
+            <a:graphic xmlns:a="http://schemas.openxmlformats.org/drawingml/2006/main">
+              <a:graphicData uri="http://schemas.openxmlformats.org/drawingml/2006/picture">
+                <pic:pic xmlns:pic="http://schemas.openxmlformats.org/drawingml/2006/picture">
+                  <pic:nvPicPr>
+                    <pic:cNvPr id="690164710" name=""/>
+                    <pic:cNvPicPr/>
+                  </pic:nvPicPr>
+                  <pic:blipFill>
+                    <a:blip r:embed="rId60"/>
+                    <a:stretch>
+                      <a:fillRect/>
+                    </a:stretch>
+                  </pic:blipFill>
+                  <pic:spPr>
+                    <a:xfrm>
+                      <a:off x="0" y="0"/>
+                      <a:ext cx="3257067" cy="3366679"/>
+                    </a:xfrm>
+                    <a:prstGeom prst="rect">
+                      <a:avLst/>
+                    </a:prstGeom>
+                  </pic:spPr>
+                </pic:pic>
+              </a:graphicData>
+            </a:graphic>
+          </wp:inline>
+        </w:drawing>
+      </w:r>
+      <w:r>
+        <w:rPr>
+          <w:b/>
+          <w:bCs/>
+          <w:lang w:val="es-CL"/>
+        </w:rPr>
+        <w:drawing>
+          <wp:inline distT="0" distB="0" distL="0" distR="0" wp14:anchorId="7F07AEEE" wp14:editId="64CEEE99">
+            <wp:extent cx="1133633" cy="724001"/>
+            <wp:effectExtent l="0" t="0" r="9525" b="0"/>
+            <wp:docPr id="1262528149" name="Picture 1"/>
+            <wp:cNvGraphicFramePr>
+              <a:graphicFrameLocks xmlns:a="http://schemas.openxmlformats.org/drawingml/2006/main" noChangeAspect="1"/>
+            </wp:cNvGraphicFramePr>
+            <a:graphic xmlns:a="http://schemas.openxmlformats.org/drawingml/2006/main">
+              <a:graphicData uri="http://schemas.openxmlformats.org/drawingml/2006/picture">
+                <pic:pic xmlns:pic="http://schemas.openxmlformats.org/drawingml/2006/picture">
+                  <pic:nvPicPr>
+                    <pic:cNvPr id="1262528149" name=""/>
+                    <pic:cNvPicPr/>
+                  </pic:nvPicPr>
+                  <pic:blipFill>
+                    <a:blip r:embed="rId61"/>
+                    <a:stretch>
+                      <a:fillRect/>
+                    </a:stretch>
+                  </pic:blipFill>
+                  <pic:spPr>
+                    <a:xfrm>
+                      <a:off x="0" y="0"/>
+                      <a:ext cx="1133633" cy="724001"/>
+                    </a:xfrm>
+                    <a:prstGeom prst="rect">
+                      <a:avLst/>
+                    </a:prstGeom>
+                  </pic:spPr>
+                </pic:pic>
+              </a:graphicData>
+            </a:graphic>
+          </wp:inline>
+        </w:drawing>
+      </w:r>
+    </w:p>
+    <w:p>
+      <w:pPr>
+        <w:rPr>
+          <w:lang w:val="es-CL"/>
+        </w:rPr>
+      </w:pPr>
+      <w:r>
+        <w:rPr>
+          <w:lang w:val="es-CL"/>
+        </w:rPr>
+        <w:drawing>
+          <wp:inline distT="0" distB="0" distL="0" distR="0" wp14:anchorId="3F558707" wp14:editId="4F29F07B">
+            <wp:extent cx="3877216" cy="3572374"/>
+            <wp:effectExtent l="0" t="0" r="0" b="9525"/>
+            <wp:docPr id="1957397484" name="Picture 1"/>
+            <wp:cNvGraphicFramePr>
+              <a:graphicFrameLocks xmlns:a="http://schemas.openxmlformats.org/drawingml/2006/main" noChangeAspect="1"/>
+            </wp:cNvGraphicFramePr>
+            <a:graphic xmlns:a="http://schemas.openxmlformats.org/drawingml/2006/main">
+              <a:graphicData uri="http://schemas.openxmlformats.org/drawingml/2006/picture">
+                <pic:pic xmlns:pic="http://schemas.openxmlformats.org/drawingml/2006/picture">
+                  <pic:nvPicPr>
+                    <pic:cNvPr id="1957397484" name=""/>
+                    <pic:cNvPicPr/>
+                  </pic:nvPicPr>
+                  <pic:blipFill>
+                    <a:blip r:embed="rId62"/>
+                    <a:stretch>
+                      <a:fillRect/>
+                    </a:stretch>
+                  </pic:blipFill>
+                  <pic:spPr>
+                    <a:xfrm>
+                      <a:off x="0" y="0"/>
+                      <a:ext cx="3877216" cy="3572374"/>
+                    </a:xfrm>
+                    <a:prstGeom prst="rect">
+                      <a:avLst/>
+                    </a:prstGeom>
+                  </pic:spPr>
+                </pic:pic>
+              </a:graphicData>
+            </a:graphic>
+          </wp:inline>
+        </w:drawing>
+      </w:r>
+      <w:r>
+        <w:rPr>
+          <w:lang w:val="es-CL"/>
+        </w:rPr>
+        <w:drawing>
+          <wp:inline distT="0" distB="0" distL="0" distR="0" wp14:anchorId="632FDFC1" wp14:editId="3EA7E02E">
+            <wp:extent cx="1133633" cy="676369"/>
+            <wp:effectExtent l="0" t="0" r="9525" b="9525"/>
+            <wp:docPr id="257888098" name="Picture 1"/>
+            <wp:cNvGraphicFramePr>
+              <a:graphicFrameLocks xmlns:a="http://schemas.openxmlformats.org/drawingml/2006/main" noChangeAspect="1"/>
+            </wp:cNvGraphicFramePr>
+            <a:graphic xmlns:a="http://schemas.openxmlformats.org/drawingml/2006/main">
+              <a:graphicData uri="http://schemas.openxmlformats.org/drawingml/2006/picture">
+                <pic:pic xmlns:pic="http://schemas.openxmlformats.org/drawingml/2006/picture">
+                  <pic:nvPicPr>
+                    <pic:cNvPr id="257888098" name=""/>
+                    <pic:cNvPicPr/>
+                  </pic:nvPicPr>
+                  <pic:blipFill>
+                    <a:blip r:embed="rId63"/>
+                    <a:stretch>
+                      <a:fillRect/>
+                    </a:stretch>
+                  </pic:blipFill>
+                  <pic:spPr>
+                    <a:xfrm>
+                      <a:off x="0" y="0"/>
+                      <a:ext cx="1133633" cy="676369"/>
+                    </a:xfrm>
+                    <a:prstGeom prst="rect">
+                      <a:avLst/>
+                    </a:prstGeom>
+                  </pic:spPr>
+                </pic:pic>
+              </a:graphicData>
+            </a:graphic>
+          </wp:inline>
+        </w:drawing>
+      </w:r>
+    </w:p>
+    <w:p>
+      <w:pPr>
+        <w:rPr>
+          <w:lang w:val="es-CL"/>
+        </w:rPr>
+      </w:pPr>
+    </w:p>
+    <w:p>
+      <w:pPr>
+        <w:rPr>
+          <w:lang w:val="es-CL"/>
+        </w:rPr>
+      </w:pPr>
+    </w:p>
+    <w:tbl>
+      <w:tblPr>
+        <w:tblStyle w:val="GridTable1Light-Accent1"/>
+        <w:tblW w:w="0" w:type="auto"/>
+        <w:tblLook w:val="04A0" w:firstRow="1" w:lastRow="0" w:firstColumn="1" w:lastColumn="0" w:noHBand="0" w:noVBand="1"/>
+      </w:tblPr>
+      <w:tblGrid>
+        <w:gridCol w:w="2122"/>
+        <w:gridCol w:w="6706"/>
+      </w:tblGrid>
+      <w:tr>
+        <w:trPr>
+          <w:cnfStyle w:val="100000000000" w:firstRow="1" w:lastRow="0" w:firstColumn="0" w:lastColumn="0" w:oddVBand="0" w:evenVBand="0" w:oddHBand="0" w:evenHBand="0" w:firstRowFirstColumn="0" w:firstRowLastColumn="0" w:lastRowFirstColumn="0" w:lastRowLastColumn="0"/>
+        </w:trPr>
+        <w:tc>
+          <w:tcPr>
+            <w:cnfStyle w:val="001000000000" w:firstRow="0" w:lastRow="0" w:firstColumn="1" w:lastColumn="0" w:oddVBand="0" w:evenVBand="0" w:oddHBand="0" w:evenHBand="0" w:firstRowFirstColumn="0" w:firstRowLastColumn="0" w:lastRowFirstColumn="0" w:lastRowLastColumn="0"/>
+            <w:tcW w:w="2122" w:type="dxa"/>
+          </w:tcPr>
+          <w:p>
+            <w:pPr>
+              <w:rPr>
+                <w:lang w:val="es-CL"/>
+              </w:rPr>
+            </w:pPr>
+            <w:r>
+              <w:rPr>
+                <w:lang w:val="es-CL"/>
+              </w:rPr>
+              <w:t>CAMPO</w:t>
+            </w:r>
+          </w:p>
+        </w:tc>
+        <w:tc>
+          <w:tcPr>
+            <w:tcW w:w="6706" w:type="dxa"/>
+          </w:tcPr>
+          <w:p>
+            <w:pPr>
+              <w:cnfStyle w:val="100000000000" w:firstRow="1" w:lastRow="0" w:firstColumn="0" w:lastColumn="0" w:oddVBand="0" w:evenVBand="0" w:oddHBand="0" w:evenHBand="0" w:firstRowFirstColumn="0" w:firstRowLastColumn="0" w:lastRowFirstColumn="0" w:lastRowLastColumn="0"/>
+              <w:rPr>
+                <w:lang w:val="es-CL"/>
+              </w:rPr>
+            </w:pPr>
+            <w:r>
+              <w:rPr>
+                <w:lang w:val="es-CL"/>
+              </w:rPr>
+              <w:t>DESCRIPCIÓN</w:t>
+            </w:r>
+          </w:p>
+        </w:tc>
+      </w:tr>
+      <w:tr>
+        <w:tc>
+          <w:tcPr>
+            <w:cnfStyle w:val="001000000000" w:firstRow="0" w:lastRow="0" w:firstColumn="1" w:lastColumn="0" w:oddVBand="0" w:evenVBand="0" w:oddHBand="0" w:evenHBand="0" w:firstRowFirstColumn="0" w:firstRowLastColumn="0" w:lastRowFirstColumn="0" w:lastRowLastColumn="0"/>
+            <w:tcW w:w="2122" w:type="dxa"/>
+          </w:tcPr>
+          <w:p>
+            <w:pPr>
+              <w:rPr>
+                <w:lang w:val="es-CL"/>
+              </w:rPr>
+            </w:pPr>
+            <w:r>
+              <w:rPr>
+                <w:lang w:val="es-CL"/>
+              </w:rPr>
+              <w:t>Requerimiento</w:t>
+            </w:r>
+          </w:p>
+        </w:tc>
+        <w:tc>
+          <w:tcPr>
+            <w:tcW w:w="6706" w:type="dxa"/>
+          </w:tcPr>
+          <w:p>
+            <w:pPr>
+              <w:cnfStyle w:val="000000000000" w:firstRow="0" w:lastRow="0" w:firstColumn="0" w:lastColumn="0" w:oddVBand="0" w:evenVBand="0" w:oddHBand="0" w:evenHBand="0" w:firstRowFirstColumn="0" w:firstRowLastColumn="0" w:lastRowFirstColumn="0" w:lastRowLastColumn="0"/>
+              <w:rPr>
+                <w:lang w:val="es-CL"/>
+              </w:rPr>
+            </w:pPr>
+          </w:p>
+        </w:tc>
+      </w:tr>
+      <w:tr>
+        <w:tc>
+          <w:tcPr>
+            <w:cnfStyle w:val="001000000000" w:firstRow="0" w:lastRow="0" w:firstColumn="1" w:lastColumn="0" w:oddVBand="0" w:evenVBand="0" w:oddHBand="0" w:evenHBand="0" w:firstRowFirstColumn="0" w:firstRowLastColumn="0" w:lastRowFirstColumn="0" w:lastRowLastColumn="0"/>
+            <w:tcW w:w="2122" w:type="dxa"/>
+          </w:tcPr>
+          <w:p>
+            <w:pPr>
+              <w:rPr>
+                <w:lang w:val="es-CL"/>
+              </w:rPr>
+            </w:pPr>
+            <w:r>
+              <w:rPr>
+                <w:lang w:val="es-CL"/>
+              </w:rPr>
+              <w:t>Objetivo</w:t>
+            </w:r>
+          </w:p>
+        </w:tc>
+        <w:tc>
+          <w:tcPr>
+            <w:tcW w:w="6706" w:type="dxa"/>
+          </w:tcPr>
+          <w:p>
+            <w:pPr>
+              <w:cnfStyle w:val="000000000000" w:firstRow="0" w:lastRow="0" w:firstColumn="0" w:lastColumn="0" w:oddVBand="0" w:evenVBand="0" w:oddHBand="0" w:evenHBand="0" w:firstRowFirstColumn="0" w:firstRowLastColumn="0" w:lastRowFirstColumn="0" w:lastRowLastColumn="0"/>
+              <w:rPr>
+                <w:lang w:val="es-CL"/>
+              </w:rPr>
+            </w:pPr>
+          </w:p>
+        </w:tc>
+      </w:tr>
+      <w:tr>
+        <w:tc>
+          <w:tcPr>
+            <w:cnfStyle w:val="001000000000" w:firstRow="0" w:lastRow="0" w:firstColumn="1" w:lastColumn="0" w:oddVBand="0" w:evenVBand="0" w:oddHBand="0" w:evenHBand="0" w:firstRowFirstColumn="0" w:firstRowLastColumn="0" w:lastRowFirstColumn="0" w:lastRowLastColumn="0"/>
+            <w:tcW w:w="2122" w:type="dxa"/>
+          </w:tcPr>
+          <w:p>
+            <w:pPr>
+              <w:rPr>
+                <w:lang w:val="es-CL"/>
+              </w:rPr>
+            </w:pPr>
+            <w:r>
+              <w:rPr>
+                <w:lang w:val="es-CL"/>
+              </w:rPr>
+              <w:lastRenderedPageBreak/>
+              <w:t>Pasos</w:t>
+            </w:r>
+          </w:p>
+        </w:tc>
+        <w:tc>
+          <w:tcPr>
+            <w:tcW w:w="6706" w:type="dxa"/>
+          </w:tcPr>
+          <w:p>
+            <w:pPr>
+              <w:pStyle w:val="ListParagraph"/>
+              <w:ind w:left="1080"/>
+              <w:cnfStyle w:val="000000000000" w:firstRow="0" w:lastRow="0" w:firstColumn="0" w:lastColumn="0" w:oddVBand="0" w:evenVBand="0" w:oddHBand="0" w:evenHBand="0" w:firstRowFirstColumn="0" w:firstRowLastColumn="0" w:lastRowFirstColumn="0" w:lastRowLastColumn="0"/>
+              <w:rPr>
+                <w:lang w:val="es-CL"/>
+              </w:rPr>
+            </w:pPr>
+          </w:p>
+          <w:p>
+            <w:pPr>
+              <w:pStyle w:val="ListParagraph"/>
+              <w:ind w:left="1080"/>
+              <w:cnfStyle w:val="000000000000" w:firstRow="0" w:lastRow="0" w:firstColumn="0" w:lastColumn="0" w:oddVBand="0" w:evenVBand="0" w:oddHBand="0" w:evenHBand="0" w:firstRowFirstColumn="0" w:firstRowLastColumn="0" w:lastRowFirstColumn="0" w:lastRowLastColumn="0"/>
+              <w:rPr>
+                <w:lang w:val="es-CL"/>
+              </w:rPr>
+            </w:pPr>
+          </w:p>
+        </w:tc>
+      </w:tr>
+      <w:tr>
+        <w:tc>
+          <w:tcPr>
+            <w:cnfStyle w:val="001000000000" w:firstRow="0" w:lastRow="0" w:firstColumn="1" w:lastColumn="0" w:oddVBand="0" w:evenVBand="0" w:oddHBand="0" w:evenHBand="0" w:firstRowFirstColumn="0" w:firstRowLastColumn="0" w:lastRowFirstColumn="0" w:lastRowLastColumn="0"/>
+            <w:tcW w:w="2122" w:type="dxa"/>
+          </w:tcPr>
+          <w:p>
+            <w:pPr>
+              <w:rPr>
+                <w:lang w:val="es-CL"/>
+              </w:rPr>
+            </w:pPr>
+            <w:r>
+              <w:rPr>
+                <w:lang w:val="es-CL"/>
+              </w:rPr>
+              <w:t>Resultado esperado</w:t>
+            </w:r>
+          </w:p>
+        </w:tc>
+        <w:tc>
+          <w:tcPr>
+            <w:tcW w:w="6706" w:type="dxa"/>
+          </w:tcPr>
+          <w:p>
+            <w:pPr>
+              <w:cnfStyle w:val="000000000000" w:firstRow="0" w:lastRow="0" w:firstColumn="0" w:lastColumn="0" w:oddVBand="0" w:evenVBand="0" w:oddHBand="0" w:evenHBand="0" w:firstRowFirstColumn="0" w:firstRowLastColumn="0" w:lastRowFirstColumn="0" w:lastRowLastColumn="0"/>
+              <w:rPr>
+                <w:lang w:val="es-CL"/>
+              </w:rPr>
+            </w:pPr>
+          </w:p>
+        </w:tc>
+      </w:tr>
+      <w:tr>
+        <w:tc>
+          <w:tcPr>
+            <w:cnfStyle w:val="001000000000" w:firstRow="0" w:lastRow="0" w:firstColumn="1" w:lastColumn="0" w:oddVBand="0" w:evenVBand="0" w:oddHBand="0" w:evenHBand="0" w:firstRowFirstColumn="0" w:firstRowLastColumn="0" w:lastRowFirstColumn="0" w:lastRowLastColumn="0"/>
+            <w:tcW w:w="2122" w:type="dxa"/>
+          </w:tcPr>
+          <w:p>
+            <w:pPr>
+              <w:rPr>
+                <w:lang w:val="es-CL"/>
+              </w:rPr>
+            </w:pPr>
+            <w:r>
+              <w:rPr>
+                <w:lang w:val="es-CL"/>
+              </w:rPr>
+              <w:t>Resultado obtenido</w:t>
+            </w:r>
+          </w:p>
+        </w:tc>
+        <w:tc>
+          <w:tcPr>
+            <w:tcW w:w="6706" w:type="dxa"/>
+          </w:tcPr>
+          <w:p>
+            <w:pPr>
+              <w:pStyle w:val="ListParagraph"/>
+              <w:ind w:left="1440"/>
+              <w:cnfStyle w:val="000000000000" w:firstRow="0" w:lastRow="0" w:firstColumn="0" w:lastColumn="0" w:oddVBand="0" w:evenVBand="0" w:oddHBand="0" w:evenHBand="0" w:firstRowFirstColumn="0" w:firstRowLastColumn="0" w:lastRowFirstColumn="0" w:lastRowLastColumn="0"/>
+              <w:rPr>
+                <w:lang w:val="es-CL"/>
+              </w:rPr>
+            </w:pPr>
+          </w:p>
+        </w:tc>
+      </w:tr>
+      <w:tr>
+        <w:tc>
+          <w:tcPr>
+            <w:cnfStyle w:val="001000000000" w:firstRow="0" w:lastRow="0" w:firstColumn="1" w:lastColumn="0" w:oddVBand="0" w:evenVBand="0" w:oddHBand="0" w:evenHBand="0" w:firstRowFirstColumn="0" w:firstRowLastColumn="0" w:lastRowFirstColumn="0" w:lastRowLastColumn="0"/>
+            <w:tcW w:w="2122" w:type="dxa"/>
+          </w:tcPr>
+          <w:p>
+            <w:pPr>
+              <w:rPr>
+                <w:lang w:val="es-CL"/>
+              </w:rPr>
+            </w:pPr>
+            <w:r>
+              <w:rPr>
+                <w:lang w:val="es-CL"/>
+              </w:rPr>
+              <w:t>Estado</w:t>
+            </w:r>
+          </w:p>
+        </w:tc>
+        <w:tc>
+          <w:tcPr>
+            <w:tcW w:w="6706" w:type="dxa"/>
+          </w:tcPr>
+          <w:p>
+            <w:pPr>
+              <w:cnfStyle w:val="000000000000" w:firstRow="0" w:lastRow="0" w:firstColumn="0" w:lastColumn="0" w:oddVBand="0" w:evenVBand="0" w:oddHBand="0" w:evenHBand="0" w:firstRowFirstColumn="0" w:firstRowLastColumn="0" w:lastRowFirstColumn="0" w:lastRowLastColumn="0"/>
+              <w:rPr>
+                <w:lang w:val="es-CL"/>
+              </w:rPr>
+            </w:pPr>
+            <w:r>
+              <w:rPr>
+                <w:lang w:val="es-CL"/>
+              </w:rPr>
+              <w:t>Aprobado</w:t>
+            </w:r>
+          </w:p>
+        </w:tc>
+      </w:tr>
+      <w:tr>
+        <w:tc>
+          <w:tcPr>
+            <w:cnfStyle w:val="001000000000" w:firstRow="0" w:lastRow="0" w:firstColumn="1" w:lastColumn="0" w:oddVBand="0" w:evenVBand="0" w:oddHBand="0" w:evenHBand="0" w:firstRowFirstColumn="0" w:firstRowLastColumn="0" w:lastRowFirstColumn="0" w:lastRowLastColumn="0"/>
+            <w:tcW w:w="2122" w:type="dxa"/>
+          </w:tcPr>
+          <w:p>
+            <w:pPr>
+              <w:rPr>
+                <w:lang w:val="es-CL"/>
+              </w:rPr>
+            </w:pPr>
+            <w:r>
+              <w:rPr>
+                <w:lang w:val="es-CL"/>
+              </w:rPr>
+              <w:t>CAMPO</w:t>
+            </w:r>
+          </w:p>
+        </w:tc>
+        <w:tc>
+          <w:tcPr>
+            <w:tcW w:w="6706" w:type="dxa"/>
+          </w:tcPr>
+          <w:p>
+            <w:pPr>
+              <w:cnfStyle w:val="000000000000" w:firstRow="0" w:lastRow="0" w:firstColumn="0" w:lastColumn="0" w:oddVBand="0" w:evenVBand="0" w:oddHBand="0" w:evenHBand="0" w:firstRowFirstColumn="0" w:firstRowLastColumn="0" w:lastRowFirstColumn="0" w:lastRowLastColumn="0"/>
+              <w:rPr>
+                <w:lang w:val="es-CL"/>
+              </w:rPr>
+            </w:pPr>
+            <w:r>
+              <w:rPr>
+                <w:lang w:val="es-CL"/>
+              </w:rPr>
+              <w:t>DESCRIPCIÓN</w:t>
+            </w:r>
+          </w:p>
+        </w:tc>
+      </w:tr>
+      <w:tr>
+        <w:tc>
+          <w:tcPr>
+            <w:cnfStyle w:val="001000000000" w:firstRow="0" w:lastRow="0" w:firstColumn="1" w:lastColumn="0" w:oddVBand="0" w:evenVBand="0" w:oddHBand="0" w:evenHBand="0" w:firstRowFirstColumn="0" w:firstRowLastColumn="0" w:lastRowFirstColumn="0" w:lastRowLastColumn="0"/>
+            <w:tcW w:w="2122" w:type="dxa"/>
+          </w:tcPr>
+          <w:p>
+            <w:pPr>
+              <w:rPr>
+                <w:lang w:val="es-CL"/>
+              </w:rPr>
+            </w:pPr>
+            <w:r>
+              <w:rPr>
+                <w:lang w:val="es-CL"/>
+              </w:rPr>
+              <w:t>Requerimiento</w:t>
+            </w:r>
+          </w:p>
+        </w:tc>
+        <w:tc>
+          <w:tcPr>
+            <w:tcW w:w="6706" w:type="dxa"/>
+          </w:tcPr>
+          <w:p>
+            <w:pPr>
+              <w:cnfStyle w:val="000000000000" w:firstRow="0" w:lastRow="0" w:firstColumn="0" w:lastColumn="0" w:oddVBand="0" w:evenVBand="0" w:oddHBand="0" w:evenHBand="0" w:firstRowFirstColumn="0" w:firstRowLastColumn="0" w:lastRowFirstColumn="0" w:lastRowLastColumn="0"/>
+              <w:rPr>
+                <w:lang w:val="es-CL"/>
+              </w:rPr>
+            </w:pPr>
+          </w:p>
+        </w:tc>
+      </w:tr>
+      <w:tr>
+        <w:tc>
+          <w:tcPr>
+            <w:cnfStyle w:val="001000000000" w:firstRow="0" w:lastRow="0" w:firstColumn="1" w:lastColumn="0" w:oddVBand="0" w:evenVBand="0" w:oddHBand="0" w:evenHBand="0" w:firstRowFirstColumn="0" w:firstRowLastColumn="0" w:lastRowFirstColumn="0" w:lastRowLastColumn="0"/>
+            <w:tcW w:w="2122" w:type="dxa"/>
+          </w:tcPr>
+          <w:p>
+            <w:pPr>
+              <w:rPr>
+                <w:lang w:val="es-CL"/>
+              </w:rPr>
+            </w:pPr>
+            <w:r>
+              <w:rPr>
+                <w:lang w:val="es-CL"/>
+              </w:rPr>
+              <w:t>Objetivo</w:t>
+            </w:r>
+          </w:p>
+        </w:tc>
+        <w:tc>
+          <w:tcPr>
+            <w:tcW w:w="6706" w:type="dxa"/>
+          </w:tcPr>
+          <w:p>
+            <w:pPr>
+              <w:cnfStyle w:val="000000000000" w:firstRow="0" w:lastRow="0" w:firstColumn="0" w:lastColumn="0" w:oddVBand="0" w:evenVBand="0" w:oddHBand="0" w:evenHBand="0" w:firstRowFirstColumn="0" w:firstRowLastColumn="0" w:lastRowFirstColumn="0" w:lastRowLastColumn="0"/>
+              <w:rPr>
+                <w:lang w:val="es-CL"/>
+              </w:rPr>
+            </w:pPr>
+          </w:p>
+        </w:tc>
+      </w:tr>
+      <w:tr>
+        <w:tc>
+          <w:tcPr>
+            <w:cnfStyle w:val="001000000000" w:firstRow="0" w:lastRow="0" w:firstColumn="1" w:lastColumn="0" w:oddVBand="0" w:evenVBand="0" w:oddHBand="0" w:evenHBand="0" w:firstRowFirstColumn="0" w:firstRowLastColumn="0" w:lastRowFirstColumn="0" w:lastRowLastColumn="0"/>
+            <w:tcW w:w="2122" w:type="dxa"/>
+          </w:tcPr>
+          <w:p>
+            <w:pPr>
+              <w:rPr>
+                <w:lang w:val="es-CL"/>
+              </w:rPr>
+            </w:pPr>
+            <w:r>
+              <w:rPr>
+                <w:lang w:val="es-CL"/>
+              </w:rPr>
+              <w:t>Pasos</w:t>
+            </w:r>
+          </w:p>
+        </w:tc>
+        <w:tc>
+          <w:tcPr>
+            <w:tcW w:w="6706" w:type="dxa"/>
+          </w:tcPr>
+          <w:p>
+            <w:pPr>
+              <w:pStyle w:val="ListParagraph"/>
+              <w:ind w:left="1080"/>
+              <w:cnfStyle w:val="000000000000" w:firstRow="0" w:lastRow="0" w:firstColumn="0" w:lastColumn="0" w:oddVBand="0" w:evenVBand="0" w:oddHBand="0" w:evenHBand="0" w:firstRowFirstColumn="0" w:firstRowLastColumn="0" w:lastRowFirstColumn="0" w:lastRowLastColumn="0"/>
+              <w:rPr>
+                <w:lang w:val="es-CL"/>
+              </w:rPr>
+            </w:pPr>
+          </w:p>
+          <w:p>
+            <w:pPr>
+              <w:pStyle w:val="ListParagraph"/>
+              <w:ind w:left="1080"/>
+              <w:cnfStyle w:val="000000000000" w:firstRow="0" w:lastRow="0" w:firstColumn="0" w:lastColumn="0" w:oddVBand="0" w:evenVBand="0" w:oddHBand="0" w:evenHBand="0" w:firstRowFirstColumn="0" w:firstRowLastColumn="0" w:lastRowFirstColumn="0" w:lastRowLastColumn="0"/>
+              <w:rPr>
+                <w:lang w:val="es-CL"/>
+              </w:rPr>
+            </w:pPr>
+          </w:p>
+        </w:tc>
+      </w:tr>
+      <w:tr>
+        <w:tc>
+          <w:tcPr>
+            <w:cnfStyle w:val="001000000000" w:firstRow="0" w:lastRow="0" w:firstColumn="1" w:lastColumn="0" w:oddVBand="0" w:evenVBand="0" w:oddHBand="0" w:evenHBand="0" w:firstRowFirstColumn="0" w:firstRowLastColumn="0" w:lastRowFirstColumn="0" w:lastRowLastColumn="0"/>
+            <w:tcW w:w="2122" w:type="dxa"/>
+          </w:tcPr>
+          <w:p>
+            <w:pPr>
+              <w:rPr>
+                <w:lang w:val="es-CL"/>
+              </w:rPr>
+            </w:pPr>
+            <w:r>
+              <w:rPr>
+                <w:lang w:val="es-CL"/>
+              </w:rPr>
+              <w:t>Resultado esperado</w:t>
+            </w:r>
+          </w:p>
+        </w:tc>
+        <w:tc>
+          <w:tcPr>
+            <w:tcW w:w="6706" w:type="dxa"/>
+          </w:tcPr>
+          <w:p>
+            <w:pPr>
+              <w:cnfStyle w:val="000000000000" w:firstRow="0" w:lastRow="0" w:firstColumn="0" w:lastColumn="0" w:oddVBand="0" w:evenVBand="0" w:oddHBand="0" w:evenHBand="0" w:firstRowFirstColumn="0" w:firstRowLastColumn="0" w:lastRowFirstColumn="0" w:lastRowLastColumn="0"/>
+              <w:rPr>
+                <w:lang w:val="es-CL"/>
+              </w:rPr>
+            </w:pPr>
+          </w:p>
+        </w:tc>
+      </w:tr>
+      <w:tr>
+        <w:tc>
+          <w:tcPr>
+            <w:cnfStyle w:val="001000000000" w:firstRow="0" w:lastRow="0" w:firstColumn="1" w:lastColumn="0" w:oddVBand="0" w:evenVBand="0" w:oddHBand="0" w:evenHBand="0" w:firstRowFirstColumn="0" w:firstRowLastColumn="0" w:lastRowFirstColumn="0" w:lastRowLastColumn="0"/>
+            <w:tcW w:w="2122" w:type="dxa"/>
+          </w:tcPr>
+          <w:p>
+            <w:pPr>
+              <w:rPr>
+                <w:lang w:val="es-CL"/>
+              </w:rPr>
+            </w:pPr>
+            <w:r>
+              <w:rPr>
+                <w:lang w:val="es-CL"/>
+              </w:rPr>
+              <w:t>Resultado obtenido</w:t>
+            </w:r>
+          </w:p>
+        </w:tc>
+        <w:tc>
+          <w:tcPr>
+            <w:tcW w:w="6706" w:type="dxa"/>
+          </w:tcPr>
+          <w:p>
+            <w:pPr>
+              <w:pStyle w:val="ListParagraph"/>
+              <w:ind w:left="1440"/>
+              <w:cnfStyle w:val="000000000000" w:firstRow="0" w:lastRow="0" w:firstColumn="0" w:lastColumn="0" w:oddVBand="0" w:evenVBand="0" w:oddHBand="0" w:evenHBand="0" w:firstRowFirstColumn="0" w:firstRowLastColumn="0" w:lastRowFirstColumn="0" w:lastRowLastColumn="0"/>
+              <w:rPr>
+                <w:lang w:val="es-CL"/>
+              </w:rPr>
+            </w:pPr>
+          </w:p>
+        </w:tc>
+      </w:tr>
+      <w:tr>
+        <w:tc>
+          <w:tcPr>
+            <w:cnfStyle w:val="001000000000" w:firstRow="0" w:lastRow="0" w:firstColumn="1" w:lastColumn="0" w:oddVBand="0" w:evenVBand="0" w:oddHBand="0" w:evenHBand="0" w:firstRowFirstColumn="0" w:firstRowLastColumn="0" w:lastRowFirstColumn="0" w:lastRowLastColumn="0"/>
+            <w:tcW w:w="2122" w:type="dxa"/>
+          </w:tcPr>
+          <w:p>
+            <w:pPr>
+              <w:rPr>
+                <w:lang w:val="es-CL"/>
+              </w:rPr>
+            </w:pPr>
+            <w:r>
+              <w:rPr>
+                <w:lang w:val="es-CL"/>
+              </w:rPr>
+              <w:t>Estado</w:t>
+            </w:r>
+          </w:p>
+        </w:tc>
+        <w:tc>
+          <w:tcPr>
+            <w:tcW w:w="6706" w:type="dxa"/>
+          </w:tcPr>
+          <w:p>
+            <w:pPr>
+              <w:cnfStyle w:val="000000000000" w:firstRow="0" w:lastRow="0" w:firstColumn="0" w:lastColumn="0" w:oddVBand="0" w:evenVBand="0" w:oddHBand="0" w:evenHBand="0" w:firstRowFirstColumn="0" w:firstRowLastColumn="0" w:lastRowFirstColumn="0" w:lastRowLastColumn="0"/>
+              <w:rPr>
+                <w:lang w:val="es-CL"/>
+              </w:rPr>
+            </w:pPr>
+            <w:r>
+              <w:rPr>
+                <w:lang w:val="es-CL"/>
+              </w:rPr>
+              <w:t>Aprobado</w:t>
+            </w:r>
+          </w:p>
+        </w:tc>
+      </w:tr>
+    </w:tbl>
+    <w:p>
+      <w:pPr>
+        <w:pStyle w:val="Heading3"/>
+        <w:rPr>
+          <w:b/>
+          <w:bCs/>
+          <w:lang w:val="es-CL"/>
+        </w:rPr>
+      </w:pPr>
+    </w:p>
+    <w:p>
+      <w:pPr>
+        <w:pStyle w:val="Heading3"/>
+        <w:rPr>
+          <w:b/>
+          <w:bCs/>
+          <w:lang w:val="es-CL"/>
+        </w:rPr>
+      </w:pPr>
+    </w:p>
+    <w:p>
+      <w:pPr>
+        <w:pStyle w:val="Heading3"/>
+        <w:rPr>
+          <w:b/>
+          <w:bCs/>
+          <w:lang w:val="es-CL"/>
+        </w:rPr>
+      </w:pPr>
+    </w:p>
+    <w:p>
+      <w:pPr>
+        <w:pStyle w:val="Heading3"/>
+        <w:rPr>
+          <w:b/>
+          <w:bCs/>
+          <w:lang w:val="es-CL"/>
+        </w:rPr>
+      </w:pPr>
+    </w:p>
+    <w:p>
+      <w:pPr>
+        <w:pStyle w:val="Heading3"/>
+        <w:rPr>
+          <w:b/>
+          <w:bCs/>
+          <w:lang w:val="es-CL"/>
+        </w:rPr>
+      </w:pPr>
+    </w:p>
+    <w:p>
+      <w:pPr>
+        <w:pStyle w:val="Heading3"/>
+        <w:rPr>
+          <w:b/>
+          <w:bCs/>
+          <w:lang w:val="es-CL"/>
+        </w:rPr>
+      </w:pPr>
+    </w:p>
+    <w:p>
+      <w:pPr>
+        <w:pStyle w:val="Heading3"/>
+        <w:rPr>
+          <w:b/>
+          <w:bCs/>
+          <w:lang w:val="es-CL"/>
+        </w:rPr>
+      </w:pPr>
+    </w:p>
+    <w:p>
+      <w:pPr>
+        <w:pStyle w:val="Heading3"/>
+        <w:rPr>
+          <w:b/>
+          <w:bCs/>
+          <w:lang w:val="es-CL"/>
+        </w:rPr>
+      </w:pPr>
+    </w:p>
+    <w:p>
+      <w:pPr>
+        <w:pStyle w:val="Heading3"/>
+        <w:rPr>
+          <w:b/>
+          <w:bCs/>
+          <w:lang w:val="es-CL"/>
+        </w:rPr>
+      </w:pPr>
+    </w:p>
+    <w:p>
+      <w:pPr>
+        <w:pStyle w:val="Heading3"/>
+        <w:rPr>
+          <w:b/>
+          <w:bCs/>
+          <w:lang w:val="es-CL"/>
+        </w:rPr>
+      </w:pPr>
+    </w:p>
+    <w:p>
+      <w:pPr>
+        <w:pStyle w:val="Heading3"/>
+        <w:rPr>
+          <w:b/>
+          <w:bCs/>
+          <w:lang w:val="es-CL"/>
+        </w:rPr>
+      </w:pPr>
+    </w:p>
+    <w:p>
+      <w:pPr>
+        <w:pStyle w:val="Heading3"/>
+        <w:rPr>
+          <w:b/>
+          <w:bCs/>
+          <w:lang w:val="es-CL"/>
+        </w:rPr>
+      </w:pPr>
+    </w:p>
+    <w:p>
+      <w:pPr>
+        <w:pStyle w:val="Heading3"/>
+        <w:rPr>
+          <w:b/>
+          <w:bCs/>
+          <w:lang w:val="es-CL"/>
+        </w:rPr>
+      </w:pPr>
+    </w:p>
+    <w:p>
+      <w:pPr>
+        <w:pStyle w:val="Heading3"/>
+        <w:rPr>
+          <w:b/>
+          <w:bCs/>
+          <w:lang w:val="es-CL"/>
+        </w:rPr>
+      </w:pPr>
+    </w:p>
+    <w:p>
+      <w:pPr>
+        <w:pStyle w:val="Heading3"/>
+        <w:rPr>
+          <w:b/>
+          <w:bCs/>
+          <w:lang w:val="es-CL"/>
+        </w:rPr>
+      </w:pPr>
+    </w:p>
+    <w:p>
+      <w:pPr>
+        <w:pStyle w:val="Heading3"/>
+        <w:rPr>
+          <w:b/>
+          <w:bCs/>
+          <w:lang w:val="es-CL"/>
+        </w:rPr>
+      </w:pPr>
+    </w:p>
+    <w:p>
+      <w:pPr>
+        <w:pStyle w:val="Heading3"/>
+        <w:rPr>
+          <w:b/>
+          <w:bCs/>
+          <w:lang w:val="es-CL"/>
+        </w:rPr>
+      </w:pPr>
+    </w:p>
+    <w:p>
+      <w:pPr>
+        <w:pStyle w:val="Heading3"/>
+        <w:rPr>
+          <w:b/>
+          <w:bCs/>
+          <w:lang w:val="es-CL"/>
+        </w:rPr>
+      </w:pPr>
+    </w:p>
+    <w:p>
+      <w:pPr>
+        <w:rPr>
+          <w:lang w:val="es-CL"/>
+        </w:rPr>
+      </w:pPr>
+    </w:p>
     <w:sectPr>
-      <w:footerReference w:type="default" r:id="rId36"/>
-      <w:headerReference w:type="first" r:id="rId37"/>
+      <w:footerReference w:type="default" r:id="rId64"/>
+      <w:headerReference w:type="first" r:id="rId65"/>
       <w:pgSz w:w="12240" w:h="15840"/>
       <w:pgMar w:top="1417" w:right="1701" w:bottom="1417" w:left="1701" w:header="708" w:footer="708" w:gutter="0"/>
       <w:pgNumType w:start="0"/>
@@ -19357,6 +24234,386 @@
     </w:lvl>
   </w:abstractNum>
   <w:abstractNum w:abstractNumId="2" w15:restartNumberingAfterBreak="0">
+    <w:nsid w:val="0B5457B3"/>
+    <w:multiLevelType w:val="hybridMultilevel"/>
+    <w:tmpl w:val="38C8BA12"/>
+    <w:lvl w:ilvl="0" w:tplc="5EE25CD2">
+      <w:start w:val="1"/>
+      <w:numFmt w:val="decimal"/>
+      <w:lvlText w:val="%1-"/>
+      <w:lvlJc w:val="left"/>
+      <w:pPr>
+        <w:ind w:left="1440" w:hanging="360"/>
+      </w:pPr>
+      <w:rPr>
+        <w:rFonts w:hint="default"/>
+      </w:rPr>
+    </w:lvl>
+    <w:lvl w:ilvl="1" w:tplc="340A0019" w:tentative="1">
+      <w:start w:val="1"/>
+      <w:numFmt w:val="lowerLetter"/>
+      <w:lvlText w:val="%2."/>
+      <w:lvlJc w:val="left"/>
+      <w:pPr>
+        <w:ind w:left="2160" w:hanging="360"/>
+      </w:pPr>
+    </w:lvl>
+    <w:lvl w:ilvl="2" w:tplc="340A001B" w:tentative="1">
+      <w:start w:val="1"/>
+      <w:numFmt w:val="lowerRoman"/>
+      <w:lvlText w:val="%3."/>
+      <w:lvlJc w:val="right"/>
+      <w:pPr>
+        <w:ind w:left="2880" w:hanging="180"/>
+      </w:pPr>
+    </w:lvl>
+    <w:lvl w:ilvl="3" w:tplc="340A000F" w:tentative="1">
+      <w:start w:val="1"/>
+      <w:numFmt w:val="decimal"/>
+      <w:lvlText w:val="%4."/>
+      <w:lvlJc w:val="left"/>
+      <w:pPr>
+        <w:ind w:left="3600" w:hanging="360"/>
+      </w:pPr>
+    </w:lvl>
+    <w:lvl w:ilvl="4" w:tplc="340A0019" w:tentative="1">
+      <w:start w:val="1"/>
+      <w:numFmt w:val="lowerLetter"/>
+      <w:lvlText w:val="%5."/>
+      <w:lvlJc w:val="left"/>
+      <w:pPr>
+        <w:ind w:left="4320" w:hanging="360"/>
+      </w:pPr>
+    </w:lvl>
+    <w:lvl w:ilvl="5" w:tplc="340A001B" w:tentative="1">
+      <w:start w:val="1"/>
+      <w:numFmt w:val="lowerRoman"/>
+      <w:lvlText w:val="%6."/>
+      <w:lvlJc w:val="right"/>
+      <w:pPr>
+        <w:ind w:left="5040" w:hanging="180"/>
+      </w:pPr>
+    </w:lvl>
+    <w:lvl w:ilvl="6" w:tplc="340A000F" w:tentative="1">
+      <w:start w:val="1"/>
+      <w:numFmt w:val="decimal"/>
+      <w:lvlText w:val="%7."/>
+      <w:lvlJc w:val="left"/>
+      <w:pPr>
+        <w:ind w:left="5760" w:hanging="360"/>
+      </w:pPr>
+    </w:lvl>
+    <w:lvl w:ilvl="7" w:tplc="340A0019" w:tentative="1">
+      <w:start w:val="1"/>
+      <w:numFmt w:val="lowerLetter"/>
+      <w:lvlText w:val="%8."/>
+      <w:lvlJc w:val="left"/>
+      <w:pPr>
+        <w:ind w:left="6480" w:hanging="360"/>
+      </w:pPr>
+    </w:lvl>
+    <w:lvl w:ilvl="8" w:tplc="340A001B" w:tentative="1">
+      <w:start w:val="1"/>
+      <w:numFmt w:val="lowerRoman"/>
+      <w:lvlText w:val="%9."/>
+      <w:lvlJc w:val="right"/>
+      <w:pPr>
+        <w:ind w:left="7200" w:hanging="180"/>
+      </w:pPr>
+    </w:lvl>
+  </w:abstractNum>
+  <w:abstractNum w:abstractNumId="3" w15:restartNumberingAfterBreak="0">
+    <w:nsid w:val="11970A66"/>
+    <w:multiLevelType w:val="hybridMultilevel"/>
+    <w:tmpl w:val="CB307176"/>
+    <w:lvl w:ilvl="0" w:tplc="46D6F496">
+      <w:start w:val="4"/>
+      <w:numFmt w:val="bullet"/>
+      <w:lvlText w:val="-"/>
+      <w:lvlJc w:val="left"/>
+      <w:pPr>
+        <w:ind w:left="720" w:hanging="360"/>
+      </w:pPr>
+      <w:rPr>
+        <w:rFonts w:ascii="Calibri" w:eastAsiaTheme="minorEastAsia" w:hAnsi="Calibri" w:cs="Calibri" w:hint="default"/>
+      </w:rPr>
+    </w:lvl>
+    <w:lvl w:ilvl="1" w:tplc="340A0003" w:tentative="1">
+      <w:start w:val="1"/>
+      <w:numFmt w:val="bullet"/>
+      <w:lvlText w:val="o"/>
+      <w:lvlJc w:val="left"/>
+      <w:pPr>
+        <w:ind w:left="1440" w:hanging="360"/>
+      </w:pPr>
+      <w:rPr>
+        <w:rFonts w:ascii="Courier New" w:hAnsi="Courier New" w:cs="Courier New" w:hint="default"/>
+      </w:rPr>
+    </w:lvl>
+    <w:lvl w:ilvl="2" w:tplc="340A0005" w:tentative="1">
+      <w:start w:val="1"/>
+      <w:numFmt w:val="bullet"/>
+      <w:lvlText w:val=""/>
+      <w:lvlJc w:val="left"/>
+      <w:pPr>
+        <w:ind w:left="2160" w:hanging="360"/>
+      </w:pPr>
+      <w:rPr>
+        <w:rFonts w:ascii="Wingdings" w:hAnsi="Wingdings" w:hint="default"/>
+      </w:rPr>
+    </w:lvl>
+    <w:lvl w:ilvl="3" w:tplc="340A0001" w:tentative="1">
+      <w:start w:val="1"/>
+      <w:numFmt w:val="bullet"/>
+      <w:lvlText w:val=""/>
+      <w:lvlJc w:val="left"/>
+      <w:pPr>
+        <w:ind w:left="2880" w:hanging="360"/>
+      </w:pPr>
+      <w:rPr>
+        <w:rFonts w:ascii="Symbol" w:hAnsi="Symbol" w:hint="default"/>
+      </w:rPr>
+    </w:lvl>
+    <w:lvl w:ilvl="4" w:tplc="340A0003" w:tentative="1">
+      <w:start w:val="1"/>
+      <w:numFmt w:val="bullet"/>
+      <w:lvlText w:val="o"/>
+      <w:lvlJc w:val="left"/>
+      <w:pPr>
+        <w:ind w:left="3600" w:hanging="360"/>
+      </w:pPr>
+      <w:rPr>
+        <w:rFonts w:ascii="Courier New" w:hAnsi="Courier New" w:cs="Courier New" w:hint="default"/>
+      </w:rPr>
+    </w:lvl>
+    <w:lvl w:ilvl="5" w:tplc="340A0005" w:tentative="1">
+      <w:start w:val="1"/>
+      <w:numFmt w:val="bullet"/>
+      <w:lvlText w:val=""/>
+      <w:lvlJc w:val="left"/>
+      <w:pPr>
+        <w:ind w:left="4320" w:hanging="360"/>
+      </w:pPr>
+      <w:rPr>
+        <w:rFonts w:ascii="Wingdings" w:hAnsi="Wingdings" w:hint="default"/>
+      </w:rPr>
+    </w:lvl>
+    <w:lvl w:ilvl="6" w:tplc="340A0001" w:tentative="1">
+      <w:start w:val="1"/>
+      <w:numFmt w:val="bullet"/>
+      <w:lvlText w:val=""/>
+      <w:lvlJc w:val="left"/>
+      <w:pPr>
+        <w:ind w:left="5040" w:hanging="360"/>
+      </w:pPr>
+      <w:rPr>
+        <w:rFonts w:ascii="Symbol" w:hAnsi="Symbol" w:hint="default"/>
+      </w:rPr>
+    </w:lvl>
+    <w:lvl w:ilvl="7" w:tplc="340A0003" w:tentative="1">
+      <w:start w:val="1"/>
+      <w:numFmt w:val="bullet"/>
+      <w:lvlText w:val="o"/>
+      <w:lvlJc w:val="left"/>
+      <w:pPr>
+        <w:ind w:left="5760" w:hanging="360"/>
+      </w:pPr>
+      <w:rPr>
+        <w:rFonts w:ascii="Courier New" w:hAnsi="Courier New" w:cs="Courier New" w:hint="default"/>
+      </w:rPr>
+    </w:lvl>
+    <w:lvl w:ilvl="8" w:tplc="340A0005" w:tentative="1">
+      <w:start w:val="1"/>
+      <w:numFmt w:val="bullet"/>
+      <w:lvlText w:val=""/>
+      <w:lvlJc w:val="left"/>
+      <w:pPr>
+        <w:ind w:left="6480" w:hanging="360"/>
+      </w:pPr>
+      <w:rPr>
+        <w:rFonts w:ascii="Wingdings" w:hAnsi="Wingdings" w:hint="default"/>
+      </w:rPr>
+    </w:lvl>
+  </w:abstractNum>
+  <w:abstractNum w:abstractNumId="4" w15:restartNumberingAfterBreak="0">
+    <w:nsid w:val="16DA5624"/>
+    <w:multiLevelType w:val="hybridMultilevel"/>
+    <w:tmpl w:val="36DCE59E"/>
+    <w:lvl w:ilvl="0" w:tplc="36F476CE">
+      <w:start w:val="1"/>
+      <w:numFmt w:val="decimal"/>
+      <w:lvlText w:val="%1-"/>
+      <w:lvlJc w:val="left"/>
+      <w:pPr>
+        <w:ind w:left="1080" w:hanging="360"/>
+      </w:pPr>
+      <w:rPr>
+        <w:rFonts w:hint="default"/>
+      </w:rPr>
+    </w:lvl>
+    <w:lvl w:ilvl="1" w:tplc="340A0019" w:tentative="1">
+      <w:start w:val="1"/>
+      <w:numFmt w:val="lowerLetter"/>
+      <w:lvlText w:val="%2."/>
+      <w:lvlJc w:val="left"/>
+      <w:pPr>
+        <w:ind w:left="1800" w:hanging="360"/>
+      </w:pPr>
+    </w:lvl>
+    <w:lvl w:ilvl="2" w:tplc="340A001B" w:tentative="1">
+      <w:start w:val="1"/>
+      <w:numFmt w:val="lowerRoman"/>
+      <w:lvlText w:val="%3."/>
+      <w:lvlJc w:val="right"/>
+      <w:pPr>
+        <w:ind w:left="2520" w:hanging="180"/>
+      </w:pPr>
+    </w:lvl>
+    <w:lvl w:ilvl="3" w:tplc="340A000F" w:tentative="1">
+      <w:start w:val="1"/>
+      <w:numFmt w:val="decimal"/>
+      <w:lvlText w:val="%4."/>
+      <w:lvlJc w:val="left"/>
+      <w:pPr>
+        <w:ind w:left="3240" w:hanging="360"/>
+      </w:pPr>
+    </w:lvl>
+    <w:lvl w:ilvl="4" w:tplc="340A0019" w:tentative="1">
+      <w:start w:val="1"/>
+      <w:numFmt w:val="lowerLetter"/>
+      <w:lvlText w:val="%5."/>
+      <w:lvlJc w:val="left"/>
+      <w:pPr>
+        <w:ind w:left="3960" w:hanging="360"/>
+      </w:pPr>
+    </w:lvl>
+    <w:lvl w:ilvl="5" w:tplc="340A001B" w:tentative="1">
+      <w:start w:val="1"/>
+      <w:numFmt w:val="lowerRoman"/>
+      <w:lvlText w:val="%6."/>
+      <w:lvlJc w:val="right"/>
+      <w:pPr>
+        <w:ind w:left="4680" w:hanging="180"/>
+      </w:pPr>
+    </w:lvl>
+    <w:lvl w:ilvl="6" w:tplc="340A000F" w:tentative="1">
+      <w:start w:val="1"/>
+      <w:numFmt w:val="decimal"/>
+      <w:lvlText w:val="%7."/>
+      <w:lvlJc w:val="left"/>
+      <w:pPr>
+        <w:ind w:left="5400" w:hanging="360"/>
+      </w:pPr>
+    </w:lvl>
+    <w:lvl w:ilvl="7" w:tplc="340A0019" w:tentative="1">
+      <w:start w:val="1"/>
+      <w:numFmt w:val="lowerLetter"/>
+      <w:lvlText w:val="%8."/>
+      <w:lvlJc w:val="left"/>
+      <w:pPr>
+        <w:ind w:left="6120" w:hanging="360"/>
+      </w:pPr>
+    </w:lvl>
+    <w:lvl w:ilvl="8" w:tplc="340A001B" w:tentative="1">
+      <w:start w:val="1"/>
+      <w:numFmt w:val="lowerRoman"/>
+      <w:lvlText w:val="%9."/>
+      <w:lvlJc w:val="right"/>
+      <w:pPr>
+        <w:ind w:left="6840" w:hanging="180"/>
+      </w:pPr>
+    </w:lvl>
+  </w:abstractNum>
+  <w:abstractNum w:abstractNumId="5" w15:restartNumberingAfterBreak="0">
+    <w:nsid w:val="180643AD"/>
+    <w:multiLevelType w:val="hybridMultilevel"/>
+    <w:tmpl w:val="F3E4349E"/>
+    <w:lvl w:ilvl="0" w:tplc="7C6225DC">
+      <w:start w:val="1"/>
+      <w:numFmt w:val="decimal"/>
+      <w:lvlText w:val="%1-"/>
+      <w:lvlJc w:val="left"/>
+      <w:pPr>
+        <w:ind w:left="1080" w:hanging="360"/>
+      </w:pPr>
+      <w:rPr>
+        <w:rFonts w:hint="default"/>
+      </w:rPr>
+    </w:lvl>
+    <w:lvl w:ilvl="1" w:tplc="340A0019" w:tentative="1">
+      <w:start w:val="1"/>
+      <w:numFmt w:val="lowerLetter"/>
+      <w:lvlText w:val="%2."/>
+      <w:lvlJc w:val="left"/>
+      <w:pPr>
+        <w:ind w:left="1800" w:hanging="360"/>
+      </w:pPr>
+    </w:lvl>
+    <w:lvl w:ilvl="2" w:tplc="340A001B" w:tentative="1">
+      <w:start w:val="1"/>
+      <w:numFmt w:val="lowerRoman"/>
+      <w:lvlText w:val="%3."/>
+      <w:lvlJc w:val="right"/>
+      <w:pPr>
+        <w:ind w:left="2520" w:hanging="180"/>
+      </w:pPr>
+    </w:lvl>
+    <w:lvl w:ilvl="3" w:tplc="340A000F" w:tentative="1">
+      <w:start w:val="1"/>
+      <w:numFmt w:val="decimal"/>
+      <w:lvlText w:val="%4."/>
+      <w:lvlJc w:val="left"/>
+      <w:pPr>
+        <w:ind w:left="3240" w:hanging="360"/>
+      </w:pPr>
+    </w:lvl>
+    <w:lvl w:ilvl="4" w:tplc="340A0019" w:tentative="1">
+      <w:start w:val="1"/>
+      <w:numFmt w:val="lowerLetter"/>
+      <w:lvlText w:val="%5."/>
+      <w:lvlJc w:val="left"/>
+      <w:pPr>
+        <w:ind w:left="3960" w:hanging="360"/>
+      </w:pPr>
+    </w:lvl>
+    <w:lvl w:ilvl="5" w:tplc="340A001B" w:tentative="1">
+      <w:start w:val="1"/>
+      <w:numFmt w:val="lowerRoman"/>
+      <w:lvlText w:val="%6."/>
+      <w:lvlJc w:val="right"/>
+      <w:pPr>
+        <w:ind w:left="4680" w:hanging="180"/>
+      </w:pPr>
+    </w:lvl>
+    <w:lvl w:ilvl="6" w:tplc="340A000F" w:tentative="1">
+      <w:start w:val="1"/>
+      <w:numFmt w:val="decimal"/>
+      <w:lvlText w:val="%7."/>
+      <w:lvlJc w:val="left"/>
+      <w:pPr>
+        <w:ind w:left="5400" w:hanging="360"/>
+      </w:pPr>
+    </w:lvl>
+    <w:lvl w:ilvl="7" w:tplc="340A0019" w:tentative="1">
+      <w:start w:val="1"/>
+      <w:numFmt w:val="lowerLetter"/>
+      <w:lvlText w:val="%8."/>
+      <w:lvlJc w:val="left"/>
+      <w:pPr>
+        <w:ind w:left="6120" w:hanging="360"/>
+      </w:pPr>
+    </w:lvl>
+    <w:lvl w:ilvl="8" w:tplc="340A001B" w:tentative="1">
+      <w:start w:val="1"/>
+      <w:numFmt w:val="lowerRoman"/>
+      <w:lvlText w:val="%9."/>
+      <w:lvlJc w:val="right"/>
+      <w:pPr>
+        <w:ind w:left="6840" w:hanging="180"/>
+      </w:pPr>
+    </w:lvl>
+  </w:abstractNum>
+  <w:abstractNum w:abstractNumId="6" w15:restartNumberingAfterBreak="0">
     <w:nsid w:val="20325D02"/>
     <w:multiLevelType w:val="hybridMultilevel"/>
     <w:tmpl w:val="C3E01016"/>
@@ -19469,7 +24726,96 @@
       </w:rPr>
     </w:lvl>
   </w:abstractNum>
-  <w:abstractNum w:abstractNumId="3" w15:restartNumberingAfterBreak="0">
+  <w:abstractNum w:abstractNumId="7" w15:restartNumberingAfterBreak="0">
+    <w:nsid w:val="2ACF0082"/>
+    <w:multiLevelType w:val="hybridMultilevel"/>
+    <w:tmpl w:val="A8C4E3BE"/>
+    <w:lvl w:ilvl="0" w:tplc="838AA74C">
+      <w:start w:val="1"/>
+      <w:numFmt w:val="decimal"/>
+      <w:lvlText w:val="%1-"/>
+      <w:lvlJc w:val="left"/>
+      <w:pPr>
+        <w:ind w:left="1440" w:hanging="360"/>
+      </w:pPr>
+      <w:rPr>
+        <w:rFonts w:hint="default"/>
+      </w:rPr>
+    </w:lvl>
+    <w:lvl w:ilvl="1" w:tplc="340A0019" w:tentative="1">
+      <w:start w:val="1"/>
+      <w:numFmt w:val="lowerLetter"/>
+      <w:lvlText w:val="%2."/>
+      <w:lvlJc w:val="left"/>
+      <w:pPr>
+        <w:ind w:left="2160" w:hanging="360"/>
+      </w:pPr>
+    </w:lvl>
+    <w:lvl w:ilvl="2" w:tplc="340A001B" w:tentative="1">
+      <w:start w:val="1"/>
+      <w:numFmt w:val="lowerRoman"/>
+      <w:lvlText w:val="%3."/>
+      <w:lvlJc w:val="right"/>
+      <w:pPr>
+        <w:ind w:left="2880" w:hanging="180"/>
+      </w:pPr>
+    </w:lvl>
+    <w:lvl w:ilvl="3" w:tplc="340A000F" w:tentative="1">
+      <w:start w:val="1"/>
+      <w:numFmt w:val="decimal"/>
+      <w:lvlText w:val="%4."/>
+      <w:lvlJc w:val="left"/>
+      <w:pPr>
+        <w:ind w:left="3600" w:hanging="360"/>
+      </w:pPr>
+    </w:lvl>
+    <w:lvl w:ilvl="4" w:tplc="340A0019" w:tentative="1">
+      <w:start w:val="1"/>
+      <w:numFmt w:val="lowerLetter"/>
+      <w:lvlText w:val="%5."/>
+      <w:lvlJc w:val="left"/>
+      <w:pPr>
+        <w:ind w:left="4320" w:hanging="360"/>
+      </w:pPr>
+    </w:lvl>
+    <w:lvl w:ilvl="5" w:tplc="340A001B" w:tentative="1">
+      <w:start w:val="1"/>
+      <w:numFmt w:val="lowerRoman"/>
+      <w:lvlText w:val="%6."/>
+      <w:lvlJc w:val="right"/>
+      <w:pPr>
+        <w:ind w:left="5040" w:hanging="180"/>
+      </w:pPr>
+    </w:lvl>
+    <w:lvl w:ilvl="6" w:tplc="340A000F" w:tentative="1">
+      <w:start w:val="1"/>
+      <w:numFmt w:val="decimal"/>
+      <w:lvlText w:val="%7."/>
+      <w:lvlJc w:val="left"/>
+      <w:pPr>
+        <w:ind w:left="5760" w:hanging="360"/>
+      </w:pPr>
+    </w:lvl>
+    <w:lvl w:ilvl="7" w:tplc="340A0019" w:tentative="1">
+      <w:start w:val="1"/>
+      <w:numFmt w:val="lowerLetter"/>
+      <w:lvlText w:val="%8."/>
+      <w:lvlJc w:val="left"/>
+      <w:pPr>
+        <w:ind w:left="6480" w:hanging="360"/>
+      </w:pPr>
+    </w:lvl>
+    <w:lvl w:ilvl="8" w:tplc="340A001B" w:tentative="1">
+      <w:start w:val="1"/>
+      <w:numFmt w:val="lowerRoman"/>
+      <w:lvlText w:val="%9."/>
+      <w:lvlJc w:val="right"/>
+      <w:pPr>
+        <w:ind w:left="7200" w:hanging="180"/>
+      </w:pPr>
+    </w:lvl>
+  </w:abstractNum>
+  <w:abstractNum w:abstractNumId="8" w15:restartNumberingAfterBreak="0">
     <w:nsid w:val="2AFB1170"/>
     <w:multiLevelType w:val="hybridMultilevel"/>
     <w:tmpl w:val="9E0A6248"/>
@@ -19558,7 +24904,96 @@
       </w:pPr>
     </w:lvl>
   </w:abstractNum>
-  <w:abstractNum w:abstractNumId="4" w15:restartNumberingAfterBreak="0">
+  <w:abstractNum w:abstractNumId="9" w15:restartNumberingAfterBreak="0">
+    <w:nsid w:val="2E3B54E2"/>
+    <w:multiLevelType w:val="hybridMultilevel"/>
+    <w:tmpl w:val="DFFA0BC6"/>
+    <w:lvl w:ilvl="0" w:tplc="7F8A4C0C">
+      <w:start w:val="1"/>
+      <w:numFmt w:val="decimal"/>
+      <w:lvlText w:val="%1-"/>
+      <w:lvlJc w:val="left"/>
+      <w:pPr>
+        <w:ind w:left="720" w:hanging="360"/>
+      </w:pPr>
+      <w:rPr>
+        <w:rFonts w:hint="default"/>
+      </w:rPr>
+    </w:lvl>
+    <w:lvl w:ilvl="1" w:tplc="340A0019" w:tentative="1">
+      <w:start w:val="1"/>
+      <w:numFmt w:val="lowerLetter"/>
+      <w:lvlText w:val="%2."/>
+      <w:lvlJc w:val="left"/>
+      <w:pPr>
+        <w:ind w:left="1440" w:hanging="360"/>
+      </w:pPr>
+    </w:lvl>
+    <w:lvl w:ilvl="2" w:tplc="340A001B" w:tentative="1">
+      <w:start w:val="1"/>
+      <w:numFmt w:val="lowerRoman"/>
+      <w:lvlText w:val="%3."/>
+      <w:lvlJc w:val="right"/>
+      <w:pPr>
+        <w:ind w:left="2160" w:hanging="180"/>
+      </w:pPr>
+    </w:lvl>
+    <w:lvl w:ilvl="3" w:tplc="340A000F" w:tentative="1">
+      <w:start w:val="1"/>
+      <w:numFmt w:val="decimal"/>
+      <w:lvlText w:val="%4."/>
+      <w:lvlJc w:val="left"/>
+      <w:pPr>
+        <w:ind w:left="2880" w:hanging="360"/>
+      </w:pPr>
+    </w:lvl>
+    <w:lvl w:ilvl="4" w:tplc="340A0019" w:tentative="1">
+      <w:start w:val="1"/>
+      <w:numFmt w:val="lowerLetter"/>
+      <w:lvlText w:val="%5."/>
+      <w:lvlJc w:val="left"/>
+      <w:pPr>
+        <w:ind w:left="3600" w:hanging="360"/>
+      </w:pPr>
+    </w:lvl>
+    <w:lvl w:ilvl="5" w:tplc="340A001B" w:tentative="1">
+      <w:start w:val="1"/>
+      <w:numFmt w:val="lowerRoman"/>
+      <w:lvlText w:val="%6."/>
+      <w:lvlJc w:val="right"/>
+      <w:pPr>
+        <w:ind w:left="4320" w:hanging="180"/>
+      </w:pPr>
+    </w:lvl>
+    <w:lvl w:ilvl="6" w:tplc="340A000F" w:tentative="1">
+      <w:start w:val="1"/>
+      <w:numFmt w:val="decimal"/>
+      <w:lvlText w:val="%7."/>
+      <w:lvlJc w:val="left"/>
+      <w:pPr>
+        <w:ind w:left="5040" w:hanging="360"/>
+      </w:pPr>
+    </w:lvl>
+    <w:lvl w:ilvl="7" w:tplc="340A0019" w:tentative="1">
+      <w:start w:val="1"/>
+      <w:numFmt w:val="lowerLetter"/>
+      <w:lvlText w:val="%8."/>
+      <w:lvlJc w:val="left"/>
+      <w:pPr>
+        <w:ind w:left="5760" w:hanging="360"/>
+      </w:pPr>
+    </w:lvl>
+    <w:lvl w:ilvl="8" w:tplc="340A001B" w:tentative="1">
+      <w:start w:val="1"/>
+      <w:numFmt w:val="lowerRoman"/>
+      <w:lvlText w:val="%9."/>
+      <w:lvlJc w:val="right"/>
+      <w:pPr>
+        <w:ind w:left="6480" w:hanging="180"/>
+      </w:pPr>
+    </w:lvl>
+  </w:abstractNum>
+  <w:abstractNum w:abstractNumId="10" w15:restartNumberingAfterBreak="0">
     <w:nsid w:val="2E786256"/>
     <w:multiLevelType w:val="hybridMultilevel"/>
     <w:tmpl w:val="A5FA1C20"/>
@@ -19671,7 +25106,7 @@
       </w:rPr>
     </w:lvl>
   </w:abstractNum>
-  <w:abstractNum w:abstractNumId="5" w15:restartNumberingAfterBreak="0">
+  <w:abstractNum w:abstractNumId="11" w15:restartNumberingAfterBreak="0">
     <w:nsid w:val="35AB0E3E"/>
     <w:multiLevelType w:val="hybridMultilevel"/>
     <w:tmpl w:val="2B6EA602"/>
@@ -19757,7 +25192,7 @@
       </w:pPr>
     </w:lvl>
   </w:abstractNum>
-  <w:abstractNum w:abstractNumId="6" w15:restartNumberingAfterBreak="0">
+  <w:abstractNum w:abstractNumId="12" w15:restartNumberingAfterBreak="0">
     <w:nsid w:val="372D67C2"/>
     <w:multiLevelType w:val="hybridMultilevel"/>
     <w:tmpl w:val="AF0A8B8C"/>
@@ -19843,7 +25278,120 @@
       </w:pPr>
     </w:lvl>
   </w:abstractNum>
-  <w:abstractNum w:abstractNumId="7" w15:restartNumberingAfterBreak="0">
+  <w:abstractNum w:abstractNumId="13" w15:restartNumberingAfterBreak="0">
+    <w:nsid w:val="384329FA"/>
+    <w:multiLevelType w:val="hybridMultilevel"/>
+    <w:tmpl w:val="47643D88"/>
+    <w:lvl w:ilvl="0" w:tplc="46D6F496">
+      <w:start w:val="4"/>
+      <w:numFmt w:val="bullet"/>
+      <w:lvlText w:val="-"/>
+      <w:lvlJc w:val="left"/>
+      <w:pPr>
+        <w:ind w:left="720" w:hanging="360"/>
+      </w:pPr>
+      <w:rPr>
+        <w:rFonts w:ascii="Calibri" w:eastAsiaTheme="minorEastAsia" w:hAnsi="Calibri" w:cs="Calibri" w:hint="default"/>
+      </w:rPr>
+    </w:lvl>
+    <w:lvl w:ilvl="1" w:tplc="340A0003" w:tentative="1">
+      <w:start w:val="1"/>
+      <w:numFmt w:val="bullet"/>
+      <w:lvlText w:val="o"/>
+      <w:lvlJc w:val="left"/>
+      <w:pPr>
+        <w:ind w:left="1440" w:hanging="360"/>
+      </w:pPr>
+      <w:rPr>
+        <w:rFonts w:ascii="Courier New" w:hAnsi="Courier New" w:cs="Courier New" w:hint="default"/>
+      </w:rPr>
+    </w:lvl>
+    <w:lvl w:ilvl="2" w:tplc="340A0005" w:tentative="1">
+      <w:start w:val="1"/>
+      <w:numFmt w:val="bullet"/>
+      <w:lvlText w:val=""/>
+      <w:lvlJc w:val="left"/>
+      <w:pPr>
+        <w:ind w:left="2160" w:hanging="360"/>
+      </w:pPr>
+      <w:rPr>
+        <w:rFonts w:ascii="Wingdings" w:hAnsi="Wingdings" w:hint="default"/>
+      </w:rPr>
+    </w:lvl>
+    <w:lvl w:ilvl="3" w:tplc="340A0001" w:tentative="1">
+      <w:start w:val="1"/>
+      <w:numFmt w:val="bullet"/>
+      <w:lvlText w:val=""/>
+      <w:lvlJc w:val="left"/>
+      <w:pPr>
+        <w:ind w:left="2880" w:hanging="360"/>
+      </w:pPr>
+      <w:rPr>
+        <w:rFonts w:ascii="Symbol" w:hAnsi="Symbol" w:hint="default"/>
+      </w:rPr>
+    </w:lvl>
+    <w:lvl w:ilvl="4" w:tplc="340A0003" w:tentative="1">
+      <w:start w:val="1"/>
+      <w:numFmt w:val="bullet"/>
+      <w:lvlText w:val="o"/>
+      <w:lvlJc w:val="left"/>
+      <w:pPr>
+        <w:ind w:left="3600" w:hanging="360"/>
+      </w:pPr>
+      <w:rPr>
+        <w:rFonts w:ascii="Courier New" w:hAnsi="Courier New" w:cs="Courier New" w:hint="default"/>
+      </w:rPr>
+    </w:lvl>
+    <w:lvl w:ilvl="5" w:tplc="340A0005" w:tentative="1">
+      <w:start w:val="1"/>
+      <w:numFmt w:val="bullet"/>
+      <w:lvlText w:val=""/>
+      <w:lvlJc w:val="left"/>
+      <w:pPr>
+        <w:ind w:left="4320" w:hanging="360"/>
+      </w:pPr>
+      <w:rPr>
+        <w:rFonts w:ascii="Wingdings" w:hAnsi="Wingdings" w:hint="default"/>
+      </w:rPr>
+    </w:lvl>
+    <w:lvl w:ilvl="6" w:tplc="340A0001" w:tentative="1">
+      <w:start w:val="1"/>
+      <w:numFmt w:val="bullet"/>
+      <w:lvlText w:val=""/>
+      <w:lvlJc w:val="left"/>
+      <w:pPr>
+        <w:ind w:left="5040" w:hanging="360"/>
+      </w:pPr>
+      <w:rPr>
+        <w:rFonts w:ascii="Symbol" w:hAnsi="Symbol" w:hint="default"/>
+      </w:rPr>
+    </w:lvl>
+    <w:lvl w:ilvl="7" w:tplc="340A0003" w:tentative="1">
+      <w:start w:val="1"/>
+      <w:numFmt w:val="bullet"/>
+      <w:lvlText w:val="o"/>
+      <w:lvlJc w:val="left"/>
+      <w:pPr>
+        <w:ind w:left="5760" w:hanging="360"/>
+      </w:pPr>
+      <w:rPr>
+        <w:rFonts w:ascii="Courier New" w:hAnsi="Courier New" w:cs="Courier New" w:hint="default"/>
+      </w:rPr>
+    </w:lvl>
+    <w:lvl w:ilvl="8" w:tplc="340A0005" w:tentative="1">
+      <w:start w:val="1"/>
+      <w:numFmt w:val="bullet"/>
+      <w:lvlText w:val=""/>
+      <w:lvlJc w:val="left"/>
+      <w:pPr>
+        <w:ind w:left="6480" w:hanging="360"/>
+      </w:pPr>
+      <w:rPr>
+        <w:rFonts w:ascii="Wingdings" w:hAnsi="Wingdings" w:hint="default"/>
+      </w:rPr>
+    </w:lvl>
+  </w:abstractNum>
+  <w:abstractNum w:abstractNumId="14" w15:restartNumberingAfterBreak="0">
     <w:nsid w:val="3BA0219A"/>
     <w:multiLevelType w:val="hybridMultilevel"/>
     <w:tmpl w:val="7CD8FBB8"/>
@@ -19932,7 +25480,7 @@
       </w:pPr>
     </w:lvl>
   </w:abstractNum>
-  <w:abstractNum w:abstractNumId="8" w15:restartNumberingAfterBreak="0">
+  <w:abstractNum w:abstractNumId="15" w15:restartNumberingAfterBreak="0">
     <w:nsid w:val="3BBB247C"/>
     <w:multiLevelType w:val="hybridMultilevel"/>
     <w:tmpl w:val="E41E04AE"/>
@@ -20045,7 +25593,96 @@
       </w:rPr>
     </w:lvl>
   </w:abstractNum>
-  <w:abstractNum w:abstractNumId="9" w15:restartNumberingAfterBreak="0">
+  <w:abstractNum w:abstractNumId="16" w15:restartNumberingAfterBreak="0">
+    <w:nsid w:val="3EF20B76"/>
+    <w:multiLevelType w:val="hybridMultilevel"/>
+    <w:tmpl w:val="DEEA6194"/>
+    <w:lvl w:ilvl="0" w:tplc="BFCA40B6">
+      <w:start w:val="1"/>
+      <w:numFmt w:val="decimal"/>
+      <w:lvlText w:val="%1-"/>
+      <w:lvlJc w:val="left"/>
+      <w:pPr>
+        <w:ind w:left="1080" w:hanging="360"/>
+      </w:pPr>
+      <w:rPr>
+        <w:rFonts w:hint="default"/>
+      </w:rPr>
+    </w:lvl>
+    <w:lvl w:ilvl="1" w:tplc="340A0019" w:tentative="1">
+      <w:start w:val="1"/>
+      <w:numFmt w:val="lowerLetter"/>
+      <w:lvlText w:val="%2."/>
+      <w:lvlJc w:val="left"/>
+      <w:pPr>
+        <w:ind w:left="1800" w:hanging="360"/>
+      </w:pPr>
+    </w:lvl>
+    <w:lvl w:ilvl="2" w:tplc="340A001B" w:tentative="1">
+      <w:start w:val="1"/>
+      <w:numFmt w:val="lowerRoman"/>
+      <w:lvlText w:val="%3."/>
+      <w:lvlJc w:val="right"/>
+      <w:pPr>
+        <w:ind w:left="2520" w:hanging="180"/>
+      </w:pPr>
+    </w:lvl>
+    <w:lvl w:ilvl="3" w:tplc="340A000F" w:tentative="1">
+      <w:start w:val="1"/>
+      <w:numFmt w:val="decimal"/>
+      <w:lvlText w:val="%4."/>
+      <w:lvlJc w:val="left"/>
+      <w:pPr>
+        <w:ind w:left="3240" w:hanging="360"/>
+      </w:pPr>
+    </w:lvl>
+    <w:lvl w:ilvl="4" w:tplc="340A0019" w:tentative="1">
+      <w:start w:val="1"/>
+      <w:numFmt w:val="lowerLetter"/>
+      <w:lvlText w:val="%5."/>
+      <w:lvlJc w:val="left"/>
+      <w:pPr>
+        <w:ind w:left="3960" w:hanging="360"/>
+      </w:pPr>
+    </w:lvl>
+    <w:lvl w:ilvl="5" w:tplc="340A001B" w:tentative="1">
+      <w:start w:val="1"/>
+      <w:numFmt w:val="lowerRoman"/>
+      <w:lvlText w:val="%6."/>
+      <w:lvlJc w:val="right"/>
+      <w:pPr>
+        <w:ind w:left="4680" w:hanging="180"/>
+      </w:pPr>
+    </w:lvl>
+    <w:lvl w:ilvl="6" w:tplc="340A000F" w:tentative="1">
+      <w:start w:val="1"/>
+      <w:numFmt w:val="decimal"/>
+      <w:lvlText w:val="%7."/>
+      <w:lvlJc w:val="left"/>
+      <w:pPr>
+        <w:ind w:left="5400" w:hanging="360"/>
+      </w:pPr>
+    </w:lvl>
+    <w:lvl w:ilvl="7" w:tplc="340A0019" w:tentative="1">
+      <w:start w:val="1"/>
+      <w:numFmt w:val="lowerLetter"/>
+      <w:lvlText w:val="%8."/>
+      <w:lvlJc w:val="left"/>
+      <w:pPr>
+        <w:ind w:left="6120" w:hanging="360"/>
+      </w:pPr>
+    </w:lvl>
+    <w:lvl w:ilvl="8" w:tplc="340A001B" w:tentative="1">
+      <w:start w:val="1"/>
+      <w:numFmt w:val="lowerRoman"/>
+      <w:lvlText w:val="%9."/>
+      <w:lvlJc w:val="right"/>
+      <w:pPr>
+        <w:ind w:left="6840" w:hanging="180"/>
+      </w:pPr>
+    </w:lvl>
+  </w:abstractNum>
+  <w:abstractNum w:abstractNumId="17" w15:restartNumberingAfterBreak="0">
     <w:nsid w:val="40B807C1"/>
     <w:multiLevelType w:val="hybridMultilevel"/>
     <w:tmpl w:val="32D6C202"/>
@@ -20158,7 +25795,7 @@
       </w:rPr>
     </w:lvl>
   </w:abstractNum>
-  <w:abstractNum w:abstractNumId="10" w15:restartNumberingAfterBreak="0">
+  <w:abstractNum w:abstractNumId="18" w15:restartNumberingAfterBreak="0">
     <w:nsid w:val="417E3E0B"/>
     <w:multiLevelType w:val="hybridMultilevel"/>
     <w:tmpl w:val="CEF2AE04"/>
@@ -20271,7 +25908,185 @@
       </w:rPr>
     </w:lvl>
   </w:abstractNum>
-  <w:abstractNum w:abstractNumId="11" w15:restartNumberingAfterBreak="0">
+  <w:abstractNum w:abstractNumId="19" w15:restartNumberingAfterBreak="0">
+    <w:nsid w:val="47EB40B4"/>
+    <w:multiLevelType w:val="hybridMultilevel"/>
+    <w:tmpl w:val="A8900B54"/>
+    <w:lvl w:ilvl="0" w:tplc="23D0584A">
+      <w:start w:val="1"/>
+      <w:numFmt w:val="decimal"/>
+      <w:lvlText w:val="%1-"/>
+      <w:lvlJc w:val="left"/>
+      <w:pPr>
+        <w:ind w:left="1440" w:hanging="360"/>
+      </w:pPr>
+      <w:rPr>
+        <w:rFonts w:hint="default"/>
+      </w:rPr>
+    </w:lvl>
+    <w:lvl w:ilvl="1" w:tplc="340A0019" w:tentative="1">
+      <w:start w:val="1"/>
+      <w:numFmt w:val="lowerLetter"/>
+      <w:lvlText w:val="%2."/>
+      <w:lvlJc w:val="left"/>
+      <w:pPr>
+        <w:ind w:left="2160" w:hanging="360"/>
+      </w:pPr>
+    </w:lvl>
+    <w:lvl w:ilvl="2" w:tplc="340A001B" w:tentative="1">
+      <w:start w:val="1"/>
+      <w:numFmt w:val="lowerRoman"/>
+      <w:lvlText w:val="%3."/>
+      <w:lvlJc w:val="right"/>
+      <w:pPr>
+        <w:ind w:left="2880" w:hanging="180"/>
+      </w:pPr>
+    </w:lvl>
+    <w:lvl w:ilvl="3" w:tplc="340A000F" w:tentative="1">
+      <w:start w:val="1"/>
+      <w:numFmt w:val="decimal"/>
+      <w:lvlText w:val="%4."/>
+      <w:lvlJc w:val="left"/>
+      <w:pPr>
+        <w:ind w:left="3600" w:hanging="360"/>
+      </w:pPr>
+    </w:lvl>
+    <w:lvl w:ilvl="4" w:tplc="340A0019" w:tentative="1">
+      <w:start w:val="1"/>
+      <w:numFmt w:val="lowerLetter"/>
+      <w:lvlText w:val="%5."/>
+      <w:lvlJc w:val="left"/>
+      <w:pPr>
+        <w:ind w:left="4320" w:hanging="360"/>
+      </w:pPr>
+    </w:lvl>
+    <w:lvl w:ilvl="5" w:tplc="340A001B" w:tentative="1">
+      <w:start w:val="1"/>
+      <w:numFmt w:val="lowerRoman"/>
+      <w:lvlText w:val="%6."/>
+      <w:lvlJc w:val="right"/>
+      <w:pPr>
+        <w:ind w:left="5040" w:hanging="180"/>
+      </w:pPr>
+    </w:lvl>
+    <w:lvl w:ilvl="6" w:tplc="340A000F" w:tentative="1">
+      <w:start w:val="1"/>
+      <w:numFmt w:val="decimal"/>
+      <w:lvlText w:val="%7."/>
+      <w:lvlJc w:val="left"/>
+      <w:pPr>
+        <w:ind w:left="5760" w:hanging="360"/>
+      </w:pPr>
+    </w:lvl>
+    <w:lvl w:ilvl="7" w:tplc="340A0019" w:tentative="1">
+      <w:start w:val="1"/>
+      <w:numFmt w:val="lowerLetter"/>
+      <w:lvlText w:val="%8."/>
+      <w:lvlJc w:val="left"/>
+      <w:pPr>
+        <w:ind w:left="6480" w:hanging="360"/>
+      </w:pPr>
+    </w:lvl>
+    <w:lvl w:ilvl="8" w:tplc="340A001B" w:tentative="1">
+      <w:start w:val="1"/>
+      <w:numFmt w:val="lowerRoman"/>
+      <w:lvlText w:val="%9."/>
+      <w:lvlJc w:val="right"/>
+      <w:pPr>
+        <w:ind w:left="7200" w:hanging="180"/>
+      </w:pPr>
+    </w:lvl>
+  </w:abstractNum>
+  <w:abstractNum w:abstractNumId="20" w15:restartNumberingAfterBreak="0">
+    <w:nsid w:val="491F005A"/>
+    <w:multiLevelType w:val="hybridMultilevel"/>
+    <w:tmpl w:val="0700E3AC"/>
+    <w:lvl w:ilvl="0" w:tplc="46AA4262">
+      <w:start w:val="1"/>
+      <w:numFmt w:val="decimal"/>
+      <w:lvlText w:val="%1-"/>
+      <w:lvlJc w:val="left"/>
+      <w:pPr>
+        <w:ind w:left="720" w:hanging="360"/>
+      </w:pPr>
+      <w:rPr>
+        <w:rFonts w:hint="default"/>
+      </w:rPr>
+    </w:lvl>
+    <w:lvl w:ilvl="1" w:tplc="340A0019" w:tentative="1">
+      <w:start w:val="1"/>
+      <w:numFmt w:val="lowerLetter"/>
+      <w:lvlText w:val="%2."/>
+      <w:lvlJc w:val="left"/>
+      <w:pPr>
+        <w:ind w:left="1440" w:hanging="360"/>
+      </w:pPr>
+    </w:lvl>
+    <w:lvl w:ilvl="2" w:tplc="340A001B" w:tentative="1">
+      <w:start w:val="1"/>
+      <w:numFmt w:val="lowerRoman"/>
+      <w:lvlText w:val="%3."/>
+      <w:lvlJc w:val="right"/>
+      <w:pPr>
+        <w:ind w:left="2160" w:hanging="180"/>
+      </w:pPr>
+    </w:lvl>
+    <w:lvl w:ilvl="3" w:tplc="340A000F" w:tentative="1">
+      <w:start w:val="1"/>
+      <w:numFmt w:val="decimal"/>
+      <w:lvlText w:val="%4."/>
+      <w:lvlJc w:val="left"/>
+      <w:pPr>
+        <w:ind w:left="2880" w:hanging="360"/>
+      </w:pPr>
+    </w:lvl>
+    <w:lvl w:ilvl="4" w:tplc="340A0019" w:tentative="1">
+      <w:start w:val="1"/>
+      <w:numFmt w:val="lowerLetter"/>
+      <w:lvlText w:val="%5."/>
+      <w:lvlJc w:val="left"/>
+      <w:pPr>
+        <w:ind w:left="3600" w:hanging="360"/>
+      </w:pPr>
+    </w:lvl>
+    <w:lvl w:ilvl="5" w:tplc="340A001B" w:tentative="1">
+      <w:start w:val="1"/>
+      <w:numFmt w:val="lowerRoman"/>
+      <w:lvlText w:val="%6."/>
+      <w:lvlJc w:val="right"/>
+      <w:pPr>
+        <w:ind w:left="4320" w:hanging="180"/>
+      </w:pPr>
+    </w:lvl>
+    <w:lvl w:ilvl="6" w:tplc="340A000F" w:tentative="1">
+      <w:start w:val="1"/>
+      <w:numFmt w:val="decimal"/>
+      <w:lvlText w:val="%7."/>
+      <w:lvlJc w:val="left"/>
+      <w:pPr>
+        <w:ind w:left="5040" w:hanging="360"/>
+      </w:pPr>
+    </w:lvl>
+    <w:lvl w:ilvl="7" w:tplc="340A0019" w:tentative="1">
+      <w:start w:val="1"/>
+      <w:numFmt w:val="lowerLetter"/>
+      <w:lvlText w:val="%8."/>
+      <w:lvlJc w:val="left"/>
+      <w:pPr>
+        <w:ind w:left="5760" w:hanging="360"/>
+      </w:pPr>
+    </w:lvl>
+    <w:lvl w:ilvl="8" w:tplc="340A001B" w:tentative="1">
+      <w:start w:val="1"/>
+      <w:numFmt w:val="lowerRoman"/>
+      <w:lvlText w:val="%9."/>
+      <w:lvlJc w:val="right"/>
+      <w:pPr>
+        <w:ind w:left="6480" w:hanging="180"/>
+      </w:pPr>
+    </w:lvl>
+  </w:abstractNum>
+  <w:abstractNum w:abstractNumId="21" w15:restartNumberingAfterBreak="0">
     <w:nsid w:val="493A69A2"/>
     <w:multiLevelType w:val="hybridMultilevel"/>
     <w:tmpl w:val="5FEAF202"/>
@@ -20384,7 +26199,7 @@
       </w:rPr>
     </w:lvl>
   </w:abstractNum>
-  <w:abstractNum w:abstractNumId="12" w15:restartNumberingAfterBreak="0">
+  <w:abstractNum w:abstractNumId="22" w15:restartNumberingAfterBreak="0">
     <w:nsid w:val="4A795850"/>
     <w:multiLevelType w:val="hybridMultilevel"/>
     <w:tmpl w:val="8E5CEE6E"/>
@@ -20497,7 +26312,7 @@
       </w:rPr>
     </w:lvl>
   </w:abstractNum>
-  <w:abstractNum w:abstractNumId="13" w15:restartNumberingAfterBreak="0">
+  <w:abstractNum w:abstractNumId="23" w15:restartNumberingAfterBreak="0">
     <w:nsid w:val="52221780"/>
     <w:multiLevelType w:val="hybridMultilevel"/>
     <w:tmpl w:val="A2169E2C"/>
@@ -20610,7 +26425,208 @@
       </w:rPr>
     </w:lvl>
   </w:abstractNum>
-  <w:abstractNum w:abstractNumId="14" w15:restartNumberingAfterBreak="0">
+  <w:abstractNum w:abstractNumId="24" w15:restartNumberingAfterBreak="0">
+    <w:nsid w:val="54882523"/>
+    <w:multiLevelType w:val="hybridMultilevel"/>
+    <w:tmpl w:val="72BC2BB2"/>
+    <w:lvl w:ilvl="0" w:tplc="46267942">
+      <w:start w:val="1"/>
+      <w:numFmt w:val="decimal"/>
+      <w:lvlText w:val="%1-"/>
+      <w:lvlJc w:val="left"/>
+      <w:pPr>
+        <w:ind w:left="720" w:hanging="360"/>
+      </w:pPr>
+      <w:rPr>
+        <w:rFonts w:hint="default"/>
+      </w:rPr>
+    </w:lvl>
+    <w:lvl w:ilvl="1" w:tplc="340A0019" w:tentative="1">
+      <w:start w:val="1"/>
+      <w:numFmt w:val="lowerLetter"/>
+      <w:lvlText w:val="%2."/>
+      <w:lvlJc w:val="left"/>
+      <w:pPr>
+        <w:ind w:left="1440" w:hanging="360"/>
+      </w:pPr>
+    </w:lvl>
+    <w:lvl w:ilvl="2" w:tplc="340A001B" w:tentative="1">
+      <w:start w:val="1"/>
+      <w:numFmt w:val="lowerRoman"/>
+      <w:lvlText w:val="%3."/>
+      <w:lvlJc w:val="right"/>
+      <w:pPr>
+        <w:ind w:left="2160" w:hanging="180"/>
+      </w:pPr>
+    </w:lvl>
+    <w:lvl w:ilvl="3" w:tplc="340A000F" w:tentative="1">
+      <w:start w:val="1"/>
+      <w:numFmt w:val="decimal"/>
+      <w:lvlText w:val="%4."/>
+      <w:lvlJc w:val="left"/>
+      <w:pPr>
+        <w:ind w:left="2880" w:hanging="360"/>
+      </w:pPr>
+    </w:lvl>
+    <w:lvl w:ilvl="4" w:tplc="340A0019" w:tentative="1">
+      <w:start w:val="1"/>
+      <w:numFmt w:val="lowerLetter"/>
+      <w:lvlText w:val="%5."/>
+      <w:lvlJc w:val="left"/>
+      <w:pPr>
+        <w:ind w:left="3600" w:hanging="360"/>
+      </w:pPr>
+    </w:lvl>
+    <w:lvl w:ilvl="5" w:tplc="340A001B" w:tentative="1">
+      <w:start w:val="1"/>
+      <w:numFmt w:val="lowerRoman"/>
+      <w:lvlText w:val="%6."/>
+      <w:lvlJc w:val="right"/>
+      <w:pPr>
+        <w:ind w:left="4320" w:hanging="180"/>
+      </w:pPr>
+    </w:lvl>
+    <w:lvl w:ilvl="6" w:tplc="340A000F" w:tentative="1">
+      <w:start w:val="1"/>
+      <w:numFmt w:val="decimal"/>
+      <w:lvlText w:val="%7."/>
+      <w:lvlJc w:val="left"/>
+      <w:pPr>
+        <w:ind w:left="5040" w:hanging="360"/>
+      </w:pPr>
+    </w:lvl>
+    <w:lvl w:ilvl="7" w:tplc="340A0019" w:tentative="1">
+      <w:start w:val="1"/>
+      <w:numFmt w:val="lowerLetter"/>
+      <w:lvlText w:val="%8."/>
+      <w:lvlJc w:val="left"/>
+      <w:pPr>
+        <w:ind w:left="5760" w:hanging="360"/>
+      </w:pPr>
+    </w:lvl>
+    <w:lvl w:ilvl="8" w:tplc="340A001B" w:tentative="1">
+      <w:start w:val="1"/>
+      <w:numFmt w:val="lowerRoman"/>
+      <w:lvlText w:val="%9."/>
+      <w:lvlJc w:val="right"/>
+      <w:pPr>
+        <w:ind w:left="6480" w:hanging="180"/>
+      </w:pPr>
+    </w:lvl>
+  </w:abstractNum>
+  <w:abstractNum w:abstractNumId="25" w15:restartNumberingAfterBreak="0">
+    <w:nsid w:val="586F676E"/>
+    <w:multiLevelType w:val="hybridMultilevel"/>
+    <w:tmpl w:val="8C46CDC0"/>
+    <w:lvl w:ilvl="0" w:tplc="46D6F496">
+      <w:numFmt w:val="bullet"/>
+      <w:lvlText w:val="-"/>
+      <w:lvlJc w:val="left"/>
+      <w:pPr>
+        <w:ind w:left="720" w:hanging="360"/>
+      </w:pPr>
+      <w:rPr>
+        <w:rFonts w:ascii="Calibri" w:eastAsiaTheme="minorEastAsia" w:hAnsi="Calibri" w:cs="Calibri" w:hint="default"/>
+      </w:rPr>
+    </w:lvl>
+    <w:lvl w:ilvl="1" w:tplc="340A0003" w:tentative="1">
+      <w:start w:val="1"/>
+      <w:numFmt w:val="bullet"/>
+      <w:lvlText w:val="o"/>
+      <w:lvlJc w:val="left"/>
+      <w:pPr>
+        <w:ind w:left="1440" w:hanging="360"/>
+      </w:pPr>
+      <w:rPr>
+        <w:rFonts w:ascii="Courier New" w:hAnsi="Courier New" w:cs="Courier New" w:hint="default"/>
+      </w:rPr>
+    </w:lvl>
+    <w:lvl w:ilvl="2" w:tplc="340A0005" w:tentative="1">
+      <w:start w:val="1"/>
+      <w:numFmt w:val="bullet"/>
+      <w:lvlText w:val=""/>
+      <w:lvlJc w:val="left"/>
+      <w:pPr>
+        <w:ind w:left="2160" w:hanging="360"/>
+      </w:pPr>
+      <w:rPr>
+        <w:rFonts w:ascii="Wingdings" w:hAnsi="Wingdings" w:hint="default"/>
+      </w:rPr>
+    </w:lvl>
+    <w:lvl w:ilvl="3" w:tplc="340A0001" w:tentative="1">
+      <w:start w:val="1"/>
+      <w:numFmt w:val="bullet"/>
+      <w:lvlText w:val=""/>
+      <w:lvlJc w:val="left"/>
+      <w:pPr>
+        <w:ind w:left="2880" w:hanging="360"/>
+      </w:pPr>
+      <w:rPr>
+        <w:rFonts w:ascii="Symbol" w:hAnsi="Symbol" w:hint="default"/>
+      </w:rPr>
+    </w:lvl>
+    <w:lvl w:ilvl="4" w:tplc="340A0003" w:tentative="1">
+      <w:start w:val="1"/>
+      <w:numFmt w:val="bullet"/>
+      <w:lvlText w:val="o"/>
+      <w:lvlJc w:val="left"/>
+      <w:pPr>
+        <w:ind w:left="3600" w:hanging="360"/>
+      </w:pPr>
+      <w:rPr>
+        <w:rFonts w:ascii="Courier New" w:hAnsi="Courier New" w:cs="Courier New" w:hint="default"/>
+      </w:rPr>
+    </w:lvl>
+    <w:lvl w:ilvl="5" w:tplc="340A0005" w:tentative="1">
+      <w:start w:val="1"/>
+      <w:numFmt w:val="bullet"/>
+      <w:lvlText w:val=""/>
+      <w:lvlJc w:val="left"/>
+      <w:pPr>
+        <w:ind w:left="4320" w:hanging="360"/>
+      </w:pPr>
+      <w:rPr>
+        <w:rFonts w:ascii="Wingdings" w:hAnsi="Wingdings" w:hint="default"/>
+      </w:rPr>
+    </w:lvl>
+    <w:lvl w:ilvl="6" w:tplc="340A0001" w:tentative="1">
+      <w:start w:val="1"/>
+      <w:numFmt w:val="bullet"/>
+      <w:lvlText w:val=""/>
+      <w:lvlJc w:val="left"/>
+      <w:pPr>
+        <w:ind w:left="5040" w:hanging="360"/>
+      </w:pPr>
+      <w:rPr>
+        <w:rFonts w:ascii="Symbol" w:hAnsi="Symbol" w:hint="default"/>
+      </w:rPr>
+    </w:lvl>
+    <w:lvl w:ilvl="7" w:tplc="340A0003" w:tentative="1">
+      <w:start w:val="1"/>
+      <w:numFmt w:val="bullet"/>
+      <w:lvlText w:val="o"/>
+      <w:lvlJc w:val="left"/>
+      <w:pPr>
+        <w:ind w:left="5760" w:hanging="360"/>
+      </w:pPr>
+      <w:rPr>
+        <w:rFonts w:ascii="Courier New" w:hAnsi="Courier New" w:cs="Courier New" w:hint="default"/>
+      </w:rPr>
+    </w:lvl>
+    <w:lvl w:ilvl="8" w:tplc="340A0005" w:tentative="1">
+      <w:start w:val="1"/>
+      <w:numFmt w:val="bullet"/>
+      <w:lvlText w:val=""/>
+      <w:lvlJc w:val="left"/>
+      <w:pPr>
+        <w:ind w:left="6480" w:hanging="360"/>
+      </w:pPr>
+      <w:rPr>
+        <w:rFonts w:ascii="Wingdings" w:hAnsi="Wingdings" w:hint="default"/>
+      </w:rPr>
+    </w:lvl>
+  </w:abstractNum>
+  <w:abstractNum w:abstractNumId="26" w15:restartNumberingAfterBreak="0">
     <w:nsid w:val="58772046"/>
     <w:multiLevelType w:val="multilevel"/>
     <w:tmpl w:val="8C062554"/>
@@ -20723,7 +26739,7 @@
       </w:rPr>
     </w:lvl>
   </w:abstractNum>
-  <w:abstractNum w:abstractNumId="15" w15:restartNumberingAfterBreak="0">
+  <w:abstractNum w:abstractNumId="27" w15:restartNumberingAfterBreak="0">
     <w:nsid w:val="5BA34825"/>
     <w:multiLevelType w:val="hybridMultilevel"/>
     <w:tmpl w:val="D8F25C3A"/>
@@ -20836,7 +26852,7 @@
       </w:rPr>
     </w:lvl>
   </w:abstractNum>
-  <w:abstractNum w:abstractNumId="16" w15:restartNumberingAfterBreak="0">
+  <w:abstractNum w:abstractNumId="28" w15:restartNumberingAfterBreak="0">
     <w:nsid w:val="5D9B4519"/>
     <w:multiLevelType w:val="hybridMultilevel"/>
     <w:tmpl w:val="04B4C9AA"/>
@@ -20949,7 +26965,7 @@
       </w:rPr>
     </w:lvl>
   </w:abstractNum>
-  <w:abstractNum w:abstractNumId="17" w15:restartNumberingAfterBreak="0">
+  <w:abstractNum w:abstractNumId="29" w15:restartNumberingAfterBreak="0">
     <w:nsid w:val="6BF86979"/>
     <w:multiLevelType w:val="hybridMultilevel"/>
     <w:tmpl w:val="4F0873F2"/>
@@ -21062,7 +27078,7 @@
       </w:rPr>
     </w:lvl>
   </w:abstractNum>
-  <w:abstractNum w:abstractNumId="18" w15:restartNumberingAfterBreak="0">
+  <w:abstractNum w:abstractNumId="30" w15:restartNumberingAfterBreak="0">
     <w:nsid w:val="6E0211DE"/>
     <w:multiLevelType w:val="hybridMultilevel"/>
     <w:tmpl w:val="38D0E0B2"/>
@@ -21175,7 +27191,7 @@
       </w:rPr>
     </w:lvl>
   </w:abstractNum>
-  <w:abstractNum w:abstractNumId="19" w15:restartNumberingAfterBreak="0">
+  <w:abstractNum w:abstractNumId="31" w15:restartNumberingAfterBreak="0">
     <w:nsid w:val="703035C6"/>
     <w:multiLevelType w:val="hybridMultilevel"/>
     <w:tmpl w:val="DF042D54"/>
@@ -21264,7 +27280,7 @@
       </w:pPr>
     </w:lvl>
   </w:abstractNum>
-  <w:abstractNum w:abstractNumId="20" w15:restartNumberingAfterBreak="0">
+  <w:abstractNum w:abstractNumId="32" w15:restartNumberingAfterBreak="0">
     <w:nsid w:val="704B48EC"/>
     <w:multiLevelType w:val="hybridMultilevel"/>
     <w:tmpl w:val="B9F2EB84"/>
@@ -21377,7 +27393,7 @@
       </w:rPr>
     </w:lvl>
   </w:abstractNum>
-  <w:abstractNum w:abstractNumId="21" w15:restartNumberingAfterBreak="0">
+  <w:abstractNum w:abstractNumId="33" w15:restartNumberingAfterBreak="0">
     <w:nsid w:val="7B9F5B14"/>
     <w:multiLevelType w:val="multilevel"/>
     <w:tmpl w:val="D0EC9E70"/>
@@ -21490,70 +27506,198 @@
       </w:rPr>
     </w:lvl>
   </w:abstractNum>
+  <w:abstractNum w:abstractNumId="34" w15:restartNumberingAfterBreak="0">
+    <w:nsid w:val="7FA003AF"/>
+    <w:multiLevelType w:val="hybridMultilevel"/>
+    <w:tmpl w:val="6C5467EA"/>
+    <w:lvl w:ilvl="0" w:tplc="D3421150">
+      <w:start w:val="1"/>
+      <w:numFmt w:val="decimal"/>
+      <w:lvlText w:val="%1-"/>
+      <w:lvlJc w:val="left"/>
+      <w:pPr>
+        <w:ind w:left="1080" w:hanging="360"/>
+      </w:pPr>
+      <w:rPr>
+        <w:rFonts w:hint="default"/>
+      </w:rPr>
+    </w:lvl>
+    <w:lvl w:ilvl="1" w:tplc="340A0019" w:tentative="1">
+      <w:start w:val="1"/>
+      <w:numFmt w:val="lowerLetter"/>
+      <w:lvlText w:val="%2."/>
+      <w:lvlJc w:val="left"/>
+      <w:pPr>
+        <w:ind w:left="1800" w:hanging="360"/>
+      </w:pPr>
+    </w:lvl>
+    <w:lvl w:ilvl="2" w:tplc="340A001B" w:tentative="1">
+      <w:start w:val="1"/>
+      <w:numFmt w:val="lowerRoman"/>
+      <w:lvlText w:val="%3."/>
+      <w:lvlJc w:val="right"/>
+      <w:pPr>
+        <w:ind w:left="2520" w:hanging="180"/>
+      </w:pPr>
+    </w:lvl>
+    <w:lvl w:ilvl="3" w:tplc="340A000F" w:tentative="1">
+      <w:start w:val="1"/>
+      <w:numFmt w:val="decimal"/>
+      <w:lvlText w:val="%4."/>
+      <w:lvlJc w:val="left"/>
+      <w:pPr>
+        <w:ind w:left="3240" w:hanging="360"/>
+      </w:pPr>
+    </w:lvl>
+    <w:lvl w:ilvl="4" w:tplc="340A0019" w:tentative="1">
+      <w:start w:val="1"/>
+      <w:numFmt w:val="lowerLetter"/>
+      <w:lvlText w:val="%5."/>
+      <w:lvlJc w:val="left"/>
+      <w:pPr>
+        <w:ind w:left="3960" w:hanging="360"/>
+      </w:pPr>
+    </w:lvl>
+    <w:lvl w:ilvl="5" w:tplc="340A001B" w:tentative="1">
+      <w:start w:val="1"/>
+      <w:numFmt w:val="lowerRoman"/>
+      <w:lvlText w:val="%6."/>
+      <w:lvlJc w:val="right"/>
+      <w:pPr>
+        <w:ind w:left="4680" w:hanging="180"/>
+      </w:pPr>
+    </w:lvl>
+    <w:lvl w:ilvl="6" w:tplc="340A000F" w:tentative="1">
+      <w:start w:val="1"/>
+      <w:numFmt w:val="decimal"/>
+      <w:lvlText w:val="%7."/>
+      <w:lvlJc w:val="left"/>
+      <w:pPr>
+        <w:ind w:left="5400" w:hanging="360"/>
+      </w:pPr>
+    </w:lvl>
+    <w:lvl w:ilvl="7" w:tplc="340A0019" w:tentative="1">
+      <w:start w:val="1"/>
+      <w:numFmt w:val="lowerLetter"/>
+      <w:lvlText w:val="%8."/>
+      <w:lvlJc w:val="left"/>
+      <w:pPr>
+        <w:ind w:left="6120" w:hanging="360"/>
+      </w:pPr>
+    </w:lvl>
+    <w:lvl w:ilvl="8" w:tplc="340A001B" w:tentative="1">
+      <w:start w:val="1"/>
+      <w:numFmt w:val="lowerRoman"/>
+      <w:lvlText w:val="%9."/>
+      <w:lvlJc w:val="right"/>
+      <w:pPr>
+        <w:ind w:left="6840" w:hanging="180"/>
+      </w:pPr>
+    </w:lvl>
+  </w:abstractNum>
   <w:num w:numId="1" w16cid:durableId="1378234594">
-    <w:abstractNumId w:val="21"/>
+    <w:abstractNumId w:val="33"/>
   </w:num>
   <w:num w:numId="2" w16cid:durableId="2141454967">
-    <w:abstractNumId w:val="7"/>
+    <w:abstractNumId w:val="14"/>
   </w:num>
   <w:num w:numId="3" w16cid:durableId="759328755">
-    <w:abstractNumId w:val="14"/>
+    <w:abstractNumId w:val="26"/>
   </w:num>
   <w:num w:numId="4" w16cid:durableId="369964460">
-    <w:abstractNumId w:val="10"/>
+    <w:abstractNumId w:val="18"/>
   </w:num>
   <w:num w:numId="5" w16cid:durableId="1032001506">
-    <w:abstractNumId w:val="15"/>
+    <w:abstractNumId w:val="27"/>
   </w:num>
   <w:num w:numId="6" w16cid:durableId="1319109741">
-    <w:abstractNumId w:val="18"/>
+    <w:abstractNumId w:val="30"/>
   </w:num>
   <w:num w:numId="7" w16cid:durableId="2114591759">
     <w:abstractNumId w:val="1"/>
   </w:num>
   <w:num w:numId="8" w16cid:durableId="804740601">
+    <w:abstractNumId w:val="29"/>
+  </w:num>
+  <w:num w:numId="9" w16cid:durableId="477501902">
     <w:abstractNumId w:val="17"/>
   </w:num>
-  <w:num w:numId="9" w16cid:durableId="477501902">
-    <w:abstractNumId w:val="9"/>
-  </w:num>
   <w:num w:numId="10" w16cid:durableId="1347750663">
-    <w:abstractNumId w:val="4"/>
+    <w:abstractNumId w:val="10"/>
   </w:num>
   <w:num w:numId="11" w16cid:durableId="909119383">
+    <w:abstractNumId w:val="22"/>
+  </w:num>
+  <w:num w:numId="12" w16cid:durableId="791168592">
+    <w:abstractNumId w:val="6"/>
+  </w:num>
+  <w:num w:numId="13" w16cid:durableId="1904944341">
     <w:abstractNumId w:val="12"/>
   </w:num>
-  <w:num w:numId="12" w16cid:durableId="791168592">
-    <w:abstractNumId w:val="2"/>
-  </w:num>
-  <w:num w:numId="13" w16cid:durableId="1904944341">
-    <w:abstractNumId w:val="6"/>
-  </w:num>
   <w:num w:numId="14" w16cid:durableId="1740784926">
-    <w:abstractNumId w:val="11"/>
+    <w:abstractNumId w:val="21"/>
   </w:num>
   <w:num w:numId="15" w16cid:durableId="601954754">
-    <w:abstractNumId w:val="20"/>
+    <w:abstractNumId w:val="32"/>
   </w:num>
   <w:num w:numId="16" w16cid:durableId="1383139643">
-    <w:abstractNumId w:val="8"/>
+    <w:abstractNumId w:val="15"/>
   </w:num>
   <w:num w:numId="17" w16cid:durableId="276522019">
-    <w:abstractNumId w:val="16"/>
+    <w:abstractNumId w:val="28"/>
   </w:num>
   <w:num w:numId="18" w16cid:durableId="1211261450">
-    <w:abstractNumId w:val="13"/>
+    <w:abstractNumId w:val="23"/>
   </w:num>
   <w:num w:numId="19" w16cid:durableId="471869258">
     <w:abstractNumId w:val="0"/>
   </w:num>
   <w:num w:numId="20" w16cid:durableId="1949776400">
+    <w:abstractNumId w:val="11"/>
+  </w:num>
+  <w:num w:numId="21" w16cid:durableId="1970625409">
+    <w:abstractNumId w:val="8"/>
+  </w:num>
+  <w:num w:numId="22" w16cid:durableId="501094096">
+    <w:abstractNumId w:val="31"/>
+  </w:num>
+  <w:num w:numId="23" w16cid:durableId="1563326712">
+    <w:abstractNumId w:val="3"/>
+  </w:num>
+  <w:num w:numId="24" w16cid:durableId="162554297">
+    <w:abstractNumId w:val="13"/>
+  </w:num>
+  <w:num w:numId="25" w16cid:durableId="214121450">
+    <w:abstractNumId w:val="25"/>
+  </w:num>
+  <w:num w:numId="26" w16cid:durableId="938028485">
+    <w:abstractNumId w:val="20"/>
+  </w:num>
+  <w:num w:numId="27" w16cid:durableId="897936918">
+    <w:abstractNumId w:val="24"/>
+  </w:num>
+  <w:num w:numId="28" w16cid:durableId="2124302392">
+    <w:abstractNumId w:val="9"/>
+  </w:num>
+  <w:num w:numId="29" w16cid:durableId="389698514">
+    <w:abstractNumId w:val="34"/>
+  </w:num>
+  <w:num w:numId="30" w16cid:durableId="1081179478">
+    <w:abstractNumId w:val="4"/>
+  </w:num>
+  <w:num w:numId="31" w16cid:durableId="116654207">
+    <w:abstractNumId w:val="7"/>
+  </w:num>
+  <w:num w:numId="32" w16cid:durableId="63064050">
+    <w:abstractNumId w:val="16"/>
+  </w:num>
+  <w:num w:numId="33" w16cid:durableId="1664503674">
+    <w:abstractNumId w:val="2"/>
+  </w:num>
+  <w:num w:numId="34" w16cid:durableId="610475177">
     <w:abstractNumId w:val="5"/>
   </w:num>
-  <w:num w:numId="21" w16cid:durableId="1970625409">
-    <w:abstractNumId w:val="3"/>
-  </w:num>
-  <w:num w:numId="22" w16cid:durableId="501094096">
+  <w:num w:numId="35" w16cid:durableId="1366708950">
     <w:abstractNumId w:val="19"/>
   </w:num>
 </w:numbering>
@@ -21957,7 +28101,7 @@
   <w:style w:type="paragraph" w:default="1" w:styleId="Normal">
     <w:name w:val="Normal"/>
     <w:qFormat/>
-    <w:rsid w:val="000F5AD1"/>
+    <w:rsid w:val="00400165"/>
   </w:style>
   <w:style w:type="paragraph" w:styleId="Heading1">
     <w:name w:val="heading 1"/>
@@ -23312,10 +29456,13 @@
     <w:rsidRoot w:val="00E42DEA"/>
     <w:rsid w:val="001D4E60"/>
     <w:rsid w:val="002F72C2"/>
+    <w:rsid w:val="009A7955"/>
+    <w:rsid w:val="00C17C26"/>
     <w:rsid w:val="00C73512"/>
     <w:rsid w:val="00DF4018"/>
     <w:rsid w:val="00E42DEA"/>
     <w:rsid w:val="00EB6D29"/>
+    <w:rsid w:val="00EE64E3"/>
   </w:rsids>
   <m:mathPr>
     <m:mathFont m:val="Cambria Math"/>
